--- a/작업일지/27주차.docx
+++ b/작업일지/27주차.docx
@@ -73,17 +73,8 @@
                 <w:rFonts w:hint="eastAsia"/>
                 <w:szCs w:val="20"/>
               </w:rPr>
-              <w:t xml:space="preserve">2021180009 </w:t>
-            </w:r>
-            <w:proofErr w:type="spellStart"/>
-            <w:r>
-              <w:rPr>
-                <w:rFonts w:hint="eastAsia"/>
-                <w:szCs w:val="20"/>
-              </w:rPr>
-              <w:t>박경준</w:t>
-            </w:r>
-            <w:proofErr w:type="spellEnd"/>
+              <w:t>2021180009 박경준</w:t>
+            </w:r>
             <w:r>
               <w:rPr>
                 <w:szCs w:val="20"/>
@@ -119,7 +110,6 @@
                 <w:sz w:val="22"/>
               </w:rPr>
             </w:pPr>
-            <w:proofErr w:type="spellStart"/>
             <w:r>
               <w:rPr>
                 <w:rFonts w:hint="eastAsia"/>
@@ -128,7 +118,6 @@
               </w:rPr>
               <w:t>팀명</w:t>
             </w:r>
-            <w:proofErr w:type="spellEnd"/>
           </w:p>
         </w:tc>
         <w:tc>
@@ -354,6 +343,58 @@
                 <w:rFonts w:ascii="맑은 고딕" w:eastAsia="맑은 고딕" w:hAnsi="맑은 고딕"/>
                 <w:b/>
                 <w:bCs/>
+                <w:color w:val="EE0000"/>
+                <w:u w:val="single"/>
+              </w:rPr>
+            </w:pPr>
+            <w:r>
+              <w:rPr>
+                <w:rFonts w:ascii="맑은 고딕" w:eastAsia="맑은 고딕" w:hAnsi="맑은 고딕"/>
+                <w:b/>
+                <w:bCs/>
+                <w:color w:val="EE0000"/>
+                <w:u w:val="single"/>
+              </w:rPr>
+              <w:t>skybox와 ui 겹칠때 ui 사라지는 현상 해결</w:t>
+            </w:r>
+          </w:p>
+          <w:p>
+            <w:pPr>
+              <w:rPr>
+                <w:rFonts w:ascii="맑은 고딕" w:eastAsia="맑은 고딕" w:hAnsi="맑은 고딕" w:hint="eastAsia"/>
+                <w:b/>
+                <w:bCs/>
+                <w:color w:val="EE0000"/>
+                <w:u w:val="single"/>
+              </w:rPr>
+            </w:pPr>
+            <w:r>
+              <w:rPr>
+                <w:rFonts w:ascii="맑은 고딕" w:eastAsia="맑은 고딕" w:hAnsi="맑은 고딕" w:hint="eastAsia"/>
+                <w:b/>
+                <w:bCs/>
+                <w:color w:val="EE0000"/>
+                <w:u w:val="single"/>
+              </w:rPr>
+              <w:t xml:space="preserve">카메라가 빛을 막는 </w:t>
+            </w:r>
+            <w:r>
+              <w:rPr>
+                <w:rFonts w:ascii="맑은 고딕" w:eastAsia="맑은 고딕" w:hAnsi="맑은 고딕" w:hint="eastAsia"/>
+                <w:b/>
+                <w:bCs/>
+                <w:color w:val="EE0000"/>
+                <w:u w:val="single"/>
+              </w:rPr>
+              <w:t>현상 해결 및 IBL 수정</w:t>
+            </w:r>
+          </w:p>
+          <w:p>
+            <w:pPr>
+              <w:rPr>
+                <w:rFonts w:ascii="맑은 고딕" w:eastAsia="맑은 고딕" w:hAnsi="맑은 고딕" w:hint="eastAsia"/>
+                <w:b/>
+                <w:bCs/>
                 <w:u w:val="single"/>
               </w:rPr>
             </w:pPr>
@@ -390,6 +431,924 @@
       <w:pPr>
         <w:jc w:val="left"/>
         <w:rPr>
+          <w:b/>
+          <w:sz w:val="22"/>
+        </w:rPr>
+      </w:pPr>
+      <w:r>
+        <w:rPr>
+          <w:b/>
+          <w:sz w:val="22"/>
+        </w:rPr>
+        <w:t>문제 상황</w:t>
+      </w:r>
+    </w:p>
+    <w:p>
+      <w:pPr>
+        <w:numPr>
+          <w:ilvl w:val="0"/>
+          <w:numId w:val="5"/>
+        </w:numPr>
+        <w:jc w:val="left"/>
+        <w:rPr>
+          <w:b/>
+          <w:sz w:val="22"/>
+        </w:rPr>
+      </w:pPr>
+      <w:r>
+        <w:rPr>
+          <w:b/>
+          <w:sz w:val="22"/>
+        </w:rPr>
+        <w:t>Skybox가 render_post_process()에서 마지막에 렌더링되어 UI를 덮어버림</w:t>
+      </w:r>
+    </w:p>
+    <w:p>
+      <w:pPr>
+        <w:numPr>
+          <w:ilvl w:val="0"/>
+          <w:numId w:val="5"/>
+        </w:numPr>
+        <w:jc w:val="left"/>
+        <w:rPr>
+          <w:b/>
+          <w:sz w:val="22"/>
+        </w:rPr>
+      </w:pPr>
+      <w:r>
+        <w:rPr>
+          <w:b/>
+          <w:sz w:val="22"/>
+        </w:rPr>
+        <w:t>Skybox를 일반 렌더링 파이프라인에 통합하려니 지형 텍스처가 깨짐</w:t>
+      </w:r>
+    </w:p>
+    <w:p>
+      <w:pPr>
+        <w:jc w:val="left"/>
+        <w:rPr>
+          <w:b/>
+          <w:sz w:val="22"/>
+        </w:rPr>
+      </w:pPr>
+      <w:r>
+        <w:rPr>
+          <w:rFonts w:hint="eastAsia"/>
+          <w:b/>
+          <w:sz w:val="22"/>
+        </w:rPr>
+        <w:t>렌더링 순서를 변경하여 문제를 해결</w:t>
+      </w:r>
+    </w:p>
+    <w:p>
+      <w:pPr>
+        <w:jc w:val="left"/>
+        <w:rPr>
+          <w:b/>
+          <w:sz w:val="22"/>
+        </w:rPr>
+      </w:pPr>
+      <w:r>
+        <w:rPr>
+          <w:b/>
+          <w:sz w:val="22"/>
+        </w:rPr>
+        <w:tab/>
+        <w:t>렌더링 순서: terrain → gltf → skinned → skybox → Monster_HP_UI → ui</w:t>
+      </w:r>
+    </w:p>
+    <w:p>
+      <w:pPr>
+        <w:jc w:val="left"/>
+        <w:rPr>
+          <w:b/>
+          <w:sz w:val="22"/>
+        </w:rPr>
+      </w:pPr>
+      <w:r>
+        <w:rPr>
+          <w:b/>
+          <w:sz w:val="22"/>
+        </w:rPr>
+        <w:tab/>
+        <w:t xml:space="preserve">플레이어 ui가 가장 마지막에 나올 수 있도록 렌더링 순서를 변경해줌 </w:t>
+      </w:r>
+    </w:p>
+    <w:p>
+      <w:pPr>
+        <w:jc w:val="left"/>
+        <w:rPr>
+          <w:b/>
+          <w:sz w:val="22"/>
+        </w:rPr>
+      </w:pPr>
+    </w:p>
+    <w:p>
+      <w:pPr>
+        <w:jc w:val="left"/>
+        <w:rPr>
+          <w:rFonts w:hint="eastAsia"/>
+          <w:b/>
+          <w:sz w:val="22"/>
+        </w:rPr>
+      </w:pPr>
+      <w:r>
+        <w:rPr>
+          <w:b/>
+          <w:sz w:val="22"/>
+        </w:rPr>
+        <w:t>카메라가 빛을 막는 즉, 객체로 인식되어 빛을 가로막는 현상 발생</w:t>
+      </w:r>
+    </w:p>
+    <w:p>
+      <w:pPr>
+        <w:jc w:val="left"/>
+        <w:rPr>
+          <w:b/>
+          <w:sz w:val="22"/>
+        </w:rPr>
+      </w:pPr>
+      <w:r>
+        <w:rPr>
+          <w:b/>
+          <w:sz w:val="22"/>
+        </w:rPr>
+        <w:drawing>
+          <wp:inline distT="0" distB="0" distL="0" distR="0" wp14:anchorId="1E0514B2" wp14:editId="1343327F">
+            <wp:extent cx="4887007" cy="2572109"/>
+            <wp:effectExtent l="0" t="0" r="8890" b="0"/>
+            <wp:docPr id="636203665" name="그림 1" descr="구름, 하늘, 스크린샷, 집이(가) 표시된 사진&#10;&#10;AI 생성 콘텐츠는 정확하지 않을 수 있습니다."/>
+            <wp:cNvGraphicFramePr>
+              <a:graphicFrameLocks xmlns:a="http://schemas.openxmlformats.org/drawingml/2006/main" noChangeAspect="1"/>
+            </wp:cNvGraphicFramePr>
+            <a:graphic xmlns:a="http://schemas.openxmlformats.org/drawingml/2006/main">
+              <a:graphicData uri="http://schemas.openxmlformats.org/drawingml/2006/picture">
+                <pic:pic xmlns:pic="http://schemas.openxmlformats.org/drawingml/2006/picture">
+                  <pic:nvPicPr>
+                    <pic:cNvPr id="636203665" name="그림 1" descr="구름, 하늘, 스크린샷, 집이(가) 표시된 사진&#10;&#10;AI 생성 콘텐츠는 정확하지 않을 수 있습니다."/>
+                    <pic:cNvPicPr/>
+                  </pic:nvPicPr>
+                  <pic:blipFill>
+                    <a:blip r:embed="rId5"/>
+                    <a:stretch>
+                      <a:fillRect/>
+                    </a:stretch>
+                  </pic:blipFill>
+                  <pic:spPr>
+                    <a:xfrm>
+                      <a:off x="0" y="0"/>
+                      <a:ext cx="4887007" cy="2572109"/>
+                    </a:xfrm>
+                    <a:prstGeom prst="rect">
+                      <a:avLst/>
+                    </a:prstGeom>
+                  </pic:spPr>
+                </pic:pic>
+              </a:graphicData>
+            </a:graphic>
+          </wp:inline>
+        </w:drawing>
+      </w:r>
+    </w:p>
+    <w:p>
+      <w:pPr>
+        <w:jc w:val="left"/>
+        <w:rPr>
+          <w:b/>
+          <w:sz w:val="22"/>
+        </w:rPr>
+      </w:pPr>
+    </w:p>
+    <w:p>
+      <w:pPr>
+        <w:jc w:val="left"/>
+        <w:rPr>
+          <w:b/>
+          <w:sz w:val="22"/>
+        </w:rPr>
+      </w:pPr>
+    </w:p>
+    <w:p>
+      <w:pPr>
+        <w:jc w:val="left"/>
+        <w:rPr>
+          <w:b/>
+          <w:sz w:val="22"/>
+        </w:rPr>
+      </w:pPr>
+    </w:p>
+    <w:p>
+      <w:pPr>
+        <w:jc w:val="left"/>
+        <w:rPr>
+          <w:b/>
+          <w:sz w:val="22"/>
+        </w:rPr>
+      </w:pPr>
+    </w:p>
+    <w:p>
+      <w:pPr>
+        <w:jc w:val="left"/>
+        <w:rPr>
+          <w:b/>
+          <w:sz w:val="22"/>
+        </w:rPr>
+      </w:pPr>
+      <w:r>
+        <w:rPr>
+          <w:b/>
+          <w:sz w:val="22"/>
+        </w:rPr>
+        <w:lastRenderedPageBreak/>
+        <w:t>IBL Specular가 문제인걸 확인 (아래는 IBL Specular만 렌더)</w:t>
+      </w:r>
+    </w:p>
+    <w:p>
+      <w:pPr>
+        <w:jc w:val="left"/>
+        <w:rPr>
+          <w:b/>
+          <w:sz w:val="22"/>
+        </w:rPr>
+      </w:pPr>
+      <w:r>
+        <w:rPr>
+          <w:b/>
+          <w:sz w:val="22"/>
+        </w:rPr>
+        <w:drawing>
+          <wp:inline distT="0" distB="0" distL="0" distR="0" wp14:anchorId="768DCAE9" wp14:editId="1017C5FB">
+            <wp:extent cx="2562583" cy="2686425"/>
+            <wp:effectExtent l="0" t="0" r="9525" b="0"/>
+            <wp:docPr id="1110852954" name="그림 1" descr="건물, 구름, 하늘, 창문이(가) 표시된 사진&#10;&#10;AI 생성 콘텐츠는 정확하지 않을 수 있습니다."/>
+            <wp:cNvGraphicFramePr>
+              <a:graphicFrameLocks xmlns:a="http://schemas.openxmlformats.org/drawingml/2006/main" noChangeAspect="1"/>
+            </wp:cNvGraphicFramePr>
+            <a:graphic xmlns:a="http://schemas.openxmlformats.org/drawingml/2006/main">
+              <a:graphicData uri="http://schemas.openxmlformats.org/drawingml/2006/picture">
+                <pic:pic xmlns:pic="http://schemas.openxmlformats.org/drawingml/2006/picture">
+                  <pic:nvPicPr>
+                    <pic:cNvPr id="1110852954" name="그림 1" descr="건물, 구름, 하늘, 창문이(가) 표시된 사진&#10;&#10;AI 생성 콘텐츠는 정확하지 않을 수 있습니다."/>
+                    <pic:cNvPicPr/>
+                  </pic:nvPicPr>
+                  <pic:blipFill>
+                    <a:blip r:embed="rId6"/>
+                    <a:stretch>
+                      <a:fillRect/>
+                    </a:stretch>
+                  </pic:blipFill>
+                  <pic:spPr>
+                    <a:xfrm>
+                      <a:off x="0" y="0"/>
+                      <a:ext cx="2562583" cy="2686425"/>
+                    </a:xfrm>
+                    <a:prstGeom prst="rect">
+                      <a:avLst/>
+                    </a:prstGeom>
+                  </pic:spPr>
+                </pic:pic>
+              </a:graphicData>
+            </a:graphic>
+          </wp:inline>
+        </w:drawing>
+      </w:r>
+    </w:p>
+    <w:p>
+      <w:pPr>
+        <w:jc w:val="left"/>
+        <w:rPr>
+          <w:b/>
+          <w:sz w:val="22"/>
+        </w:rPr>
+      </w:pPr>
+    </w:p>
+    <w:p>
+      <w:pPr>
+        <w:jc w:val="left"/>
+        <w:rPr>
+          <w:b/>
+          <w:sz w:val="22"/>
+        </w:rPr>
+      </w:pPr>
+      <w:r>
+        <w:rPr>
+          <w:b/>
+          <w:sz w:val="22"/>
+        </w:rPr>
+        <w:t>증상: 카메라 각도에 따라 metallic 재질이 검게 변함</w:t>
+      </w:r>
+    </w:p>
+    <w:p>
+      <w:pPr>
+        <w:jc w:val="left"/>
+        <w:rPr>
+          <w:b/>
+          <w:sz w:val="22"/>
+        </w:rPr>
+      </w:pPr>
+      <w:r>
+        <w:rPr>
+          <w:b/>
+          <w:sz w:val="22"/>
+        </w:rPr>
+        <w:t>원인: Environment map의 어두운 영역 샘플링 → HDR 스케일링(* 0.001) 후 거의 0에 가까워짐</w:t>
+      </w:r>
+    </w:p>
+    <w:p>
+      <w:pPr>
+        <w:jc w:val="left"/>
+        <w:rPr>
+          <w:b/>
+          <w:sz w:val="22"/>
+        </w:rPr>
+      </w:pPr>
+      <w:r>
+        <w:rPr>
+          <w:b/>
+          <w:sz w:val="22"/>
+        </w:rPr>
+        <w:t>IBL.hlsl (71번째 줄)</w:t>
+      </w:r>
+    </w:p>
+    <w:p>
+      <w:pPr>
+        <w:jc w:val="left"/>
+        <w:rPr>
+          <w:b/>
+          <w:sz w:val="22"/>
+        </w:rPr>
+      </w:pPr>
+      <w:r>
+        <w:rPr>
+          <w:b/>
+          <w:sz w:val="22"/>
+        </w:rPr>
+        <w:t xml:space="preserve">prefilteredColor = </w:t>
+      </w:r>
+      <w:proofErr w:type="gramStart"/>
+      <w:r>
+        <w:rPr>
+          <w:b/>
+          <w:sz w:val="22"/>
+        </w:rPr>
+        <w:t>max(</w:t>
+      </w:r>
+      <w:proofErr w:type="gramEnd"/>
+      <w:r>
+        <w:rPr>
+          <w:b/>
+          <w:sz w:val="22"/>
+        </w:rPr>
+        <w:t>prefilteredColor, float3(0.3, 0.3, 0.3)</w:t>
+      </w:r>
+      <w:proofErr w:type="gramStart"/>
+      <w:r>
+        <w:rPr>
+          <w:b/>
+          <w:sz w:val="22"/>
+        </w:rPr>
+        <w:t>);</w:t>
+      </w:r>
+      <w:proofErr w:type="gramEnd"/>
+    </w:p>
+    <w:p>
+      <w:pPr>
+        <w:jc w:val="left"/>
+        <w:rPr>
+          <w:rFonts w:hint="eastAsia"/>
+          <w:b/>
+          <w:sz w:val="22"/>
+        </w:rPr>
+      </w:pPr>
+      <w:r>
+        <w:rPr>
+          <w:b/>
+          <w:sz w:val="22"/>
+        </w:rPr>
+        <w:t>→ 최소 밝기 보장으로 어떤 각도에서도 최소한의 환경광 유지</w:t>
+      </w:r>
+    </w:p>
+    <w:p>
+      <w:pPr>
+        <w:jc w:val="left"/>
+        <w:rPr>
+          <w:b/>
+          <w:sz w:val="22"/>
+        </w:rPr>
+      </w:pPr>
+      <w:r>
+        <w:rPr>
+          <w:b/>
+          <w:sz w:val="22"/>
+        </w:rPr>
+        <w:tab/>
+      </w:r>
+      <w:r>
+        <w:rPr>
+          <w:b/>
+          <w:sz w:val="22"/>
+        </w:rPr>
+        <w:tab/>
+      </w:r>
+      <w:r>
+        <w:rPr>
+          <w:b/>
+          <w:sz w:val="22"/>
+        </w:rPr>
+        <w:tab/>
+      </w:r>
+    </w:p>
+    <w:p>
+      <w:pPr>
+        <w:jc w:val="left"/>
+        <w:rPr>
+          <w:b/>
+          <w:sz w:val="22"/>
+        </w:rPr>
+      </w:pPr>
+      <w:r>
+        <w:rPr>
+          <w:b/>
+          <w:sz w:val="22"/>
+        </w:rPr>
+        <w:t>증상: GLTF mesh가 Terrain보다 과하게 밝음</w:t>
+      </w:r>
+    </w:p>
+    <w:p>
+      <w:pPr>
+        <w:jc w:val="left"/>
+        <w:rPr>
+          <w:b/>
+          <w:sz w:val="22"/>
+        </w:rPr>
+      </w:pPr>
+      <w:r>
+        <w:rPr>
+          <w:b/>
+          <w:sz w:val="22"/>
+        </w:rPr>
+        <w:tab/>
+      </w:r>
+      <w:r>
+        <w:rPr>
+          <w:b/>
+          <w:sz w:val="22"/>
+        </w:rPr>
+        <w:tab/>
+      </w:r>
+    </w:p>
+    <w:p>
+      <w:pPr>
+        <w:jc w:val="left"/>
+        <w:rPr>
+          <w:b/>
+          <w:sz w:val="22"/>
+        </w:rPr>
+      </w:pPr>
+      <w:r>
+        <w:rPr>
+          <w:b/>
+          <w:sz w:val="22"/>
+        </w:rPr>
+        <w:t>원인:</w:t>
+      </w:r>
+    </w:p>
+    <w:p>
+      <w:pPr>
+        <w:numPr>
+          <w:ilvl w:val="0"/>
+          <w:numId w:val="6"/>
+        </w:numPr>
+        <w:jc w:val="left"/>
+        <w:rPr>
+          <w:b/>
+          <w:sz w:val="22"/>
+        </w:rPr>
+      </w:pPr>
+      <w:r>
+        <w:rPr>
+          <w:b/>
+          <w:sz w:val="22"/>
+        </w:rPr>
+        <w:t xml:space="preserve">Terrain: ao = </w:t>
+      </w:r>
+      <w:proofErr w:type="gramStart"/>
+      <w:r>
+        <w:rPr>
+          <w:b/>
+          <w:sz w:val="22"/>
+        </w:rPr>
+        <w:t>orm.r</w:t>
+      </w:r>
+      <w:proofErr w:type="gramEnd"/>
+      <w:r>
+        <w:rPr>
+          <w:b/>
+          <w:sz w:val="22"/>
+        </w:rPr>
+        <w:t xml:space="preserve"> (텍스처 값 직접 사용)</w:t>
+      </w:r>
+    </w:p>
+    <w:p>
+      <w:pPr>
+        <w:numPr>
+          <w:ilvl w:val="0"/>
+          <w:numId w:val="6"/>
+        </w:numPr>
+        <w:jc w:val="left"/>
+        <w:rPr>
+          <w:b/>
+          <w:sz w:val="22"/>
+        </w:rPr>
+      </w:pPr>
+      <w:r>
+        <w:rPr>
+          <w:b/>
+          <w:sz w:val="22"/>
+        </w:rPr>
+        <w:t>GLTF: 조건문으로 체크 → 실패 시 ao =</w:t>
+      </w:r>
+      <w:r>
+        <w:rPr>
+          <w:rFonts w:hint="eastAsia"/>
+          <w:b/>
+          <w:sz w:val="22"/>
+        </w:rPr>
+        <w:t xml:space="preserve"> </w:t>
+      </w:r>
+      <w:r>
+        <w:rPr>
+          <w:b/>
+          <w:sz w:val="22"/>
+        </w:rPr>
+        <w:t>1.0 (AO 없음 = 100% 밝기)</w:t>
+      </w:r>
+    </w:p>
+    <w:p>
+      <w:pPr>
+        <w:jc w:val="left"/>
+        <w:rPr>
+          <w:b/>
+          <w:sz w:val="22"/>
+        </w:rPr>
+      </w:pPr>
+      <w:r>
+        <w:rPr>
+          <w:b/>
+          <w:sz w:val="22"/>
+        </w:rPr>
+        <w:t>해결: Gltf_Shader.hlsl (111-123번째 줄)</w:t>
+      </w:r>
+    </w:p>
+    <w:p>
+      <w:pPr>
+        <w:jc w:val="left"/>
+        <w:rPr>
+          <w:b/>
+          <w:sz w:val="22"/>
+        </w:rPr>
+      </w:pPr>
+      <w:r>
+        <w:rPr>
+          <w:b/>
+          <w:sz w:val="22"/>
+        </w:rPr>
+        <w:tab/>
+      </w:r>
+      <w:proofErr w:type="gramStart"/>
+      <w:r>
+        <w:rPr>
+          <w:b/>
+          <w:sz w:val="22"/>
+        </w:rPr>
+        <w:t>// 조건문</w:t>
+      </w:r>
+      <w:proofErr w:type="gramEnd"/>
+      <w:r>
+        <w:rPr>
+          <w:b/>
+          <w:sz w:val="22"/>
+        </w:rPr>
+        <w:t xml:space="preserve"> 제거, Terrain처럼 직접 읽기</w:t>
+      </w:r>
+    </w:p>
+    <w:p>
+      <w:pPr>
+        <w:jc w:val="left"/>
+        <w:rPr>
+          <w:b/>
+          <w:sz w:val="22"/>
+        </w:rPr>
+      </w:pPr>
+      <w:r>
+        <w:rPr>
+          <w:b/>
+          <w:sz w:val="22"/>
+        </w:rPr>
+        <w:tab/>
+        <w:t>float ao = max(</w:t>
+      </w:r>
+      <w:proofErr w:type="gramStart"/>
+      <w:r>
+        <w:rPr>
+          <w:b/>
+          <w:sz w:val="22"/>
+        </w:rPr>
+        <w:t>orm.r</w:t>
+      </w:r>
+      <w:proofErr w:type="gramEnd"/>
+      <w:r>
+        <w:rPr>
+          <w:b/>
+          <w:sz w:val="22"/>
+        </w:rPr>
+        <w:t>, 0.8)</w:t>
+      </w:r>
+      <w:proofErr w:type="gramStart"/>
+      <w:r>
+        <w:rPr>
+          <w:b/>
+          <w:sz w:val="22"/>
+        </w:rPr>
+        <w:t>; /</w:t>
+      </w:r>
+      <w:proofErr w:type="gramEnd"/>
+      <w:r>
+        <w:rPr>
+          <w:b/>
+          <w:sz w:val="22"/>
+        </w:rPr>
+        <w:t>/ 최소 0.8 보장</w:t>
+      </w:r>
+    </w:p>
+    <w:p>
+      <w:pPr>
+        <w:jc w:val="left"/>
+        <w:rPr>
+          <w:b/>
+          <w:sz w:val="22"/>
+        </w:rPr>
+      </w:pPr>
+      <w:r>
+        <w:rPr>
+          <w:b/>
+          <w:sz w:val="22"/>
+        </w:rPr>
+        <w:tab/>
+        <w:t xml:space="preserve">float roughness = </w:t>
+      </w:r>
+      <w:proofErr w:type="gramStart"/>
+      <w:r>
+        <w:rPr>
+          <w:b/>
+          <w:sz w:val="22"/>
+        </w:rPr>
+        <w:t>orm.g</w:t>
+      </w:r>
+      <w:proofErr w:type="gramEnd"/>
+      <w:r>
+        <w:rPr>
+          <w:b/>
+          <w:sz w:val="22"/>
+        </w:rPr>
+        <w:t xml:space="preserve"> * </w:t>
+      </w:r>
+      <w:proofErr w:type="gramStart"/>
+      <w:r>
+        <w:rPr>
+          <w:b/>
+          <w:sz w:val="22"/>
+        </w:rPr>
+        <w:t>RoughnessFactor;</w:t>
+      </w:r>
+      <w:proofErr w:type="gramEnd"/>
+    </w:p>
+    <w:p>
+      <w:pPr>
+        <w:jc w:val="left"/>
+        <w:rPr>
+          <w:b/>
+          <w:sz w:val="22"/>
+        </w:rPr>
+      </w:pPr>
+      <w:r>
+        <w:rPr>
+          <w:b/>
+          <w:sz w:val="22"/>
+        </w:rPr>
+        <w:tab/>
+        <w:t xml:space="preserve">float metallic = </w:t>
+      </w:r>
+      <w:proofErr w:type="gramStart"/>
+      <w:r>
+        <w:rPr>
+          <w:b/>
+          <w:sz w:val="22"/>
+        </w:rPr>
+        <w:t>orm.b</w:t>
+      </w:r>
+      <w:proofErr w:type="gramEnd"/>
+      <w:r>
+        <w:rPr>
+          <w:b/>
+          <w:sz w:val="22"/>
+        </w:rPr>
+        <w:t xml:space="preserve"> * </w:t>
+      </w:r>
+      <w:proofErr w:type="gramStart"/>
+      <w:r>
+        <w:rPr>
+          <w:b/>
+          <w:sz w:val="22"/>
+        </w:rPr>
+        <w:t>MetallicFactor;</w:t>
+      </w:r>
+      <w:proofErr w:type="gramEnd"/>
+    </w:p>
+    <w:p>
+      <w:pPr>
+        <w:jc w:val="left"/>
+        <w:rPr>
+          <w:b/>
+          <w:sz w:val="22"/>
+        </w:rPr>
+      </w:pPr>
+      <w:r>
+        <w:rPr>
+          <w:b/>
+          <w:sz w:val="22"/>
+        </w:rPr>
+        <w:tab/>
+        <w:t>→ ORM 텍스처에서 직접 읽되 너무 어두워지지 않도록 최솟값 설정</w:t>
+      </w:r>
+    </w:p>
+    <w:p>
+      <w:pPr>
+        <w:jc w:val="left"/>
+        <w:rPr>
+          <w:b/>
+          <w:sz w:val="22"/>
+        </w:rPr>
+      </w:pPr>
+    </w:p>
+    <w:p>
+      <w:pPr>
+        <w:jc w:val="left"/>
+        <w:rPr>
+          <w:b/>
+          <w:sz w:val="22"/>
+        </w:rPr>
+      </w:pPr>
+      <w:r>
+        <w:rPr>
+          <w:rFonts w:hint="eastAsia"/>
+          <w:b/>
+          <w:sz w:val="22"/>
+        </w:rPr>
+        <w:t>하지만, 이 기본값 설정은 나중에 렌더링이 부자연스러워질 수 있음</w:t>
+      </w:r>
+    </w:p>
+    <w:p>
+      <w:pPr>
+        <w:jc w:val="left"/>
+        <w:rPr>
+          <w:b/>
+          <w:sz w:val="22"/>
+        </w:rPr>
+      </w:pPr>
+      <w:r>
+        <w:rPr>
+          <w:rFonts w:hint="eastAsia"/>
+          <w:b/>
+          <w:sz w:val="22"/>
+        </w:rPr>
+        <w:t>이 문제는 Single Scattering의 문제로 roughness가 증가할수록 어두워지는 현상이 발생함</w:t>
+      </w:r>
+    </w:p>
+    <w:p>
+      <w:pPr>
+        <w:jc w:val="left"/>
+        <w:rPr>
+          <w:b/>
+          <w:sz w:val="22"/>
+        </w:rPr>
+      </w:pPr>
+      <w:r>
+        <w:rPr>
+          <w:b/>
+          <w:sz w:val="22"/>
+        </w:rPr>
+        <w:t>R</w:t>
+      </w:r>
+      <w:r>
+        <w:rPr>
+          <w:rFonts w:hint="eastAsia"/>
+          <w:b/>
+          <w:sz w:val="22"/>
+        </w:rPr>
+        <w:t>oughness가 증가할수록 에너지를 잃는 현상이 발생하는 것임</w:t>
+      </w:r>
+    </w:p>
+    <w:p>
+      <w:pPr>
+        <w:jc w:val="left"/>
+        <w:rPr>
+          <w:rFonts w:hint="eastAsia"/>
+          <w:b/>
+          <w:sz w:val="22"/>
+        </w:rPr>
+      </w:pPr>
+      <w:r>
+        <w:rPr>
+          <w:b/>
+          <w:sz w:val="22"/>
+        </w:rPr>
+        <w:drawing>
+          <wp:inline distT="0" distB="0" distL="0" distR="0" wp14:anchorId="7123E74A" wp14:editId="315B4CC4">
+            <wp:extent cx="4782217" cy="676369"/>
+            <wp:effectExtent l="0" t="0" r="0" b="9525"/>
+            <wp:docPr id="1464022258" name="그림 1" descr="호박, 금, 스크린샷, 벽이(가) 표시된 사진&#10;&#10;AI 생성 콘텐츠는 정확하지 않을 수 있습니다."/>
+            <wp:cNvGraphicFramePr>
+              <a:graphicFrameLocks xmlns:a="http://schemas.openxmlformats.org/drawingml/2006/main" noChangeAspect="1"/>
+            </wp:cNvGraphicFramePr>
+            <a:graphic xmlns:a="http://schemas.openxmlformats.org/drawingml/2006/main">
+              <a:graphicData uri="http://schemas.openxmlformats.org/drawingml/2006/picture">
+                <pic:pic xmlns:pic="http://schemas.openxmlformats.org/drawingml/2006/picture">
+                  <pic:nvPicPr>
+                    <pic:cNvPr id="1464022258" name="그림 1" descr="호박, 금, 스크린샷, 벽이(가) 표시된 사진&#10;&#10;AI 생성 콘텐츠는 정확하지 않을 수 있습니다."/>
+                    <pic:cNvPicPr/>
+                  </pic:nvPicPr>
+                  <pic:blipFill>
+                    <a:blip r:embed="rId7"/>
+                    <a:stretch>
+                      <a:fillRect/>
+                    </a:stretch>
+                  </pic:blipFill>
+                  <pic:spPr>
+                    <a:xfrm>
+                      <a:off x="0" y="0"/>
+                      <a:ext cx="4782217" cy="676369"/>
+                    </a:xfrm>
+                    <a:prstGeom prst="rect">
+                      <a:avLst/>
+                    </a:prstGeom>
+                  </pic:spPr>
+                </pic:pic>
+              </a:graphicData>
+            </a:graphic>
+          </wp:inline>
+        </w:drawing>
+      </w:r>
+    </w:p>
+    <w:p>
+      <w:pPr>
+        <w:jc w:val="left"/>
+        <w:rPr>
+          <w:b/>
+          <w:sz w:val="22"/>
+        </w:rPr>
+      </w:pPr>
+    </w:p>
+    <w:p>
+      <w:pPr>
+        <w:jc w:val="left"/>
+        <w:rPr>
+          <w:rFonts w:hint="eastAsia"/>
+          <w:b/>
+          <w:sz w:val="22"/>
+        </w:rPr>
+      </w:pPr>
+      <w:r>
+        <w:rPr>
+          <w:rFonts w:hint="eastAsia"/>
+          <w:b/>
+          <w:sz w:val="22"/>
+        </w:rPr>
+        <w:t xml:space="preserve">따라서 추후, 식을 </w:t>
+      </w:r>
+      <w:r>
+        <w:rPr>
+          <w:b/>
+          <w:bCs/>
+          <w:sz w:val="22"/>
+        </w:rPr>
+        <w:t>Multiple Scattering</w:t>
+      </w:r>
+      <w:r>
+        <w:rPr>
+          <w:rFonts w:hint="eastAsia"/>
+          <w:b/>
+          <w:bCs/>
+          <w:sz w:val="22"/>
+        </w:rPr>
+        <w:t xml:space="preserve"> 방식으로 수정하여 에너지보존이 되도록 물리적으로 정확한 식이 나오도록 할 예정입니다.</w:t>
+      </w:r>
+    </w:p>
+    <w:p>
+      <w:pPr>
+        <w:jc w:val="left"/>
+        <w:rPr>
+          <w:rFonts w:hint="eastAsia"/>
           <w:b/>
           <w:sz w:val="22"/>
         </w:rPr>
@@ -1182,6 +2141,268 @@
       </w:rPr>
     </w:lvl>
   </w:abstractNum>
+  <w:abstractNum w:abstractNumId="4" w15:restartNumberingAfterBreak="0">
+    <w:nsid w:val="7D2244C9"/>
+    <w:multiLevelType w:val="multilevel"/>
+    <w:tmpl w:val="3BFCBE5E"/>
+    <w:lvl w:ilvl="0">
+      <w:start w:val="1"/>
+      <w:numFmt w:val="decimal"/>
+      <w:lvlText w:val="%1."/>
+      <w:lvlJc w:val="left"/>
+      <w:pPr>
+        <w:tabs>
+          <w:tab w:val="num" w:pos="720"/>
+        </w:tabs>
+        <w:ind w:left="720" w:hanging="360"/>
+      </w:pPr>
+    </w:lvl>
+    <w:lvl w:ilvl="1">
+      <w:start w:val="1"/>
+      <w:numFmt w:val="decimal"/>
+      <w:lvlText w:val="%2."/>
+      <w:lvlJc w:val="left"/>
+      <w:pPr>
+        <w:tabs>
+          <w:tab w:val="num" w:pos="1440"/>
+        </w:tabs>
+        <w:ind w:left="1440" w:hanging="360"/>
+      </w:pPr>
+    </w:lvl>
+    <w:lvl w:ilvl="2">
+      <w:start w:val="1"/>
+      <w:numFmt w:val="decimal"/>
+      <w:lvlText w:val="%3."/>
+      <w:lvlJc w:val="left"/>
+      <w:pPr>
+        <w:tabs>
+          <w:tab w:val="num" w:pos="2160"/>
+        </w:tabs>
+        <w:ind w:left="2160" w:hanging="360"/>
+      </w:pPr>
+    </w:lvl>
+    <w:lvl w:ilvl="3">
+      <w:start w:val="1"/>
+      <w:numFmt w:val="decimal"/>
+      <w:lvlText w:val="%4."/>
+      <w:lvlJc w:val="left"/>
+      <w:pPr>
+        <w:tabs>
+          <w:tab w:val="num" w:pos="2880"/>
+        </w:tabs>
+        <w:ind w:left="2880" w:hanging="360"/>
+      </w:pPr>
+    </w:lvl>
+    <w:lvl w:ilvl="4" w:tentative="1">
+      <w:start w:val="1"/>
+      <w:numFmt w:val="decimal"/>
+      <w:lvlText w:val="%5."/>
+      <w:lvlJc w:val="left"/>
+      <w:pPr>
+        <w:tabs>
+          <w:tab w:val="num" w:pos="3600"/>
+        </w:tabs>
+        <w:ind w:left="3600" w:hanging="360"/>
+      </w:pPr>
+    </w:lvl>
+    <w:lvl w:ilvl="5" w:tentative="1">
+      <w:start w:val="1"/>
+      <w:numFmt w:val="decimal"/>
+      <w:lvlText w:val="%6."/>
+      <w:lvlJc w:val="left"/>
+      <w:pPr>
+        <w:tabs>
+          <w:tab w:val="num" w:pos="4320"/>
+        </w:tabs>
+        <w:ind w:left="4320" w:hanging="360"/>
+      </w:pPr>
+    </w:lvl>
+    <w:lvl w:ilvl="6" w:tentative="1">
+      <w:start w:val="1"/>
+      <w:numFmt w:val="decimal"/>
+      <w:lvlText w:val="%7."/>
+      <w:lvlJc w:val="left"/>
+      <w:pPr>
+        <w:tabs>
+          <w:tab w:val="num" w:pos="5040"/>
+        </w:tabs>
+        <w:ind w:left="5040" w:hanging="360"/>
+      </w:pPr>
+    </w:lvl>
+    <w:lvl w:ilvl="7" w:tentative="1">
+      <w:start w:val="1"/>
+      <w:numFmt w:val="decimal"/>
+      <w:lvlText w:val="%8."/>
+      <w:lvlJc w:val="left"/>
+      <w:pPr>
+        <w:tabs>
+          <w:tab w:val="num" w:pos="5760"/>
+        </w:tabs>
+        <w:ind w:left="5760" w:hanging="360"/>
+      </w:pPr>
+    </w:lvl>
+    <w:lvl w:ilvl="8" w:tentative="1">
+      <w:start w:val="1"/>
+      <w:numFmt w:val="decimal"/>
+      <w:lvlText w:val="%9."/>
+      <w:lvlJc w:val="left"/>
+      <w:pPr>
+        <w:tabs>
+          <w:tab w:val="num" w:pos="6480"/>
+        </w:tabs>
+        <w:ind w:left="6480" w:hanging="360"/>
+      </w:pPr>
+    </w:lvl>
+  </w:abstractNum>
+  <w:abstractNum w:abstractNumId="5" w15:restartNumberingAfterBreak="0">
+    <w:nsid w:val="7E7A5A20"/>
+    <w:multiLevelType w:val="multilevel"/>
+    <w:tmpl w:val="7C7AEC46"/>
+    <w:lvl w:ilvl="0">
+      <w:start w:val="1"/>
+      <w:numFmt w:val="bullet"/>
+      <w:lvlText w:val=""/>
+      <w:lvlJc w:val="left"/>
+      <w:pPr>
+        <w:tabs>
+          <w:tab w:val="num" w:pos="720"/>
+        </w:tabs>
+        <w:ind w:left="720" w:hanging="360"/>
+      </w:pPr>
+      <w:rPr>
+        <w:rFonts w:ascii="Symbol" w:hAnsi="Symbol" w:hint="default"/>
+        <w:sz w:val="20"/>
+      </w:rPr>
+    </w:lvl>
+    <w:lvl w:ilvl="1">
+      <w:start w:val="1"/>
+      <w:numFmt w:val="bullet"/>
+      <w:lvlText w:val="o"/>
+      <w:lvlJc w:val="left"/>
+      <w:pPr>
+        <w:tabs>
+          <w:tab w:val="num" w:pos="1440"/>
+        </w:tabs>
+        <w:ind w:left="1440" w:hanging="360"/>
+      </w:pPr>
+      <w:rPr>
+        <w:rFonts w:ascii="Courier New" w:hAnsi="Courier New" w:hint="default"/>
+        <w:sz w:val="20"/>
+      </w:rPr>
+    </w:lvl>
+    <w:lvl w:ilvl="2">
+      <w:start w:val="1"/>
+      <w:numFmt w:val="bullet"/>
+      <w:lvlText w:val=""/>
+      <w:lvlJc w:val="left"/>
+      <w:pPr>
+        <w:tabs>
+          <w:tab w:val="num" w:pos="2160"/>
+        </w:tabs>
+        <w:ind w:left="2160" w:hanging="360"/>
+      </w:pPr>
+      <w:rPr>
+        <w:rFonts w:ascii="Wingdings" w:hAnsi="Wingdings" w:hint="default"/>
+        <w:sz w:val="20"/>
+      </w:rPr>
+    </w:lvl>
+    <w:lvl w:ilvl="3">
+      <w:start w:val="1"/>
+      <w:numFmt w:val="bullet"/>
+      <w:lvlText w:val=""/>
+      <w:lvlJc w:val="left"/>
+      <w:pPr>
+        <w:tabs>
+          <w:tab w:val="num" w:pos="2880"/>
+        </w:tabs>
+        <w:ind w:left="2880" w:hanging="360"/>
+      </w:pPr>
+      <w:rPr>
+        <w:rFonts w:ascii="Wingdings" w:hAnsi="Wingdings" w:hint="default"/>
+        <w:sz w:val="20"/>
+      </w:rPr>
+    </w:lvl>
+    <w:lvl w:ilvl="4" w:tentative="1">
+      <w:start w:val="1"/>
+      <w:numFmt w:val="bullet"/>
+      <w:lvlText w:val=""/>
+      <w:lvlJc w:val="left"/>
+      <w:pPr>
+        <w:tabs>
+          <w:tab w:val="num" w:pos="3600"/>
+        </w:tabs>
+        <w:ind w:left="3600" w:hanging="360"/>
+      </w:pPr>
+      <w:rPr>
+        <w:rFonts w:ascii="Wingdings" w:hAnsi="Wingdings" w:hint="default"/>
+        <w:sz w:val="20"/>
+      </w:rPr>
+    </w:lvl>
+    <w:lvl w:ilvl="5" w:tentative="1">
+      <w:start w:val="1"/>
+      <w:numFmt w:val="bullet"/>
+      <w:lvlText w:val=""/>
+      <w:lvlJc w:val="left"/>
+      <w:pPr>
+        <w:tabs>
+          <w:tab w:val="num" w:pos="4320"/>
+        </w:tabs>
+        <w:ind w:left="4320" w:hanging="360"/>
+      </w:pPr>
+      <w:rPr>
+        <w:rFonts w:ascii="Wingdings" w:hAnsi="Wingdings" w:hint="default"/>
+        <w:sz w:val="20"/>
+      </w:rPr>
+    </w:lvl>
+    <w:lvl w:ilvl="6" w:tentative="1">
+      <w:start w:val="1"/>
+      <w:numFmt w:val="bullet"/>
+      <w:lvlText w:val=""/>
+      <w:lvlJc w:val="left"/>
+      <w:pPr>
+        <w:tabs>
+          <w:tab w:val="num" w:pos="5040"/>
+        </w:tabs>
+        <w:ind w:left="5040" w:hanging="360"/>
+      </w:pPr>
+      <w:rPr>
+        <w:rFonts w:ascii="Wingdings" w:hAnsi="Wingdings" w:hint="default"/>
+        <w:sz w:val="20"/>
+      </w:rPr>
+    </w:lvl>
+    <w:lvl w:ilvl="7" w:tentative="1">
+      <w:start w:val="1"/>
+      <w:numFmt w:val="bullet"/>
+      <w:lvlText w:val=""/>
+      <w:lvlJc w:val="left"/>
+      <w:pPr>
+        <w:tabs>
+          <w:tab w:val="num" w:pos="5760"/>
+        </w:tabs>
+        <w:ind w:left="5760" w:hanging="360"/>
+      </w:pPr>
+      <w:rPr>
+        <w:rFonts w:ascii="Wingdings" w:hAnsi="Wingdings" w:hint="default"/>
+        <w:sz w:val="20"/>
+      </w:rPr>
+    </w:lvl>
+    <w:lvl w:ilvl="8" w:tentative="1">
+      <w:start w:val="1"/>
+      <w:numFmt w:val="bullet"/>
+      <w:lvlText w:val=""/>
+      <w:lvlJc w:val="left"/>
+      <w:pPr>
+        <w:tabs>
+          <w:tab w:val="num" w:pos="6480"/>
+        </w:tabs>
+        <w:ind w:left="6480" w:hanging="360"/>
+      </w:pPr>
+      <w:rPr>
+        <w:rFonts w:ascii="Wingdings" w:hAnsi="Wingdings" w:hint="default"/>
+        <w:sz w:val="20"/>
+      </w:rPr>
+    </w:lvl>
+  </w:abstractNum>
   <w:num w:numId="1" w16cid:durableId="34624845">
     <w:abstractNumId w:val="0"/>
   </w:num>
@@ -1193,6 +2414,12 @@
   </w:num>
   <w:num w:numId="4" w16cid:durableId="867182880">
     <w:abstractNumId w:val="1"/>
+  </w:num>
+  <w:num w:numId="5" w16cid:durableId="1767189517">
+    <w:abstractNumId w:val="4"/>
+  </w:num>
+  <w:num w:numId="6" w16cid:durableId="1733962065">
+    <w:abstractNumId w:val="5"/>
   </w:num>
 </w:numbering>
 </file>
@@ -1501,7 +2728,6 @@
   <w:style w:type="character" w:default="1" w:styleId="a0">
     <w:name w:val="Default Paragraph Font"/>
     <w:uiPriority w:val="1"/>
-    <w:semiHidden/>
     <w:unhideWhenUsed/>
   </w:style>
   <w:style w:type="table" w:default="1" w:styleId="a1">

--- a/작업일지/27주차.docx
+++ b/작업일지/27주차.docx
@@ -110,6 +110,7 @@
                 <w:sz w:val="22"/>
               </w:rPr>
             </w:pPr>
+            <w:proofErr w:type="spellStart"/>
             <w:r>
               <w:rPr>
                 <w:rFonts w:hint="eastAsia"/>
@@ -118,6 +119,7 @@
               </w:rPr>
               <w:t>팀명</w:t>
             </w:r>
+            <w:proofErr w:type="spellEnd"/>
           </w:p>
         </w:tc>
         <w:tc>
@@ -355,13 +357,79 @@
                 <w:color w:val="EE0000"/>
                 <w:u w:val="single"/>
               </w:rPr>
-              <w:t>skybox와 ui 겹칠때 ui 사라지는 현상 해결</w:t>
+              <w:t xml:space="preserve">skybox와 </w:t>
+            </w:r>
+            <w:proofErr w:type="spellStart"/>
+            <w:r>
+              <w:rPr>
+                <w:rFonts w:ascii="맑은 고딕" w:eastAsia="맑은 고딕" w:hAnsi="맑은 고딕"/>
+                <w:b/>
+                <w:bCs/>
+                <w:color w:val="EE0000"/>
+                <w:u w:val="single"/>
+              </w:rPr>
+              <w:t>ui</w:t>
+            </w:r>
+            <w:proofErr w:type="spellEnd"/>
+            <w:r>
+              <w:rPr>
+                <w:rFonts w:ascii="맑은 고딕" w:eastAsia="맑은 고딕" w:hAnsi="맑은 고딕"/>
+                <w:b/>
+                <w:bCs/>
+                <w:color w:val="EE0000"/>
+                <w:u w:val="single"/>
+              </w:rPr>
+              <w:t xml:space="preserve"> </w:t>
+            </w:r>
+            <w:proofErr w:type="spellStart"/>
+            <w:r>
+              <w:rPr>
+                <w:rFonts w:ascii="맑은 고딕" w:eastAsia="맑은 고딕" w:hAnsi="맑은 고딕"/>
+                <w:b/>
+                <w:bCs/>
+                <w:color w:val="EE0000"/>
+                <w:u w:val="single"/>
+              </w:rPr>
+              <w:t>겹칠때</w:t>
+            </w:r>
+            <w:proofErr w:type="spellEnd"/>
+            <w:r>
+              <w:rPr>
+                <w:rFonts w:ascii="맑은 고딕" w:eastAsia="맑은 고딕" w:hAnsi="맑은 고딕"/>
+                <w:b/>
+                <w:bCs/>
+                <w:color w:val="EE0000"/>
+                <w:u w:val="single"/>
+              </w:rPr>
+              <w:t xml:space="preserve"> </w:t>
+            </w:r>
+            <w:proofErr w:type="spellStart"/>
+            <w:r>
+              <w:rPr>
+                <w:rFonts w:ascii="맑은 고딕" w:eastAsia="맑은 고딕" w:hAnsi="맑은 고딕"/>
+                <w:b/>
+                <w:bCs/>
+                <w:color w:val="EE0000"/>
+                <w:u w:val="single"/>
+              </w:rPr>
+              <w:t>ui</w:t>
+            </w:r>
+            <w:proofErr w:type="spellEnd"/>
+            <w:r>
+              <w:rPr>
+                <w:rFonts w:ascii="맑은 고딕" w:eastAsia="맑은 고딕" w:hAnsi="맑은 고딕"/>
+                <w:b/>
+                <w:bCs/>
+                <w:color w:val="EE0000"/>
+                <w:u w:val="single"/>
+              </w:rPr>
+              <w:t xml:space="preserve"> 사라지는 현상 해결</w:t>
             </w:r>
           </w:p>
           <w:p>
             <w:pPr>
               <w:rPr>
-                <w:rFonts w:ascii="맑은 고딕" w:eastAsia="맑은 고딕" w:hAnsi="맑은 고딕" w:hint="eastAsia"/>
+                <w:rFonts w:ascii="맑은 고딕" w:eastAsia="맑은 고딕" w:hAnsi="맑은 고딕"/>
                 <w:b/>
                 <w:bCs/>
                 <w:color w:val="EE0000"/>
@@ -392,12 +460,332 @@
           <w:p>
             <w:pPr>
               <w:rPr>
-                <w:rFonts w:ascii="맑은 고딕" w:eastAsia="맑은 고딕" w:hAnsi="맑은 고딕" w:hint="eastAsia"/>
+                <w:rFonts w:ascii="맑은 고딕" w:eastAsia="맑은 고딕" w:hAnsi="맑은 고딕"/>
                 <w:b/>
                 <w:bCs/>
                 <w:u w:val="single"/>
               </w:rPr>
             </w:pPr>
+            <w:hyperlink r:id="rId5" w:history="1">
+              <w:r>
+                <w:rPr>
+                  <w:rStyle w:val="a6"/>
+                  <w:rFonts w:ascii="맑은 고딕" w:eastAsia="맑은 고딕" w:hAnsi="맑은 고딕" w:hint="eastAsia"/>
+                  <w:b/>
+                  <w:bCs/>
+                </w:rPr>
+                <w:t>RTTI 문제 해결</w:t>
+              </w:r>
+            </w:hyperlink>
+          </w:p>
+          <w:p>
+            <w:pPr>
+              <w:rPr>
+                <w:rFonts w:ascii="맑은 고딕" w:eastAsia="맑은 고딕" w:hAnsi="맑은 고딕"/>
+                <w:b/>
+                <w:bCs/>
+                <w:u w:val="single"/>
+              </w:rPr>
+            </w:pPr>
+            <w:hyperlink r:id="rId6" w:history="1">
+              <w:r>
+                <w:rPr>
+                  <w:rStyle w:val="a6"/>
+                  <w:rFonts w:ascii="맑은 고딕" w:eastAsia="맑은 고딕" w:hAnsi="맑은 고딕" w:hint="eastAsia"/>
+                  <w:b/>
+                  <w:bCs/>
+                </w:rPr>
+                <w:t xml:space="preserve">NPC </w:t>
+              </w:r>
+              <w:r>
+                <w:rPr>
+                  <w:rStyle w:val="a6"/>
+                  <w:rFonts w:ascii="맑은 고딕" w:eastAsia="맑은 고딕" w:hAnsi="맑은 고딕"/>
+                  <w:b/>
+                  <w:bCs/>
+                </w:rPr>
+                <w:t>전투</w:t>
+              </w:r>
+              <w:r>
+                <w:rPr>
+                  <w:rStyle w:val="a6"/>
+                  <w:rFonts w:ascii="맑은 고딕" w:eastAsia="맑은 고딕" w:hAnsi="맑은 고딕" w:hint="eastAsia"/>
+                  <w:b/>
+                  <w:bCs/>
+                </w:rPr>
+                <w:t xml:space="preserve"> </w:t>
+              </w:r>
+              <w:r>
+                <w:rPr>
+                  <w:rStyle w:val="a6"/>
+                  <w:rFonts w:ascii="맑은 고딕" w:eastAsia="맑은 고딕" w:hAnsi="맑은 고딕"/>
+                  <w:b/>
+                  <w:bCs/>
+                </w:rPr>
+                <w:t>및</w:t>
+              </w:r>
+              <w:r>
+                <w:rPr>
+                  <w:rStyle w:val="a6"/>
+                  <w:rFonts w:ascii="맑은 고딕" w:eastAsia="맑은 고딕" w:hAnsi="맑은 고딕" w:hint="eastAsia"/>
+                  <w:b/>
+                  <w:bCs/>
+                </w:rPr>
+                <w:t xml:space="preserve"> </w:t>
+              </w:r>
+              <w:r>
+                <w:rPr>
+                  <w:rStyle w:val="a6"/>
+                  <w:rFonts w:ascii="맑은 고딕" w:eastAsia="맑은 고딕" w:hAnsi="맑은 고딕"/>
+                  <w:b/>
+                  <w:bCs/>
+                </w:rPr>
+                <w:t>추적</w:t>
+              </w:r>
+              <w:r>
+                <w:rPr>
+                  <w:rStyle w:val="a6"/>
+                  <w:rFonts w:ascii="맑은 고딕" w:eastAsia="맑은 고딕" w:hAnsi="맑은 고딕" w:hint="eastAsia"/>
+                  <w:b/>
+                  <w:bCs/>
+                </w:rPr>
+                <w:t xml:space="preserve"> </w:t>
+              </w:r>
+              <w:r>
+                <w:rPr>
+                  <w:rStyle w:val="a6"/>
+                  <w:rFonts w:ascii="맑은 고딕" w:eastAsia="맑은 고딕" w:hAnsi="맑은 고딕"/>
+                  <w:b/>
+                  <w:bCs/>
+                </w:rPr>
+                <w:t>시스템</w:t>
+              </w:r>
+              <w:r>
+                <w:rPr>
+                  <w:rStyle w:val="a6"/>
+                  <w:rFonts w:ascii="맑은 고딕" w:eastAsia="맑은 고딕" w:hAnsi="맑은 고딕" w:hint="eastAsia"/>
+                  <w:b/>
+                  <w:bCs/>
+                </w:rPr>
+                <w:t xml:space="preserve"> </w:t>
+              </w:r>
+              <w:r>
+                <w:rPr>
+                  <w:rStyle w:val="a6"/>
+                  <w:rFonts w:ascii="맑은 고딕" w:eastAsia="맑은 고딕" w:hAnsi="맑은 고딕"/>
+                  <w:b/>
+                  <w:bCs/>
+                </w:rPr>
+                <w:t>구현</w:t>
+              </w:r>
+            </w:hyperlink>
+          </w:p>
+          <w:p>
+            <w:pPr>
+              <w:rPr>
+                <w:rFonts w:ascii="맑은 고딕" w:eastAsia="맑은 고딕" w:hAnsi="맑은 고딕"/>
+                <w:b/>
+                <w:bCs/>
+                <w:u w:val="single"/>
+              </w:rPr>
+            </w:pPr>
+            <w:hyperlink r:id="rId7" w:history="1">
+              <w:r>
+                <w:rPr>
+                  <w:rStyle w:val="a6"/>
+                  <w:rFonts w:ascii="맑은 고딕" w:eastAsia="맑은 고딕" w:hAnsi="맑은 고딕" w:hint="eastAsia"/>
+                  <w:b/>
+                  <w:bCs/>
+                </w:rPr>
+                <w:t xml:space="preserve">플레이어 </w:t>
+              </w:r>
+              <w:r>
+                <w:rPr>
+                  <w:rStyle w:val="a6"/>
+                  <w:rFonts w:ascii="맑은 고딕" w:eastAsia="맑은 고딕" w:hAnsi="맑은 고딕"/>
+                  <w:b/>
+                  <w:bCs/>
+                </w:rPr>
+                <w:t>넉백</w:t>
+              </w:r>
+              <w:r>
+                <w:rPr>
+                  <w:rStyle w:val="a6"/>
+                  <w:rFonts w:ascii="맑은 고딕" w:eastAsia="맑은 고딕" w:hAnsi="맑은 고딕" w:hint="eastAsia"/>
+                  <w:b/>
+                  <w:bCs/>
+                </w:rPr>
+                <w:t xml:space="preserve"> </w:t>
+              </w:r>
+              <w:r>
+                <w:rPr>
+                  <w:rStyle w:val="a6"/>
+                  <w:rFonts w:ascii="맑은 고딕" w:eastAsia="맑은 고딕" w:hAnsi="맑은 고딕"/>
+                  <w:b/>
+                  <w:bCs/>
+                </w:rPr>
+                <w:t>시스템</w:t>
+              </w:r>
+              <w:r>
+                <w:rPr>
+                  <w:rStyle w:val="a6"/>
+                  <w:rFonts w:ascii="맑은 고딕" w:eastAsia="맑은 고딕" w:hAnsi="맑은 고딕" w:hint="eastAsia"/>
+                  <w:b/>
+                  <w:bCs/>
+                </w:rPr>
+                <w:t xml:space="preserve"> </w:t>
+              </w:r>
+              <w:r>
+                <w:rPr>
+                  <w:rStyle w:val="a6"/>
+                  <w:rFonts w:ascii="맑은 고딕" w:eastAsia="맑은 고딕" w:hAnsi="맑은 고딕"/>
+                  <w:b/>
+                  <w:bCs/>
+                </w:rPr>
+                <w:t>구현</w:t>
+              </w:r>
+            </w:hyperlink>
+          </w:p>
+          <w:p>
+            <w:pPr>
+              <w:rPr>
+                <w:rFonts w:ascii="맑은 고딕" w:eastAsia="맑은 고딕" w:hAnsi="맑은 고딕"/>
+                <w:b/>
+                <w:bCs/>
+                <w:u w:val="single"/>
+              </w:rPr>
+            </w:pPr>
+            <w:hyperlink r:id="rId8" w:history="1">
+              <w:r>
+                <w:rPr>
+                  <w:rStyle w:val="a6"/>
+                  <w:rFonts w:ascii="맑은 고딕" w:eastAsia="맑은 고딕" w:hAnsi="맑은 고딕"/>
+                  <w:b/>
+                  <w:bCs/>
+                </w:rPr>
+                <w:t>클라이언트</w:t>
+              </w:r>
+              <w:r>
+                <w:rPr>
+                  <w:rStyle w:val="a6"/>
+                  <w:rFonts w:ascii="맑은 고딕" w:eastAsia="맑은 고딕" w:hAnsi="맑은 고딕" w:hint="eastAsia"/>
+                  <w:b/>
+                  <w:bCs/>
+                </w:rPr>
+                <w:t xml:space="preserve"> </w:t>
+              </w:r>
+              <w:r>
+                <w:rPr>
+                  <w:rStyle w:val="a6"/>
+                  <w:rFonts w:ascii="맑은 고딕" w:eastAsia="맑은 고딕" w:hAnsi="맑은 고딕"/>
+                  <w:b/>
+                  <w:bCs/>
+                </w:rPr>
+                <w:t>프로</w:t>
+              </w:r>
+              <w:r>
+                <w:rPr>
+                  <w:rStyle w:val="a6"/>
+                  <w:rFonts w:ascii="맑은 고딕" w:eastAsia="맑은 고딕" w:hAnsi="맑은 고딕" w:hint="eastAsia"/>
+                  <w:b/>
+                  <w:bCs/>
+                </w:rPr>
+                <w:t xml:space="preserve">파일링 </w:t>
+              </w:r>
+              <w:r>
+                <w:rPr>
+                  <w:rStyle w:val="a6"/>
+                  <w:rFonts w:ascii="맑은 고딕" w:eastAsia="맑은 고딕" w:hAnsi="맑은 고딕"/>
+                  <w:b/>
+                  <w:bCs/>
+                </w:rPr>
+                <w:t>구현</w:t>
+              </w:r>
+            </w:hyperlink>
+          </w:p>
+          <w:p>
+            <w:pPr>
+              <w:rPr>
+                <w:rFonts w:ascii="맑은 고딕" w:eastAsia="맑은 고딕" w:hAnsi="맑은 고딕" w:hint="eastAsia"/>
+                <w:b/>
+                <w:bCs/>
+                <w:u w:val="single"/>
+              </w:rPr>
+            </w:pPr>
+            <w:hyperlink r:id="rId9" w:history="1">
+              <w:r>
+                <w:rPr>
+                  <w:rStyle w:val="a6"/>
+                  <w:rFonts w:ascii="맑은 고딕" w:eastAsia="맑은 고딕" w:hAnsi="맑은 고딕"/>
+                  <w:b/>
+                  <w:bCs/>
+                </w:rPr>
+                <w:t>클라이언트와</w:t>
+              </w:r>
+              <w:r>
+                <w:rPr>
+                  <w:rStyle w:val="a6"/>
+                  <w:rFonts w:ascii="맑은 고딕" w:eastAsia="맑은 고딕" w:hAnsi="맑은 고딕" w:hint="eastAsia"/>
+                  <w:b/>
+                  <w:bCs/>
+                </w:rPr>
+                <w:t xml:space="preserve"> </w:t>
+              </w:r>
+              <w:r>
+                <w:rPr>
+                  <w:rStyle w:val="a6"/>
+                  <w:rFonts w:ascii="맑은 고딕" w:eastAsia="맑은 고딕" w:hAnsi="맑은 고딕"/>
+                  <w:b/>
+                  <w:bCs/>
+                </w:rPr>
+                <w:t>서버의</w:t>
+              </w:r>
+              <w:r>
+                <w:rPr>
+                  <w:rStyle w:val="a6"/>
+                  <w:rFonts w:ascii="맑은 고딕" w:eastAsia="맑은 고딕" w:hAnsi="맑은 고딕" w:hint="eastAsia"/>
+                  <w:b/>
+                  <w:bCs/>
+                </w:rPr>
+                <w:t xml:space="preserve"> </w:t>
+              </w:r>
+              <w:r>
+                <w:rPr>
+                  <w:rStyle w:val="a6"/>
+                  <w:rFonts w:ascii="맑은 고딕" w:eastAsia="맑은 고딕" w:hAnsi="맑은 고딕"/>
+                  <w:b/>
+                  <w:bCs/>
+                </w:rPr>
+                <w:t>플레이어</w:t>
+              </w:r>
+              <w:r>
+                <w:rPr>
+                  <w:rStyle w:val="a6"/>
+                  <w:rFonts w:ascii="맑은 고딕" w:eastAsia="맑은 고딕" w:hAnsi="맑은 고딕" w:hint="eastAsia"/>
+                  <w:b/>
+                  <w:bCs/>
+                </w:rPr>
+                <w:t xml:space="preserve"> </w:t>
+              </w:r>
+              <w:r>
+                <w:rPr>
+                  <w:rStyle w:val="a6"/>
+                  <w:rFonts w:ascii="맑은 고딕" w:eastAsia="맑은 고딕" w:hAnsi="맑은 고딕"/>
+                  <w:b/>
+                  <w:bCs/>
+                </w:rPr>
+                <w:t>이동</w:t>
+              </w:r>
+              <w:r>
+                <w:rPr>
+                  <w:rStyle w:val="a6"/>
+                  <w:rFonts w:ascii="맑은 고딕" w:eastAsia="맑은 고딕" w:hAnsi="맑은 고딕" w:hint="eastAsia"/>
+                  <w:b/>
+                  <w:bCs/>
+                </w:rPr>
+                <w:t>일치시킴</w:t>
+              </w:r>
+            </w:hyperlink>
           </w:p>
         </w:tc>
       </w:tr>
@@ -460,8 +848,49 @@
           <w:b/>
           <w:sz w:val="22"/>
         </w:rPr>
-        <w:t>Skybox가 render_post_process()에서 마지막에 렌더링되어 UI를 덮어버림</w:t>
-      </w:r>
+        <w:t xml:space="preserve">Skybox가 </w:t>
+      </w:r>
+      <w:proofErr w:type="spellStart"/>
+      <w:r>
+        <w:rPr>
+          <w:b/>
+          <w:sz w:val="22"/>
+        </w:rPr>
+        <w:t>render_post_process</w:t>
+      </w:r>
+      <w:proofErr w:type="spellEnd"/>
+      <w:r>
+        <w:rPr>
+          <w:b/>
+          <w:sz w:val="22"/>
+        </w:rPr>
+        <w:t xml:space="preserve">()에서 마지막에 </w:t>
+      </w:r>
+      <w:proofErr w:type="spellStart"/>
+      <w:r>
+        <w:rPr>
+          <w:b/>
+          <w:sz w:val="22"/>
+        </w:rPr>
+        <w:t>렌더링되어</w:t>
+      </w:r>
+      <w:proofErr w:type="spellEnd"/>
+      <w:r>
+        <w:rPr>
+          <w:b/>
+          <w:sz w:val="22"/>
+        </w:rPr>
+        <w:t xml:space="preserve"> UI를 </w:t>
+      </w:r>
+      <w:proofErr w:type="spellStart"/>
+      <w:r>
+        <w:rPr>
+          <w:b/>
+          <w:sz w:val="22"/>
+        </w:rPr>
+        <w:t>덮어버림</w:t>
+      </w:r>
+      <w:proofErr w:type="spellEnd"/>
     </w:p>
     <w:p>
       <w:pPr>
@@ -480,7 +909,23 @@
           <w:b/>
           <w:sz w:val="22"/>
         </w:rPr>
-        <w:t>Skybox를 일반 렌더링 파이프라인에 통합하려니 지형 텍스처가 깨짐</w:t>
+        <w:t xml:space="preserve">Skybox를 일반 렌더링 파이프라인에 </w:t>
+      </w:r>
+      <w:proofErr w:type="spellStart"/>
+      <w:r>
+        <w:rPr>
+          <w:b/>
+          <w:sz w:val="22"/>
+        </w:rPr>
+        <w:t>통합하려니</w:t>
+      </w:r>
+      <w:proofErr w:type="spellEnd"/>
+      <w:r>
+        <w:rPr>
+          <w:b/>
+          <w:sz w:val="22"/>
+        </w:rPr>
+        <w:t xml:space="preserve"> 지형 텍스처가 깨짐</w:t>
       </w:r>
     </w:p>
     <w:p>
@@ -514,8 +959,49 @@
           <w:sz w:val="22"/>
         </w:rPr>
         <w:tab/>
-        <w:t>렌더링 순서: terrain → gltf → skinned → skybox → Monster_HP_UI → ui</w:t>
-      </w:r>
+        <w:t xml:space="preserve">렌더링 순서: terrain → </w:t>
+      </w:r>
+      <w:proofErr w:type="spellStart"/>
+      <w:r>
+        <w:rPr>
+          <w:b/>
+          <w:sz w:val="22"/>
+        </w:rPr>
+        <w:t>gltf</w:t>
+      </w:r>
+      <w:proofErr w:type="spellEnd"/>
+      <w:r>
+        <w:rPr>
+          <w:b/>
+          <w:sz w:val="22"/>
+        </w:rPr>
+        <w:t xml:space="preserve"> → skinned → skybox → </w:t>
+      </w:r>
+      <w:proofErr w:type="spellStart"/>
+      <w:r>
+        <w:rPr>
+          <w:b/>
+          <w:sz w:val="22"/>
+        </w:rPr>
+        <w:t>Monster_HP_UI</w:t>
+      </w:r>
+      <w:proofErr w:type="spellEnd"/>
+      <w:r>
+        <w:rPr>
+          <w:b/>
+          <w:sz w:val="22"/>
+        </w:rPr>
+        <w:t xml:space="preserve"> → </w:t>
+      </w:r>
+      <w:proofErr w:type="spellStart"/>
+      <w:r>
+        <w:rPr>
+          <w:b/>
+          <w:sz w:val="22"/>
+        </w:rPr>
+        <w:t>ui</w:t>
+      </w:r>
+      <w:proofErr w:type="spellEnd"/>
     </w:p>
     <w:p>
       <w:pPr>
@@ -531,23 +1017,38 @@
           <w:sz w:val="22"/>
         </w:rPr>
         <w:tab/>
-        <w:t xml:space="preserve">플레이어 ui가 가장 마지막에 나올 수 있도록 렌더링 순서를 변경해줌 </w:t>
-      </w:r>
-    </w:p>
-    <w:p>
-      <w:pPr>
-        <w:jc w:val="left"/>
-        <w:rPr>
-          <w:b/>
-          <w:sz w:val="22"/>
-        </w:rPr>
-      </w:pPr>
-    </w:p>
-    <w:p>
-      <w:pPr>
-        <w:jc w:val="left"/>
-        <w:rPr>
-          <w:rFonts w:hint="eastAsia"/>
+        <w:t xml:space="preserve">플레이어 </w:t>
+      </w:r>
+      <w:proofErr w:type="spellStart"/>
+      <w:r>
+        <w:rPr>
+          <w:b/>
+          <w:sz w:val="22"/>
+        </w:rPr>
+        <w:t>ui</w:t>
+      </w:r>
+      <w:proofErr w:type="spellEnd"/>
+      <w:r>
+        <w:rPr>
+          <w:b/>
+          <w:sz w:val="22"/>
+        </w:rPr>
+        <w:t xml:space="preserve">가 가장 마지막에 나올 수 있도록 렌더링 순서를 변경해줌 </w:t>
+      </w:r>
+    </w:p>
+    <w:p>
+      <w:pPr>
+        <w:jc w:val="left"/>
+        <w:rPr>
+          <w:b/>
+          <w:sz w:val="22"/>
+        </w:rPr>
+      </w:pPr>
+    </w:p>
+    <w:p>
+      <w:pPr>
+        <w:jc w:val="left"/>
+        <w:rPr>
           <w:b/>
           <w:sz w:val="22"/>
         </w:rPr>
@@ -571,6 +1072,7 @@
       <w:r>
         <w:rPr>
           <w:b/>
+          <w:noProof/>
           <w:sz w:val="22"/>
         </w:rPr>
         <w:drawing>
@@ -589,7 +1091,7 @@
                     <pic:cNvPicPr/>
                   </pic:nvPicPr>
                   <pic:blipFill>
-                    <a:blip r:embed="rId5"/>
+                    <a:blip r:embed="rId10"/>
                     <a:stretch>
                       <a:fillRect/>
                     </a:stretch>
@@ -659,21 +1161,53 @@
           <w:b/>
           <w:sz w:val="22"/>
         </w:rPr>
-        <w:lastRenderedPageBreak/>
-        <w:t>IBL Specular가 문제인걸 확인 (아래는 IBL Specular만 렌더)</w:t>
-      </w:r>
-    </w:p>
-    <w:p>
-      <w:pPr>
-        <w:jc w:val="left"/>
-        <w:rPr>
-          <w:b/>
-          <w:sz w:val="22"/>
-        </w:rPr>
-      </w:pPr>
-      <w:r>
-        <w:rPr>
-          <w:b/>
+        <w:t xml:space="preserve">IBL Specular가 </w:t>
+      </w:r>
+      <w:proofErr w:type="spellStart"/>
+      <w:r>
+        <w:rPr>
+          <w:b/>
+          <w:sz w:val="22"/>
+        </w:rPr>
+        <w:t>문제인걸</w:t>
+      </w:r>
+      <w:proofErr w:type="spellEnd"/>
+      <w:r>
+        <w:rPr>
+          <w:b/>
+          <w:sz w:val="22"/>
+        </w:rPr>
+        <w:t xml:space="preserve"> 확인 (아래는 IBL Specular만 </w:t>
+      </w:r>
+      <w:proofErr w:type="spellStart"/>
+      <w:r>
+        <w:rPr>
+          <w:b/>
+          <w:sz w:val="22"/>
+        </w:rPr>
+        <w:t>렌더</w:t>
+      </w:r>
+      <w:proofErr w:type="spellEnd"/>
+      <w:r>
+        <w:rPr>
+          <w:b/>
+          <w:sz w:val="22"/>
+        </w:rPr>
+        <w:t>)</w:t>
+      </w:r>
+    </w:p>
+    <w:p>
+      <w:pPr>
+        <w:jc w:val="left"/>
+        <w:rPr>
+          <w:b/>
+          <w:sz w:val="22"/>
+        </w:rPr>
+      </w:pPr>
+      <w:r>
+        <w:rPr>
+          <w:b/>
+          <w:noProof/>
           <w:sz w:val="22"/>
         </w:rPr>
         <w:drawing>
@@ -692,7 +1226,7 @@
                     <pic:cNvPicPr/>
                   </pic:nvPicPr>
                   <pic:blipFill>
-                    <a:blip r:embed="rId6"/>
+                    <a:blip r:embed="rId11"/>
                     <a:stretch>
                       <a:fillRect/>
                     </a:stretch>
@@ -751,39 +1285,66 @@
           <w:b/>
           <w:sz w:val="22"/>
         </w:rPr>
-        <w:t>원인: Environment map의 어두운 영역 샘플링 → HDR 스케일링(* 0.001) 후 거의 0에 가까워짐</w:t>
-      </w:r>
-    </w:p>
-    <w:p>
-      <w:pPr>
-        <w:jc w:val="left"/>
-        <w:rPr>
-          <w:b/>
-          <w:sz w:val="22"/>
-        </w:rPr>
-      </w:pPr>
-      <w:r>
-        <w:rPr>
-          <w:b/>
-          <w:sz w:val="22"/>
-        </w:rPr>
-        <w:t>IBL.hlsl (71번째 줄)</w:t>
-      </w:r>
-    </w:p>
-    <w:p>
-      <w:pPr>
-        <w:jc w:val="left"/>
-        <w:rPr>
-          <w:b/>
-          <w:sz w:val="22"/>
-        </w:rPr>
-      </w:pPr>
-      <w:r>
-        <w:rPr>
-          <w:b/>
-          <w:sz w:val="22"/>
-        </w:rPr>
-        <w:t xml:space="preserve">prefilteredColor = </w:t>
+        <w:t xml:space="preserve">원인: Environment map의 어두운 영역 샘플링 → HDR 스케일링(* 0.001) 후 거의 0에 </w:t>
+      </w:r>
+      <w:proofErr w:type="spellStart"/>
+      <w:r>
+        <w:rPr>
+          <w:b/>
+          <w:sz w:val="22"/>
+        </w:rPr>
+        <w:t>가까워짐</w:t>
+      </w:r>
+      <w:proofErr w:type="spellEnd"/>
+    </w:p>
+    <w:p>
+      <w:pPr>
+        <w:jc w:val="left"/>
+        <w:rPr>
+          <w:b/>
+          <w:sz w:val="22"/>
+        </w:rPr>
+      </w:pPr>
+      <w:proofErr w:type="spellStart"/>
+      <w:r>
+        <w:rPr>
+          <w:b/>
+          <w:sz w:val="22"/>
+        </w:rPr>
+        <w:t>IBL.hlsl</w:t>
+      </w:r>
+      <w:proofErr w:type="spellEnd"/>
+      <w:r>
+        <w:rPr>
+          <w:b/>
+          <w:sz w:val="22"/>
+        </w:rPr>
+        <w:t xml:space="preserve"> (71번째 줄)</w:t>
+      </w:r>
+    </w:p>
+    <w:p>
+      <w:pPr>
+        <w:jc w:val="left"/>
+        <w:rPr>
+          <w:b/>
+          <w:sz w:val="22"/>
+        </w:rPr>
+      </w:pPr>
+      <w:proofErr w:type="spellStart"/>
+      <w:r>
+        <w:rPr>
+          <w:b/>
+          <w:sz w:val="22"/>
+        </w:rPr>
+        <w:t>prefilteredColor</w:t>
+      </w:r>
+      <w:proofErr w:type="spellEnd"/>
+      <w:r>
+        <w:rPr>
+          <w:b/>
+          <w:sz w:val="22"/>
+        </w:rPr>
+        <w:t xml:space="preserve"> = </w:t>
       </w:r>
       <w:proofErr w:type="gramStart"/>
       <w:r>
@@ -793,13 +1354,22 @@
         </w:rPr>
         <w:t>max(</w:t>
       </w:r>
+      <w:proofErr w:type="spellStart"/>
       <w:proofErr w:type="gramEnd"/>
       <w:r>
         <w:rPr>
           <w:b/>
           <w:sz w:val="22"/>
         </w:rPr>
-        <w:t>prefilteredColor, float3(0.3, 0.3, 0.3)</w:t>
+        <w:t>prefilteredColor</w:t>
+      </w:r>
+      <w:proofErr w:type="spellEnd"/>
+      <w:r>
+        <w:rPr>
+          <w:b/>
+          <w:sz w:val="22"/>
+        </w:rPr>
+        <w:t>, float3(0.3, 0.3, 0.3)</w:t>
       </w:r>
       <w:proofErr w:type="gramStart"/>
       <w:r>
@@ -815,17 +1385,32 @@
       <w:pPr>
         <w:jc w:val="left"/>
         <w:rPr>
-          <w:rFonts w:hint="eastAsia"/>
-          <w:b/>
-          <w:sz w:val="22"/>
-        </w:rPr>
-      </w:pPr>
-      <w:r>
-        <w:rPr>
-          <w:b/>
-          <w:sz w:val="22"/>
-        </w:rPr>
-        <w:t>→ 최소 밝기 보장으로 어떤 각도에서도 최소한의 환경광 유지</w:t>
+          <w:b/>
+          <w:sz w:val="22"/>
+        </w:rPr>
+      </w:pPr>
+      <w:r>
+        <w:rPr>
+          <w:b/>
+          <w:sz w:val="22"/>
+        </w:rPr>
+        <w:t xml:space="preserve">→ 최소 밝기 보장으로 어떤 각도에서도 최소한의 </w:t>
+      </w:r>
+      <w:proofErr w:type="spellStart"/>
+      <w:r>
+        <w:rPr>
+          <w:b/>
+          <w:sz w:val="22"/>
+        </w:rPr>
+        <w:t>환경광</w:t>
+      </w:r>
+      <w:proofErr w:type="spellEnd"/>
+      <w:r>
+        <w:rPr>
+          <w:b/>
+          <w:sz w:val="22"/>
+        </w:rPr>
+        <w:t xml:space="preserve"> 유지</w:t>
       </w:r>
     </w:p>
     <w:p>
@@ -930,8 +1515,25 @@
           <w:b/>
           <w:sz w:val="22"/>
         </w:rPr>
-        <w:t xml:space="preserve">Terrain: ao = </w:t>
-      </w:r>
+        <w:t xml:space="preserve">Terrain: </w:t>
+      </w:r>
+      <w:proofErr w:type="spellStart"/>
+      <w:r>
+        <w:rPr>
+          <w:b/>
+          <w:sz w:val="22"/>
+        </w:rPr>
+        <w:t>ao</w:t>
+      </w:r>
+      <w:proofErr w:type="spellEnd"/>
+      <w:r>
+        <w:rPr>
+          <w:b/>
+          <w:sz w:val="22"/>
+        </w:rPr>
+        <w:t xml:space="preserve"> = </w:t>
+      </w:r>
+      <w:proofErr w:type="spellStart"/>
       <w:proofErr w:type="gramStart"/>
       <w:r>
         <w:rPr>
@@ -940,6 +1542,7 @@
         </w:rPr>
         <w:t>orm.r</w:t>
       </w:r>
+      <w:proofErr w:type="spellEnd"/>
       <w:proofErr w:type="gramEnd"/>
       <w:r>
         <w:rPr>
@@ -966,7 +1569,23 @@
           <w:b/>
           <w:sz w:val="22"/>
         </w:rPr>
-        <w:t>GLTF: 조건문으로 체크 → 실패 시 ao =</w:t>
+        <w:t xml:space="preserve">GLTF: 조건문으로 체크 → 실패 시 </w:t>
+      </w:r>
+      <w:proofErr w:type="spellStart"/>
+      <w:r>
+        <w:rPr>
+          <w:b/>
+          <w:sz w:val="22"/>
+        </w:rPr>
+        <w:t>ao</w:t>
+      </w:r>
+      <w:proofErr w:type="spellEnd"/>
+      <w:r>
+        <w:rPr>
+          <w:b/>
+          <w:sz w:val="22"/>
+        </w:rPr>
+        <w:t xml:space="preserve"> =</w:t>
       </w:r>
       <w:r>
         <w:rPr>
@@ -997,7 +1616,23 @@
           <w:b/>
           <w:sz w:val="22"/>
         </w:rPr>
-        <w:t>해결: Gltf_Shader.hlsl (111-123번째 줄)</w:t>
+        <w:t xml:space="preserve">해결: </w:t>
+      </w:r>
+      <w:proofErr w:type="spellStart"/>
+      <w:r>
+        <w:rPr>
+          <w:b/>
+          <w:sz w:val="22"/>
+        </w:rPr>
+        <w:t>Gltf_Shader.hlsl</w:t>
+      </w:r>
+      <w:proofErr w:type="spellEnd"/>
+      <w:r>
+        <w:rPr>
+          <w:b/>
+          <w:sz w:val="22"/>
+        </w:rPr>
+        <w:t xml:space="preserve"> (111-123번째 줄)</w:t>
       </w:r>
     </w:p>
     <w:p>
@@ -1046,8 +1681,25 @@
           <w:sz w:val="22"/>
         </w:rPr>
         <w:tab/>
-        <w:t>float ao = max(</w:t>
-      </w:r>
+        <w:t xml:space="preserve">float </w:t>
+      </w:r>
+      <w:proofErr w:type="spellStart"/>
+      <w:r>
+        <w:rPr>
+          <w:b/>
+          <w:sz w:val="22"/>
+        </w:rPr>
+        <w:t>ao</w:t>
+      </w:r>
+      <w:proofErr w:type="spellEnd"/>
+      <w:r>
+        <w:rPr>
+          <w:b/>
+          <w:sz w:val="22"/>
+        </w:rPr>
+        <w:t xml:space="preserve"> = max(</w:t>
+      </w:r>
+      <w:proofErr w:type="spellStart"/>
       <w:proofErr w:type="gramStart"/>
       <w:r>
         <w:rPr>
@@ -1056,6 +1708,7 @@
         </w:rPr>
         <w:t>orm.r</w:t>
       </w:r>
+      <w:proofErr w:type="spellEnd"/>
       <w:proofErr w:type="gramEnd"/>
       <w:r>
         <w:rPr>
@@ -1097,6 +1750,7 @@
         <w:tab/>
         <w:t xml:space="preserve">float roughness = </w:t>
       </w:r>
+      <w:proofErr w:type="spellStart"/>
       <w:proofErr w:type="gramStart"/>
       <w:r>
         <w:rPr>
@@ -1105,6 +1759,7 @@
         </w:rPr>
         <w:t>orm.g</w:t>
       </w:r>
+      <w:proofErr w:type="spellEnd"/>
       <w:proofErr w:type="gramEnd"/>
       <w:r>
         <w:rPr>
@@ -1113,13 +1768,22 @@
         </w:rPr>
         <w:t xml:space="preserve"> * </w:t>
       </w:r>
+      <w:proofErr w:type="spellStart"/>
       <w:proofErr w:type="gramStart"/>
       <w:r>
         <w:rPr>
           <w:b/>
           <w:sz w:val="22"/>
         </w:rPr>
-        <w:t>RoughnessFactor;</w:t>
+        <w:t>RoughnessFactor</w:t>
+      </w:r>
+      <w:proofErr w:type="spellEnd"/>
+      <w:r>
+        <w:rPr>
+          <w:b/>
+          <w:sz w:val="22"/>
+        </w:rPr>
+        <w:t>;</w:t>
       </w:r>
       <w:proofErr w:type="gramEnd"/>
     </w:p>
@@ -1136,9 +1800,11 @@
           <w:b/>
           <w:sz w:val="22"/>
         </w:rPr>
+        <w:lastRenderedPageBreak/>
         <w:tab/>
         <w:t xml:space="preserve">float metallic = </w:t>
       </w:r>
+      <w:proofErr w:type="spellStart"/>
       <w:proofErr w:type="gramStart"/>
       <w:r>
         <w:rPr>
@@ -1147,6 +1813,7 @@
         </w:rPr>
         <w:t>orm.b</w:t>
       </w:r>
+      <w:proofErr w:type="spellEnd"/>
       <w:proofErr w:type="gramEnd"/>
       <w:r>
         <w:rPr>
@@ -1155,13 +1822,22 @@
         </w:rPr>
         <w:t xml:space="preserve"> * </w:t>
       </w:r>
+      <w:proofErr w:type="spellStart"/>
       <w:proofErr w:type="gramStart"/>
       <w:r>
         <w:rPr>
           <w:b/>
           <w:sz w:val="22"/>
         </w:rPr>
-        <w:t>MetallicFactor;</w:t>
+        <w:t>MetallicFactor</w:t>
+      </w:r>
+      <w:proofErr w:type="spellEnd"/>
+      <w:r>
+        <w:rPr>
+          <w:b/>
+          <w:sz w:val="22"/>
+        </w:rPr>
+        <w:t>;</w:t>
       </w:r>
       <w:proofErr w:type="gramEnd"/>
     </w:p>
@@ -1253,14 +1929,14 @@
       <w:pPr>
         <w:jc w:val="left"/>
         <w:rPr>
-          <w:rFonts w:hint="eastAsia"/>
-          <w:b/>
-          <w:sz w:val="22"/>
-        </w:rPr>
-      </w:pPr>
-      <w:r>
-        <w:rPr>
-          <w:b/>
+          <w:b/>
+          <w:sz w:val="22"/>
+        </w:rPr>
+      </w:pPr>
+      <w:r>
+        <w:rPr>
+          <w:b/>
+          <w:noProof/>
           <w:sz w:val="22"/>
         </w:rPr>
         <w:drawing>
@@ -1279,7 +1955,7 @@
                     <pic:cNvPicPr/>
                   </pic:nvPicPr>
                   <pic:blipFill>
-                    <a:blip r:embed="rId7"/>
+                    <a:blip r:embed="rId12"/>
                     <a:stretch>
                       <a:fillRect/>
                     </a:stretch>
@@ -1313,7 +1989,6 @@
       <w:pPr>
         <w:jc w:val="left"/>
         <w:rPr>
-          <w:rFonts w:hint="eastAsia"/>
           <w:b/>
           <w:sz w:val="22"/>
         </w:rPr>
@@ -1343,6 +2018,1349 @@
         </w:rPr>
         <w:t xml:space="preserve"> 방식으로 수정하여 에너지보존이 되도록 물리적으로 정확한 식이 나오도록 할 예정입니다.</w:t>
       </w:r>
+    </w:p>
+    <w:p>
+      <w:pPr>
+        <w:jc w:val="left"/>
+        <w:rPr>
+          <w:b/>
+          <w:sz w:val="22"/>
+        </w:rPr>
+      </w:pPr>
+    </w:p>
+    <w:p>
+      <w:pPr>
+        <w:jc w:val="left"/>
+        <w:rPr>
+          <w:b/>
+          <w:sz w:val="22"/>
+        </w:rPr>
+      </w:pPr>
+      <w:r>
+        <w:rPr>
+          <w:rFonts w:hint="eastAsia"/>
+          <w:b/>
+          <w:sz w:val="22"/>
+        </w:rPr>
+        <w:t>&lt;RTTI 문제&gt;</w:t>
+      </w:r>
+    </w:p>
+    <w:p>
+      <w:pPr>
+        <w:jc w:val="left"/>
+        <w:rPr>
+          <w:b/>
+          <w:sz w:val="22"/>
+        </w:rPr>
+      </w:pPr>
+      <w:r>
+        <w:rPr>
+          <w:rFonts w:hint="eastAsia"/>
+          <w:b/>
+          <w:sz w:val="22"/>
+        </w:rPr>
+        <w:t>컴퓨터마다 다르지만 RTTI 문제가 서버에서 발견됨</w:t>
+      </w:r>
+    </w:p>
+    <w:p>
+      <w:pPr>
+        <w:pStyle w:val="a3"/>
+        <w:numPr>
+          <w:ilvl w:val="0"/>
+          <w:numId w:val="7"/>
+        </w:numPr>
+        <w:ind w:leftChars="0"/>
+        <w:jc w:val="left"/>
+        <w:rPr>
+          <w:b/>
+          <w:sz w:val="22"/>
+        </w:rPr>
+      </w:pPr>
+      <w:r>
+        <w:rPr>
+          <w:rFonts w:hint="eastAsia"/>
+          <w:b/>
+          <w:sz w:val="22"/>
+        </w:rPr>
+        <w:t xml:space="preserve">문제는 여러 개가 동시에 나고 있었고 서버에 기존에 추가했던 BT와 게임 월드 </w:t>
+      </w:r>
+      <w:proofErr w:type="spellStart"/>
+      <w:r>
+        <w:rPr>
+          <w:rFonts w:hint="eastAsia"/>
+          <w:b/>
+          <w:sz w:val="22"/>
+        </w:rPr>
+        <w:t>로직들에서</w:t>
+      </w:r>
+      <w:proofErr w:type="spellEnd"/>
+      <w:r>
+        <w:rPr>
+          <w:rFonts w:hint="eastAsia"/>
+          <w:b/>
+          <w:sz w:val="22"/>
+        </w:rPr>
+        <w:t xml:space="preserve"> 문제 </w:t>
+      </w:r>
+      <w:proofErr w:type="spellStart"/>
+      <w:r>
+        <w:rPr>
+          <w:rFonts w:hint="eastAsia"/>
+          <w:b/>
+          <w:sz w:val="22"/>
+        </w:rPr>
+        <w:t>발생중이었음</w:t>
+      </w:r>
+      <w:proofErr w:type="spellEnd"/>
+    </w:p>
+    <w:p>
+      <w:pPr>
+        <w:pStyle w:val="a3"/>
+        <w:numPr>
+          <w:ilvl w:val="0"/>
+          <w:numId w:val="7"/>
+        </w:numPr>
+        <w:ind w:leftChars="0"/>
+        <w:jc w:val="left"/>
+        <w:rPr>
+          <w:b/>
+          <w:sz w:val="22"/>
+        </w:rPr>
+      </w:pPr>
+      <w:r>
+        <w:rPr>
+          <w:rFonts w:hint="eastAsia"/>
+          <w:b/>
+          <w:sz w:val="22"/>
+        </w:rPr>
+        <w:t xml:space="preserve">문제 1: 그리드 </w:t>
+      </w:r>
+      <w:proofErr w:type="spellStart"/>
+      <w:r>
+        <w:rPr>
+          <w:rFonts w:hint="eastAsia"/>
+          <w:b/>
+          <w:sz w:val="22"/>
+        </w:rPr>
+        <w:t>맵에서</w:t>
+      </w:r>
+      <w:proofErr w:type="spellEnd"/>
+      <w:r>
+        <w:rPr>
+          <w:rFonts w:hint="eastAsia"/>
+          <w:b/>
+          <w:sz w:val="22"/>
+        </w:rPr>
+        <w:t xml:space="preserve"> </w:t>
+      </w:r>
+      <w:r>
+        <w:rPr>
+          <w:rFonts w:hint="eastAsia"/>
+          <w:b/>
+          <w:sz w:val="22"/>
+        </w:rPr>
+        <w:t xml:space="preserve">NPC와 플레이어 </w:t>
+      </w:r>
+      <w:r>
+        <w:rPr>
+          <w:rFonts w:hint="eastAsia"/>
+          <w:b/>
+          <w:sz w:val="22"/>
+        </w:rPr>
+        <w:t>셀에 들어가고 나갈 때 삭제를 안해주고 있어서 Dangling Pointer 발생</w:t>
+      </w:r>
+    </w:p>
+    <w:p>
+      <w:pPr>
+        <w:pStyle w:val="a3"/>
+        <w:numPr>
+          <w:ilvl w:val="0"/>
+          <w:numId w:val="7"/>
+        </w:numPr>
+        <w:ind w:leftChars="0"/>
+        <w:jc w:val="left"/>
+        <w:rPr>
+          <w:b/>
+          <w:sz w:val="22"/>
+        </w:rPr>
+      </w:pPr>
+      <w:r>
+        <w:rPr>
+          <w:rFonts w:hint="eastAsia"/>
+          <w:b/>
+          <w:sz w:val="22"/>
+        </w:rPr>
+        <w:t xml:space="preserve">문제 2: BT에서 NPC가 이미 </w:t>
+      </w:r>
+      <w:r>
+        <w:rPr>
+          <w:rFonts w:hint="eastAsia"/>
+          <w:b/>
+          <w:sz w:val="22"/>
+        </w:rPr>
+        <w:t>종료한 플레이어를 쫓고 있었을 때 삭제된 메모리 접근 문제</w:t>
+      </w:r>
+    </w:p>
+    <w:p>
+      <w:pPr>
+        <w:pStyle w:val="a3"/>
+        <w:numPr>
+          <w:ilvl w:val="0"/>
+          <w:numId w:val="7"/>
+        </w:numPr>
+        <w:ind w:leftChars="0"/>
+        <w:jc w:val="left"/>
+        <w:rPr>
+          <w:b/>
+          <w:sz w:val="22"/>
+        </w:rPr>
+      </w:pPr>
+    </w:p>
+    <w:p>
+      <w:pPr>
+        <w:pStyle w:val="a3"/>
+        <w:numPr>
+          <w:ilvl w:val="0"/>
+          <w:numId w:val="7"/>
+        </w:numPr>
+        <w:ind w:leftChars="0"/>
+        <w:jc w:val="left"/>
+        <w:rPr>
+          <w:b/>
+          <w:sz w:val="22"/>
+        </w:rPr>
+      </w:pPr>
+      <w:r>
+        <w:rPr>
+          <w:rFonts w:hint="eastAsia"/>
+          <w:b/>
+          <w:sz w:val="22"/>
+        </w:rPr>
+        <w:t xml:space="preserve">그리드 </w:t>
+      </w:r>
+      <w:proofErr w:type="spellStart"/>
+      <w:r>
+        <w:rPr>
+          <w:rFonts w:hint="eastAsia"/>
+          <w:b/>
+          <w:sz w:val="22"/>
+        </w:rPr>
+        <w:t>맵에</w:t>
+      </w:r>
+      <w:proofErr w:type="spellEnd"/>
+      <w:r>
+        <w:rPr>
+          <w:rFonts w:hint="eastAsia"/>
+          <w:b/>
+          <w:sz w:val="22"/>
+        </w:rPr>
+        <w:t xml:space="preserve"> 삭제 코드 추가</w:t>
+      </w:r>
+    </w:p>
+    <w:p>
+      <w:pPr>
+        <w:pStyle w:val="a3"/>
+        <w:numPr>
+          <w:ilvl w:val="0"/>
+          <w:numId w:val="7"/>
+        </w:numPr>
+        <w:ind w:leftChars="0"/>
+        <w:jc w:val="left"/>
+        <w:rPr>
+          <w:b/>
+          <w:sz w:val="22"/>
+        </w:rPr>
+      </w:pPr>
+      <w:r>
+        <w:rPr>
+          <w:rFonts w:hint="eastAsia"/>
+          <w:b/>
+          <w:sz w:val="22"/>
+        </w:rPr>
+        <w:t xml:space="preserve">BT에서 NPC가 포인터를 들고 </w:t>
+      </w:r>
+      <w:proofErr w:type="spellStart"/>
+      <w:proofErr w:type="gramStart"/>
+      <w:r>
+        <w:rPr>
+          <w:rFonts w:hint="eastAsia"/>
+          <w:b/>
+          <w:sz w:val="22"/>
+        </w:rPr>
+        <w:t>찾는게</w:t>
+      </w:r>
+      <w:proofErr w:type="spellEnd"/>
+      <w:proofErr w:type="gramEnd"/>
+      <w:r>
+        <w:rPr>
+          <w:rFonts w:hint="eastAsia"/>
+          <w:b/>
+          <w:sz w:val="22"/>
+        </w:rPr>
+        <w:t xml:space="preserve"> 아니라 id를 가지고 플레이어 찾는 시점에서 id 검색해서 찾는 방법으로 변경</w:t>
+      </w:r>
+    </w:p>
+    <w:p>
+      <w:pPr>
+        <w:jc w:val="left"/>
+        <w:rPr>
+          <w:b/>
+          <w:sz w:val="22"/>
+        </w:rPr>
+      </w:pPr>
+    </w:p>
+    <w:p>
+      <w:pPr>
+        <w:jc w:val="left"/>
+        <w:rPr>
+          <w:b/>
+          <w:sz w:val="22"/>
+        </w:rPr>
+      </w:pPr>
+      <w:r>
+        <w:rPr>
+          <w:rFonts w:hint="eastAsia"/>
+          <w:b/>
+          <w:sz w:val="22"/>
+        </w:rPr>
+        <w:t>&lt;NPC 전투 시스템 구현&gt;</w:t>
+      </w:r>
+    </w:p>
+    <w:p>
+      <w:pPr>
+        <w:pStyle w:val="a3"/>
+        <w:numPr>
+          <w:ilvl w:val="0"/>
+          <w:numId w:val="7"/>
+        </w:numPr>
+        <w:ind w:leftChars="0"/>
+        <w:jc w:val="left"/>
+        <w:rPr>
+          <w:b/>
+          <w:sz w:val="22"/>
+        </w:rPr>
+      </w:pPr>
+      <w:r>
+        <w:rPr>
+          <w:rFonts w:hint="eastAsia"/>
+          <w:b/>
+          <w:sz w:val="22"/>
+        </w:rPr>
+        <w:t>BT를 이용해서 맞으면 플레이어를 쫓아가게끔 로직을 구성</w:t>
+      </w:r>
+    </w:p>
+    <w:p>
+      <w:pPr>
+        <w:pStyle w:val="a3"/>
+        <w:numPr>
+          <w:ilvl w:val="0"/>
+          <w:numId w:val="7"/>
+        </w:numPr>
+        <w:ind w:leftChars="0"/>
+        <w:jc w:val="left"/>
+        <w:rPr>
+          <w:b/>
+          <w:sz w:val="22"/>
+        </w:rPr>
+      </w:pPr>
+      <w:r>
+        <w:rPr>
+          <w:rFonts w:hint="eastAsia"/>
+          <w:b/>
+          <w:sz w:val="22"/>
+        </w:rPr>
+        <w:t xml:space="preserve">플레이어에게 가까이 가서 </w:t>
+      </w:r>
+      <w:proofErr w:type="gramStart"/>
+      <w:r>
+        <w:rPr>
+          <w:rFonts w:hint="eastAsia"/>
+          <w:b/>
+          <w:sz w:val="22"/>
+        </w:rPr>
+        <w:t>공격 하는</w:t>
+      </w:r>
+      <w:proofErr w:type="gramEnd"/>
+      <w:r>
+        <w:rPr>
+          <w:rFonts w:hint="eastAsia"/>
+          <w:b/>
+          <w:sz w:val="22"/>
+        </w:rPr>
+        <w:t xml:space="preserve"> 로직 추가</w:t>
+      </w:r>
+    </w:p>
+    <w:p>
+      <w:pPr>
+        <w:pStyle w:val="a3"/>
+        <w:numPr>
+          <w:ilvl w:val="0"/>
+          <w:numId w:val="7"/>
+        </w:numPr>
+        <w:ind w:leftChars="0"/>
+        <w:jc w:val="left"/>
+        <w:rPr>
+          <w:b/>
+          <w:sz w:val="22"/>
+        </w:rPr>
+      </w:pPr>
+      <w:proofErr w:type="spellStart"/>
+      <w:r>
+        <w:rPr>
+          <w:rFonts w:hint="eastAsia"/>
+          <w:b/>
+          <w:sz w:val="22"/>
+        </w:rPr>
+        <w:t>공격시</w:t>
+      </w:r>
+      <w:proofErr w:type="spellEnd"/>
+      <w:r>
+        <w:rPr>
+          <w:rFonts w:hint="eastAsia"/>
+          <w:b/>
+          <w:sz w:val="22"/>
+        </w:rPr>
+        <w:t xml:space="preserve"> 물리엔진을 이용해서 충돌 박스를 만들고 플레이어를 밀어내는 힘을 가함 </w:t>
+      </w:r>
+    </w:p>
+    <w:p>
+      <w:pPr>
+        <w:pStyle w:val="a3"/>
+        <w:numPr>
+          <w:ilvl w:val="0"/>
+          <w:numId w:val="7"/>
+        </w:numPr>
+        <w:ind w:leftChars="0"/>
+        <w:jc w:val="left"/>
+        <w:rPr>
+          <w:b/>
+          <w:sz w:val="22"/>
+        </w:rPr>
+      </w:pPr>
+      <w:r>
+        <w:rPr>
+          <w:rFonts w:hint="eastAsia"/>
+          <w:b/>
+          <w:sz w:val="22"/>
+        </w:rPr>
+        <w:lastRenderedPageBreak/>
+        <w:t xml:space="preserve">진영 시스템 구현 -&gt; 서로 같은 </w:t>
+      </w:r>
+      <w:proofErr w:type="spellStart"/>
+      <w:r>
+        <w:rPr>
+          <w:rFonts w:hint="eastAsia"/>
+          <w:b/>
+          <w:sz w:val="22"/>
+        </w:rPr>
+        <w:t>진영끼리는</w:t>
+      </w:r>
+      <w:proofErr w:type="spellEnd"/>
+      <w:r>
+        <w:rPr>
+          <w:rFonts w:hint="eastAsia"/>
+          <w:b/>
+          <w:sz w:val="22"/>
+        </w:rPr>
+        <w:t xml:space="preserve"> 공격 판정 단계에서 바로 </w:t>
+      </w:r>
+      <w:proofErr w:type="gramStart"/>
+      <w:r>
+        <w:rPr>
+          <w:rFonts w:hint="eastAsia"/>
+          <w:b/>
+          <w:sz w:val="22"/>
+        </w:rPr>
+        <w:t>제외 되도록</w:t>
+      </w:r>
+      <w:proofErr w:type="gramEnd"/>
+      <w:r>
+        <w:rPr>
+          <w:rFonts w:hint="eastAsia"/>
+          <w:b/>
+          <w:sz w:val="22"/>
+        </w:rPr>
+        <w:t xml:space="preserve"> 함</w:t>
+      </w:r>
+    </w:p>
+    <w:p>
+      <w:pPr>
+        <w:pStyle w:val="a3"/>
+        <w:numPr>
+          <w:ilvl w:val="0"/>
+          <w:numId w:val="7"/>
+        </w:numPr>
+        <w:ind w:leftChars="0"/>
+        <w:jc w:val="left"/>
+        <w:rPr>
+          <w:b/>
+          <w:sz w:val="22"/>
+        </w:rPr>
+      </w:pPr>
+      <w:r>
+        <w:rPr>
+          <w:b/>
+          <w:sz w:val="22"/>
+        </w:rPr>
+        <w:t>각종 디버깅 메시지 및 서버 판정 디버그 시각화 추가</w:t>
+      </w:r>
+      <w:r>
+        <w:rPr>
+          <w:rFonts w:hint="eastAsia"/>
+          <w:b/>
+          <w:sz w:val="22"/>
+        </w:rPr>
+        <w:t xml:space="preserve"> </w:t>
+      </w:r>
+    </w:p>
+    <w:p>
+      <w:pPr>
+        <w:pStyle w:val="a3"/>
+        <w:numPr>
+          <w:ilvl w:val="0"/>
+          <w:numId w:val="7"/>
+        </w:numPr>
+        <w:ind w:leftChars="0"/>
+        <w:jc w:val="left"/>
+        <w:rPr>
+          <w:b/>
+          <w:sz w:val="22"/>
+        </w:rPr>
+      </w:pPr>
+      <w:r>
+        <w:rPr>
+          <w:rFonts w:hint="eastAsia"/>
+          <w:b/>
+          <w:sz w:val="22"/>
+        </w:rPr>
+        <w:t xml:space="preserve">물리엔진 </w:t>
+      </w:r>
+      <w:proofErr w:type="spellStart"/>
+      <w:r>
+        <w:rPr>
+          <w:rFonts w:hint="eastAsia"/>
+          <w:b/>
+          <w:sz w:val="22"/>
+        </w:rPr>
+        <w:t>충졸체</w:t>
+      </w:r>
+      <w:proofErr w:type="spellEnd"/>
+      <w:r>
+        <w:rPr>
+          <w:rFonts w:hint="eastAsia"/>
+          <w:b/>
+          <w:sz w:val="22"/>
+        </w:rPr>
+        <w:t xml:space="preserve"> 디버그 패킷 전송 및 </w:t>
+      </w:r>
+      <w:proofErr w:type="spellStart"/>
+      <w:r>
+        <w:rPr>
+          <w:rFonts w:hint="eastAsia"/>
+          <w:b/>
+          <w:sz w:val="22"/>
+        </w:rPr>
+        <w:t>수신부</w:t>
+      </w:r>
+      <w:proofErr w:type="spellEnd"/>
+      <w:r>
+        <w:rPr>
+          <w:rFonts w:hint="eastAsia"/>
+          <w:b/>
+          <w:sz w:val="22"/>
+        </w:rPr>
+        <w:t xml:space="preserve"> 구현</w:t>
+      </w:r>
+    </w:p>
+    <w:p>
+      <w:pPr>
+        <w:jc w:val="left"/>
+        <w:rPr>
+          <w:b/>
+          <w:sz w:val="22"/>
+        </w:rPr>
+      </w:pPr>
+      <w:r>
+        <w:rPr>
+          <w:rFonts w:hint="eastAsia"/>
+          <w:b/>
+          <w:sz w:val="22"/>
+        </w:rPr>
+        <w:t xml:space="preserve">&lt;플레이어 </w:t>
+      </w:r>
+      <w:proofErr w:type="spellStart"/>
+      <w:r>
+        <w:rPr>
+          <w:rFonts w:hint="eastAsia"/>
+          <w:b/>
+          <w:sz w:val="22"/>
+        </w:rPr>
+        <w:t>넉백</w:t>
+      </w:r>
+      <w:proofErr w:type="spellEnd"/>
+      <w:r>
+        <w:rPr>
+          <w:rFonts w:hint="eastAsia"/>
+          <w:b/>
+          <w:sz w:val="22"/>
+        </w:rPr>
+        <w:t xml:space="preserve"> 시스템 구현&gt;</w:t>
+      </w:r>
+    </w:p>
+    <w:p>
+      <w:pPr>
+        <w:pStyle w:val="a3"/>
+        <w:numPr>
+          <w:ilvl w:val="0"/>
+          <w:numId w:val="7"/>
+        </w:numPr>
+        <w:ind w:leftChars="0"/>
+        <w:jc w:val="left"/>
+        <w:rPr>
+          <w:b/>
+          <w:sz w:val="22"/>
+        </w:rPr>
+      </w:pPr>
+      <w:r>
+        <w:rPr>
+          <w:rFonts w:hint="eastAsia"/>
+          <w:b/>
+          <w:sz w:val="22"/>
+        </w:rPr>
+        <w:t>그냥 플레이어를 넉백해도 클라이언트가 이동시에 위치 패킷을 보내서 밀리지가 않음</w:t>
+      </w:r>
+    </w:p>
+    <w:p>
+      <w:pPr>
+        <w:pStyle w:val="a3"/>
+        <w:numPr>
+          <w:ilvl w:val="0"/>
+          <w:numId w:val="7"/>
+        </w:numPr>
+        <w:ind w:leftChars="0"/>
+        <w:jc w:val="left"/>
+        <w:rPr>
+          <w:b/>
+          <w:sz w:val="22"/>
+        </w:rPr>
+      </w:pPr>
+      <w:proofErr w:type="spellStart"/>
+      <w:r>
+        <w:rPr>
+          <w:rFonts w:hint="eastAsia"/>
+          <w:b/>
+          <w:sz w:val="22"/>
+        </w:rPr>
+        <w:t>넉백</w:t>
+      </w:r>
+      <w:proofErr w:type="spellEnd"/>
+      <w:r>
+        <w:rPr>
+          <w:rFonts w:hint="eastAsia"/>
+          <w:b/>
+          <w:sz w:val="22"/>
+        </w:rPr>
+        <w:t xml:space="preserve"> 플래그가 </w:t>
+      </w:r>
+      <w:proofErr w:type="spellStart"/>
+      <w:r>
+        <w:rPr>
+          <w:rFonts w:hint="eastAsia"/>
+          <w:b/>
+          <w:sz w:val="22"/>
+        </w:rPr>
+        <w:t>켜졌을시에</w:t>
+      </w:r>
+      <w:proofErr w:type="spellEnd"/>
+      <w:r>
+        <w:rPr>
+          <w:rFonts w:hint="eastAsia"/>
+          <w:b/>
+          <w:sz w:val="22"/>
+        </w:rPr>
+        <w:t xml:space="preserve"> 이동 방향 속도를 0으로 만들고 </w:t>
+      </w:r>
+      <w:proofErr w:type="spellStart"/>
+      <w:r>
+        <w:rPr>
+          <w:rFonts w:hint="eastAsia"/>
+          <w:b/>
+          <w:sz w:val="22"/>
+        </w:rPr>
+        <w:t>넉백</w:t>
+      </w:r>
+      <w:proofErr w:type="spellEnd"/>
+      <w:r>
+        <w:rPr>
+          <w:rFonts w:hint="eastAsia"/>
+          <w:b/>
+          <w:sz w:val="22"/>
+        </w:rPr>
+        <w:t xml:space="preserve"> 속도만 추가해서 </w:t>
+      </w:r>
+      <w:proofErr w:type="spellStart"/>
+      <w:r>
+        <w:rPr>
+          <w:rFonts w:hint="eastAsia"/>
+          <w:b/>
+          <w:sz w:val="22"/>
+        </w:rPr>
+        <w:t>넉백</w:t>
+      </w:r>
+      <w:proofErr w:type="spellEnd"/>
+      <w:r>
+        <w:rPr>
+          <w:rFonts w:hint="eastAsia"/>
+          <w:b/>
+          <w:sz w:val="22"/>
+        </w:rPr>
+        <w:t xml:space="preserve"> 구현</w:t>
+      </w:r>
+    </w:p>
+    <w:p>
+      <w:pPr>
+        <w:jc w:val="left"/>
+        <w:rPr>
+          <w:rFonts w:hint="eastAsia"/>
+          <w:b/>
+          <w:sz w:val="22"/>
+        </w:rPr>
+      </w:pPr>
+    </w:p>
+    <w:p>
+      <w:pPr>
+        <w:jc w:val="left"/>
+        <w:rPr>
+          <w:b/>
+          <w:sz w:val="22"/>
+        </w:rPr>
+      </w:pPr>
+      <w:r>
+        <w:rPr>
+          <w:rFonts w:hint="eastAsia"/>
+          <w:b/>
+          <w:sz w:val="22"/>
+        </w:rPr>
+        <w:t>&lt;클라이언트 프로파일링과 구조개선&gt;</w:t>
+      </w:r>
+    </w:p>
+    <w:p>
+      <w:pPr>
+        <w:pStyle w:val="a3"/>
+        <w:numPr>
+          <w:ilvl w:val="0"/>
+          <w:numId w:val="7"/>
+        </w:numPr>
+        <w:ind w:leftChars="0"/>
+        <w:jc w:val="left"/>
+        <w:rPr>
+          <w:b/>
+          <w:sz w:val="22"/>
+        </w:rPr>
+      </w:pPr>
+      <w:r>
+        <w:rPr>
+          <w:rFonts w:hint="eastAsia"/>
+          <w:b/>
+          <w:sz w:val="22"/>
+        </w:rPr>
+        <w:t xml:space="preserve">지난번에 </w:t>
+      </w:r>
+      <w:proofErr w:type="gramStart"/>
+      <w:r>
+        <w:rPr>
+          <w:rFonts w:hint="eastAsia"/>
+          <w:b/>
+          <w:sz w:val="22"/>
+        </w:rPr>
+        <w:t>한번에</w:t>
+      </w:r>
+      <w:proofErr w:type="gramEnd"/>
+      <w:r>
+        <w:rPr>
+          <w:rFonts w:hint="eastAsia"/>
+          <w:b/>
+          <w:sz w:val="22"/>
+        </w:rPr>
+        <w:t xml:space="preserve"> </w:t>
+      </w:r>
+      <w:proofErr w:type="spellStart"/>
+      <w:r>
+        <w:rPr>
+          <w:rFonts w:hint="eastAsia"/>
+          <w:b/>
+          <w:sz w:val="22"/>
+        </w:rPr>
+        <w:t>npc</w:t>
+      </w:r>
+      <w:proofErr w:type="spellEnd"/>
+      <w:r>
+        <w:rPr>
+          <w:rFonts w:hint="eastAsia"/>
+          <w:b/>
+          <w:sz w:val="22"/>
+        </w:rPr>
+        <w:t xml:space="preserve"> 패킷을 보냈을 때 Device 에러가 났던 것 프로파일링</w:t>
+      </w:r>
+    </w:p>
+    <w:p>
+      <w:pPr>
+        <w:pStyle w:val="a3"/>
+        <w:numPr>
+          <w:ilvl w:val="0"/>
+          <w:numId w:val="7"/>
+        </w:numPr>
+        <w:ind w:leftChars="0"/>
+        <w:jc w:val="left"/>
+        <w:rPr>
+          <w:b/>
+          <w:sz w:val="22"/>
+        </w:rPr>
+      </w:pPr>
+      <w:r>
+        <w:rPr>
+          <w:rFonts w:hint="eastAsia"/>
+          <w:b/>
+          <w:sz w:val="22"/>
+        </w:rPr>
+        <w:t xml:space="preserve">패킷 자체는 문제가 없고 </w:t>
+      </w:r>
+      <w:proofErr w:type="spellStart"/>
+      <w:r>
+        <w:rPr>
+          <w:rFonts w:hint="eastAsia"/>
+          <w:b/>
+          <w:sz w:val="22"/>
+        </w:rPr>
+        <w:t>npc</w:t>
+      </w:r>
+      <w:proofErr w:type="spellEnd"/>
+      <w:r>
+        <w:rPr>
+          <w:rFonts w:hint="eastAsia"/>
+          <w:b/>
+          <w:sz w:val="22"/>
+        </w:rPr>
+        <w:t xml:space="preserve">생성시 애니메이션 컴포넌트의 Bone </w:t>
+      </w:r>
+      <w:proofErr w:type="spellStart"/>
+      <w:r>
+        <w:rPr>
+          <w:rFonts w:hint="eastAsia"/>
+          <w:b/>
+          <w:sz w:val="22"/>
+        </w:rPr>
+        <w:t>Palatte</w:t>
+      </w:r>
+      <w:proofErr w:type="spellEnd"/>
+      <w:r>
+        <w:rPr>
+          <w:rFonts w:hint="eastAsia"/>
+          <w:b/>
+          <w:sz w:val="22"/>
+        </w:rPr>
+        <w:t xml:space="preserve"> 생성 DX12 </w:t>
+      </w:r>
+      <w:r>
+        <w:rPr>
+          <w:b/>
+          <w:sz w:val="22"/>
+        </w:rPr>
+        <w:t>호출</w:t>
+      </w:r>
+      <w:r>
+        <w:rPr>
+          <w:rFonts w:hint="eastAsia"/>
+          <w:b/>
+          <w:sz w:val="22"/>
+        </w:rPr>
+        <w:t xml:space="preserve"> 및 그래픽 카드 기다림 로직이 너무 오래 </w:t>
+      </w:r>
+      <w:proofErr w:type="spellStart"/>
+      <w:r>
+        <w:rPr>
+          <w:rFonts w:hint="eastAsia"/>
+          <w:b/>
+          <w:sz w:val="22"/>
+        </w:rPr>
+        <w:t>걸리는게</w:t>
+      </w:r>
+      <w:proofErr w:type="spellEnd"/>
+      <w:r>
+        <w:rPr>
+          <w:rFonts w:hint="eastAsia"/>
+          <w:b/>
+          <w:sz w:val="22"/>
+        </w:rPr>
+        <w:t xml:space="preserve"> 문제</w:t>
+      </w:r>
+    </w:p>
+    <w:p>
+      <w:pPr>
+        <w:pStyle w:val="a3"/>
+        <w:numPr>
+          <w:ilvl w:val="0"/>
+          <w:numId w:val="7"/>
+        </w:numPr>
+        <w:ind w:leftChars="0"/>
+        <w:jc w:val="left"/>
+        <w:rPr>
+          <w:b/>
+          <w:sz w:val="22"/>
+        </w:rPr>
+      </w:pPr>
+      <w:r>
+        <w:rPr>
+          <w:b/>
+          <w:sz w:val="22"/>
+        </w:rPr>
+        <w:t xml:space="preserve">프로파일링 </w:t>
+      </w:r>
+      <w:proofErr w:type="spellStart"/>
+      <w:r>
+        <w:rPr>
+          <w:b/>
+          <w:sz w:val="22"/>
+        </w:rPr>
+        <w:t>해보니깐</w:t>
+      </w:r>
+      <w:proofErr w:type="spellEnd"/>
+      <w:r>
+        <w:rPr>
+          <w:b/>
+          <w:sz w:val="22"/>
+        </w:rPr>
+        <w:t xml:space="preserve"> </w:t>
+      </w:r>
+      <w:proofErr w:type="spellStart"/>
+      <w:r>
+        <w:rPr>
+          <w:b/>
+          <w:sz w:val="22"/>
+        </w:rPr>
+        <w:t>메인스레드에서</w:t>
+      </w:r>
+      <w:proofErr w:type="spellEnd"/>
+      <w:r>
+        <w:rPr>
+          <w:b/>
+          <w:sz w:val="22"/>
+        </w:rPr>
+        <w:t xml:space="preserve"> 패킷 </w:t>
+      </w:r>
+      <w:proofErr w:type="spellStart"/>
+      <w:r>
+        <w:rPr>
+          <w:b/>
+          <w:sz w:val="22"/>
+        </w:rPr>
+        <w:t>핸들러</w:t>
+      </w:r>
+      <w:proofErr w:type="spellEnd"/>
+      <w:r>
+        <w:rPr>
+          <w:b/>
+          <w:sz w:val="22"/>
+        </w:rPr>
+        <w:t xml:space="preserve"> 함수 </w:t>
+      </w:r>
+      <w:proofErr w:type="spellStart"/>
+      <w:proofErr w:type="gramStart"/>
+      <w:r>
+        <w:rPr>
+          <w:b/>
+          <w:sz w:val="22"/>
+        </w:rPr>
+        <w:t>실행하는게</w:t>
+      </w:r>
+      <w:proofErr w:type="spellEnd"/>
+      <w:proofErr w:type="gramEnd"/>
+      <w:r>
+        <w:rPr>
+          <w:b/>
+          <w:sz w:val="22"/>
+        </w:rPr>
+        <w:t xml:space="preserve"> 너무 오래 걸림 -&gt; </w:t>
+      </w:r>
+      <w:proofErr w:type="spellStart"/>
+      <w:r>
+        <w:rPr>
+          <w:b/>
+          <w:sz w:val="22"/>
+        </w:rPr>
+        <w:t>확인해보니깐</w:t>
+      </w:r>
+      <w:proofErr w:type="spellEnd"/>
+      <w:r>
+        <w:rPr>
+          <w:b/>
+          <w:sz w:val="22"/>
+        </w:rPr>
+        <w:t xml:space="preserve"> Animation컴포넌트에서 </w:t>
+      </w:r>
+      <w:proofErr w:type="spellStart"/>
+      <w:r>
+        <w:rPr>
+          <w:b/>
+          <w:sz w:val="22"/>
+        </w:rPr>
+        <w:t>cpu</w:t>
+      </w:r>
+      <w:proofErr w:type="spellEnd"/>
+      <w:r>
+        <w:rPr>
+          <w:b/>
+          <w:sz w:val="22"/>
+        </w:rPr>
+        <w:t xml:space="preserve"> 정지되고 무거운 DX 함수가 존재 + </w:t>
+      </w:r>
+      <w:proofErr w:type="spellStart"/>
+      <w:r>
+        <w:rPr>
+          <w:b/>
+          <w:sz w:val="22"/>
+        </w:rPr>
+        <w:t>npc</w:t>
+      </w:r>
+      <w:proofErr w:type="spellEnd"/>
+      <w:r>
+        <w:rPr>
+          <w:b/>
+          <w:sz w:val="22"/>
+        </w:rPr>
+        <w:t xml:space="preserve"> 이동 </w:t>
+      </w:r>
+      <w:proofErr w:type="spellStart"/>
+      <w:r>
+        <w:rPr>
+          <w:b/>
+          <w:sz w:val="22"/>
+        </w:rPr>
+        <w:t>핸들러가</w:t>
+      </w:r>
+      <w:proofErr w:type="spellEnd"/>
+      <w:r>
+        <w:rPr>
+          <w:b/>
+          <w:sz w:val="22"/>
+        </w:rPr>
+        <w:t xml:space="preserve"> 오래 걸림 -&gt; 일단 </w:t>
+      </w:r>
+      <w:proofErr w:type="spellStart"/>
+      <w:r>
+        <w:rPr>
+          <w:b/>
+          <w:sz w:val="22"/>
+        </w:rPr>
+        <w:t>npc</w:t>
+      </w:r>
+      <w:proofErr w:type="spellEnd"/>
+      <w:r>
+        <w:rPr>
+          <w:b/>
+          <w:sz w:val="22"/>
+        </w:rPr>
+        <w:t xml:space="preserve"> 이동 </w:t>
+      </w:r>
+      <w:proofErr w:type="spellStart"/>
+      <w:r>
+        <w:rPr>
+          <w:b/>
+          <w:sz w:val="22"/>
+        </w:rPr>
+        <w:t>핸들러에서</w:t>
+      </w:r>
+      <w:proofErr w:type="spellEnd"/>
+      <w:r>
+        <w:rPr>
+          <w:b/>
+          <w:sz w:val="22"/>
+        </w:rPr>
+        <w:t xml:space="preserve"> </w:t>
+      </w:r>
+      <w:proofErr w:type="spellStart"/>
+      <w:r>
+        <w:rPr>
+          <w:b/>
+          <w:sz w:val="22"/>
+        </w:rPr>
+        <w:t>npc</w:t>
+      </w:r>
+      <w:proofErr w:type="spellEnd"/>
+      <w:r>
+        <w:rPr>
+          <w:b/>
+          <w:sz w:val="22"/>
+        </w:rPr>
+        <w:t xml:space="preserve">를 찾고 적용하는 걸 </w:t>
+      </w:r>
+      <w:proofErr w:type="spellStart"/>
+      <w:r>
+        <w:rPr>
+          <w:b/>
+          <w:sz w:val="22"/>
+        </w:rPr>
+        <w:t>INetSync</w:t>
+      </w:r>
+      <w:proofErr w:type="spellEnd"/>
+      <w:r>
+        <w:rPr>
+          <w:b/>
+          <w:sz w:val="22"/>
+        </w:rPr>
+        <w:t xml:space="preserve"> 인터페이스를 이용해서 중간 버퍼에 저장하고 바로 다음에 </w:t>
+      </w:r>
+      <w:proofErr w:type="spellStart"/>
+      <w:r>
+        <w:rPr>
+          <w:b/>
+          <w:sz w:val="22"/>
+        </w:rPr>
+        <w:t>memcpy</w:t>
+      </w:r>
+      <w:proofErr w:type="spellEnd"/>
+      <w:r>
+        <w:rPr>
+          <w:b/>
+          <w:sz w:val="22"/>
+        </w:rPr>
+        <w:t xml:space="preserve">를 하는 방식으로 </w:t>
+      </w:r>
+      <w:proofErr w:type="spellStart"/>
+      <w:r>
+        <w:rPr>
+          <w:b/>
+          <w:sz w:val="22"/>
+        </w:rPr>
+        <w:t>frameAdvance</w:t>
+      </w:r>
+      <w:proofErr w:type="spellEnd"/>
+      <w:r>
+        <w:rPr>
+          <w:b/>
+          <w:sz w:val="22"/>
+        </w:rPr>
+        <w:t xml:space="preserve"> 수정 28ms -&gt; 0.6ms 로 단축</w:t>
+      </w:r>
+    </w:p>
+    <w:p>
+      <w:pPr>
+        <w:pStyle w:val="a3"/>
+        <w:numPr>
+          <w:ilvl w:val="0"/>
+          <w:numId w:val="7"/>
+        </w:numPr>
+        <w:ind w:leftChars="0"/>
+        <w:jc w:val="left"/>
+        <w:rPr>
+          <w:b/>
+          <w:sz w:val="22"/>
+        </w:rPr>
+      </w:pPr>
+      <w:r>
+        <w:rPr>
+          <w:rFonts w:hint="eastAsia"/>
+          <w:b/>
+          <w:sz w:val="22"/>
+        </w:rPr>
+        <w:t xml:space="preserve">이동 적용할 때 component 찾기 비용이 </w:t>
+      </w:r>
+      <w:proofErr w:type="spellStart"/>
+      <w:r>
+        <w:rPr>
+          <w:rFonts w:hint="eastAsia"/>
+          <w:b/>
+          <w:sz w:val="22"/>
+        </w:rPr>
+        <w:t>cpu</w:t>
+      </w:r>
+      <w:proofErr w:type="spellEnd"/>
+      <w:r>
+        <w:rPr>
+          <w:rFonts w:hint="eastAsia"/>
+          <w:b/>
+          <w:sz w:val="22"/>
+        </w:rPr>
+        <w:t xml:space="preserve"> cache hit ratio를 많이 떨어뜨려서 뭉쳐서 </w:t>
+      </w:r>
+      <w:proofErr w:type="gramStart"/>
+      <w:r>
+        <w:rPr>
+          <w:rFonts w:hint="eastAsia"/>
+          <w:b/>
+          <w:sz w:val="22"/>
+        </w:rPr>
+        <w:t>수행 할</w:t>
+      </w:r>
+      <w:proofErr w:type="gramEnd"/>
+      <w:r>
+        <w:rPr>
+          <w:rFonts w:hint="eastAsia"/>
+          <w:b/>
+          <w:sz w:val="22"/>
+        </w:rPr>
+        <w:t xml:space="preserve"> 수 있는 system 패턴 적용</w:t>
+      </w:r>
+    </w:p>
+    <w:p>
+      <w:pPr>
+        <w:jc w:val="left"/>
+        <w:rPr>
+          <w:b/>
+          <w:sz w:val="22"/>
+        </w:rPr>
+      </w:pPr>
+      <w:r>
+        <w:rPr>
+          <w:rFonts w:hint="eastAsia"/>
+          <w:b/>
+          <w:sz w:val="22"/>
+        </w:rPr>
+        <w:t>&lt;클라이언트와 서버의 플레이어 이동 방식 차이 해결&gt;</w:t>
+      </w:r>
+    </w:p>
+    <w:p>
+      <w:pPr>
+        <w:pStyle w:val="a3"/>
+        <w:numPr>
+          <w:ilvl w:val="0"/>
+          <w:numId w:val="7"/>
+        </w:numPr>
+        <w:ind w:leftChars="0"/>
+        <w:jc w:val="left"/>
+        <w:rPr>
+          <w:b/>
+          <w:sz w:val="22"/>
+        </w:rPr>
+      </w:pPr>
+      <w:r>
+        <w:rPr>
+          <w:rFonts w:hint="eastAsia"/>
+          <w:b/>
+          <w:sz w:val="22"/>
+        </w:rPr>
+        <w:t>클라이언트는 서버와 달리 물리적인 컴포넌트의 영향을 받지 않고 이동하였기에 최대 경사를 뚫고 지형을 타고 이동하는 문제 발견</w:t>
+      </w:r>
+    </w:p>
+    <w:p>
+      <w:pPr>
+        <w:pStyle w:val="a3"/>
+        <w:numPr>
+          <w:ilvl w:val="0"/>
+          <w:numId w:val="7"/>
+        </w:numPr>
+        <w:ind w:leftChars="0"/>
+        <w:jc w:val="left"/>
+        <w:rPr>
+          <w:b/>
+          <w:sz w:val="22"/>
+        </w:rPr>
+      </w:pPr>
+      <w:r>
+        <w:rPr>
+          <w:rFonts w:hint="eastAsia"/>
+          <w:b/>
+          <w:sz w:val="22"/>
+        </w:rPr>
+        <w:t>둘 다 같은 컴포넌트를 사용해서 최대경사이동을 적용</w:t>
+      </w:r>
+    </w:p>
+    <w:p>
+      <w:pPr>
+        <w:pStyle w:val="a3"/>
+        <w:numPr>
+          <w:ilvl w:val="0"/>
+          <w:numId w:val="7"/>
+        </w:numPr>
+        <w:ind w:leftChars="0"/>
+        <w:jc w:val="left"/>
+        <w:rPr>
+          <w:b/>
+          <w:sz w:val="22"/>
+        </w:rPr>
+      </w:pPr>
+      <w:r>
+        <w:rPr>
+          <w:rFonts w:hint="eastAsia"/>
+          <w:b/>
+          <w:sz w:val="22"/>
+        </w:rPr>
+        <w:t xml:space="preserve">(TODO: 보고서 적으면서 생각난 건데 클라이언트 이동이 서버이동보다 </w:t>
+      </w:r>
+      <w:proofErr w:type="gramStart"/>
+      <w:r>
+        <w:rPr>
+          <w:rFonts w:hint="eastAsia"/>
+          <w:b/>
+          <w:sz w:val="22"/>
+        </w:rPr>
+        <w:t>우선시 되는</w:t>
+      </w:r>
+      <w:proofErr w:type="gramEnd"/>
+      <w:r>
+        <w:rPr>
+          <w:rFonts w:hint="eastAsia"/>
+          <w:b/>
+          <w:sz w:val="22"/>
+        </w:rPr>
+        <w:t xml:space="preserve"> 듯한 느낌 확인 필요 -&gt; 보정 패킷이 부정확한 것 같기도 함 </w:t>
+      </w:r>
+      <w:proofErr w:type="spellStart"/>
+      <w:r>
+        <w:rPr>
+          <w:rFonts w:hint="eastAsia"/>
+          <w:b/>
+          <w:sz w:val="22"/>
+        </w:rPr>
+        <w:t>속도랑</w:t>
+      </w:r>
+      <w:proofErr w:type="spellEnd"/>
+      <w:r>
+        <w:rPr>
+          <w:rFonts w:hint="eastAsia"/>
+          <w:b/>
+          <w:sz w:val="22"/>
+        </w:rPr>
+        <w:t xml:space="preserve"> 힘도 넘겨서 보정해야 할 필요성이 있을 수도?)</w:t>
+      </w:r>
+    </w:p>
+    <w:p>
+      <w:pPr>
+        <w:ind w:left="440"/>
+        <w:jc w:val="left"/>
+        <w:rPr>
+          <w:rFonts w:hint="eastAsia"/>
+          <w:b/>
+          <w:sz w:val="22"/>
+        </w:rPr>
+      </w:pPr>
+    </w:p>
+    <w:p>
+      <w:pPr>
+        <w:jc w:val="left"/>
+        <w:rPr>
+          <w:b/>
+          <w:sz w:val="22"/>
+        </w:rPr>
+      </w:pPr>
+    </w:p>
+    <w:p>
+      <w:pPr>
+        <w:jc w:val="left"/>
+        <w:rPr>
+          <w:b/>
+          <w:sz w:val="22"/>
+        </w:rPr>
+      </w:pPr>
+    </w:p>
+    <w:p>
+      <w:pPr>
+        <w:jc w:val="left"/>
+        <w:rPr>
+          <w:b/>
+          <w:sz w:val="22"/>
+        </w:rPr>
+      </w:pPr>
     </w:p>
     <w:p>
       <w:pPr>
@@ -1918,6 +3936,118 @@
     </w:lvl>
   </w:abstractNum>
   <w:abstractNum w:abstractNumId="2" w15:restartNumberingAfterBreak="0">
+    <w:nsid w:val="52A257B8"/>
+    <w:multiLevelType w:val="hybridMultilevel"/>
+    <w:tmpl w:val="364687F0"/>
+    <w:lvl w:ilvl="0" w:tplc="8C7E6836">
+      <w:numFmt w:val="bullet"/>
+      <w:lvlText w:val=""/>
+      <w:lvlJc w:val="left"/>
+      <w:pPr>
+        <w:ind w:left="800" w:hanging="360"/>
+      </w:pPr>
+      <w:rPr>
+        <w:rFonts w:ascii="Wingdings" w:eastAsiaTheme="minorEastAsia" w:hAnsi="Wingdings" w:cstheme="minorEastAsia" w:hint="default"/>
+      </w:rPr>
+    </w:lvl>
+    <w:lvl w:ilvl="1" w:tplc="04090003" w:tentative="1">
+      <w:start w:val="1"/>
+      <w:numFmt w:val="bullet"/>
+      <w:lvlText w:val=""/>
+      <w:lvlJc w:val="left"/>
+      <w:pPr>
+        <w:ind w:left="1320" w:hanging="440"/>
+      </w:pPr>
+      <w:rPr>
+        <w:rFonts w:ascii="Wingdings" w:hAnsi="Wingdings" w:hint="default"/>
+      </w:rPr>
+    </w:lvl>
+    <w:lvl w:ilvl="2" w:tplc="04090005" w:tentative="1">
+      <w:start w:val="1"/>
+      <w:numFmt w:val="bullet"/>
+      <w:lvlText w:val=""/>
+      <w:lvlJc w:val="left"/>
+      <w:pPr>
+        <w:ind w:left="1760" w:hanging="440"/>
+      </w:pPr>
+      <w:rPr>
+        <w:rFonts w:ascii="Wingdings" w:hAnsi="Wingdings" w:hint="default"/>
+      </w:rPr>
+    </w:lvl>
+    <w:lvl w:ilvl="3" w:tplc="04090001" w:tentative="1">
+      <w:start w:val="1"/>
+      <w:numFmt w:val="bullet"/>
+      <w:lvlText w:val=""/>
+      <w:lvlJc w:val="left"/>
+      <w:pPr>
+        <w:ind w:left="2200" w:hanging="440"/>
+      </w:pPr>
+      <w:rPr>
+        <w:rFonts w:ascii="Wingdings" w:hAnsi="Wingdings" w:hint="default"/>
+      </w:rPr>
+    </w:lvl>
+    <w:lvl w:ilvl="4" w:tplc="04090003" w:tentative="1">
+      <w:start w:val="1"/>
+      <w:numFmt w:val="bullet"/>
+      <w:lvlText w:val=""/>
+      <w:lvlJc w:val="left"/>
+      <w:pPr>
+        <w:ind w:left="2640" w:hanging="440"/>
+      </w:pPr>
+      <w:rPr>
+        <w:rFonts w:ascii="Wingdings" w:hAnsi="Wingdings" w:hint="default"/>
+      </w:rPr>
+    </w:lvl>
+    <w:lvl w:ilvl="5" w:tplc="04090005" w:tentative="1">
+      <w:start w:val="1"/>
+      <w:numFmt w:val="bullet"/>
+      <w:lvlText w:val=""/>
+      <w:lvlJc w:val="left"/>
+      <w:pPr>
+        <w:ind w:left="3080" w:hanging="440"/>
+      </w:pPr>
+      <w:rPr>
+        <w:rFonts w:ascii="Wingdings" w:hAnsi="Wingdings" w:hint="default"/>
+      </w:rPr>
+    </w:lvl>
+    <w:lvl w:ilvl="6" w:tplc="04090001" w:tentative="1">
+      <w:start w:val="1"/>
+      <w:numFmt w:val="bullet"/>
+      <w:lvlText w:val=""/>
+      <w:lvlJc w:val="left"/>
+      <w:pPr>
+        <w:ind w:left="3520" w:hanging="440"/>
+      </w:pPr>
+      <w:rPr>
+        <w:rFonts w:ascii="Wingdings" w:hAnsi="Wingdings" w:hint="default"/>
+      </w:rPr>
+    </w:lvl>
+    <w:lvl w:ilvl="7" w:tplc="04090003" w:tentative="1">
+      <w:start w:val="1"/>
+      <w:numFmt w:val="bullet"/>
+      <w:lvlText w:val=""/>
+      <w:lvlJc w:val="left"/>
+      <w:pPr>
+        <w:ind w:left="3960" w:hanging="440"/>
+      </w:pPr>
+      <w:rPr>
+        <w:rFonts w:ascii="Wingdings" w:hAnsi="Wingdings" w:hint="default"/>
+      </w:rPr>
+    </w:lvl>
+    <w:lvl w:ilvl="8" w:tplc="04090005" w:tentative="1">
+      <w:start w:val="1"/>
+      <w:numFmt w:val="bullet"/>
+      <w:lvlText w:val=""/>
+      <w:lvlJc w:val="left"/>
+      <w:pPr>
+        <w:ind w:left="4400" w:hanging="440"/>
+      </w:pPr>
+      <w:rPr>
+        <w:rFonts w:ascii="Wingdings" w:hAnsi="Wingdings" w:hint="default"/>
+      </w:rPr>
+    </w:lvl>
+  </w:abstractNum>
+  <w:abstractNum w:abstractNumId="3" w15:restartNumberingAfterBreak="0">
     <w:nsid w:val="77C87E54"/>
     <w:multiLevelType w:val="hybridMultilevel"/>
     <w:tmpl w:val="AEEADCD4"/>
@@ -2029,7 +4159,7 @@
       </w:rPr>
     </w:lvl>
   </w:abstractNum>
-  <w:abstractNum w:abstractNumId="3" w15:restartNumberingAfterBreak="0">
+  <w:abstractNum w:abstractNumId="4" w15:restartNumberingAfterBreak="0">
     <w:nsid w:val="7C6A468C"/>
     <w:multiLevelType w:val="hybridMultilevel"/>
     <w:tmpl w:val="61E2A4E4"/>
@@ -2141,7 +4271,7 @@
       </w:rPr>
     </w:lvl>
   </w:abstractNum>
-  <w:abstractNum w:abstractNumId="4" w15:restartNumberingAfterBreak="0">
+  <w:abstractNum w:abstractNumId="5" w15:restartNumberingAfterBreak="0">
     <w:nsid w:val="7D2244C9"/>
     <w:multiLevelType w:val="multilevel"/>
     <w:tmpl w:val="3BFCBE5E"/>
@@ -2254,7 +4384,7 @@
       </w:pPr>
     </w:lvl>
   </w:abstractNum>
-  <w:abstractNum w:abstractNumId="5" w15:restartNumberingAfterBreak="0">
+  <w:abstractNum w:abstractNumId="6" w15:restartNumberingAfterBreak="0">
     <w:nsid w:val="7E7A5A20"/>
     <w:multiLevelType w:val="multilevel"/>
     <w:tmpl w:val="7C7AEC46"/>
@@ -2407,19 +4537,22 @@
     <w:abstractNumId w:val="0"/>
   </w:num>
   <w:num w:numId="2" w16cid:durableId="225458082">
-    <w:abstractNumId w:val="2"/>
+    <w:abstractNumId w:val="3"/>
   </w:num>
   <w:num w:numId="3" w16cid:durableId="1405106466">
-    <w:abstractNumId w:val="3"/>
+    <w:abstractNumId w:val="4"/>
   </w:num>
   <w:num w:numId="4" w16cid:durableId="867182880">
     <w:abstractNumId w:val="1"/>
   </w:num>
   <w:num w:numId="5" w16cid:durableId="1767189517">
-    <w:abstractNumId w:val="4"/>
+    <w:abstractNumId w:val="5"/>
   </w:num>
   <w:num w:numId="6" w16cid:durableId="1733962065">
-    <w:abstractNumId w:val="5"/>
+    <w:abstractNumId w:val="6"/>
+  </w:num>
+  <w:num w:numId="7" w16cid:durableId="1281568502">
+    <w:abstractNumId w:val="2"/>
   </w:num>
 </w:numbering>
 </file>

--- a/작업일지/27주차.docx
+++ b/작업일지/27주차.docx
@@ -1,6 +1,6 @@
 
 <file path=word/document.xml><?xml version="1.0" encoding="utf-8"?>
-<w:document xmlns:wpc="http://schemas.microsoft.com/office/word/2010/wordprocessingCanvas" xmlns:cx="http://schemas.microsoft.com/office/drawing/2014/chartex" xmlns:cx1="http://schemas.microsoft.com/office/drawing/2015/9/8/chartex" xmlns:cx2="http://schemas.microsoft.com/office/drawing/2015/10/21/chartex" xmlns:cx3="http://schemas.microsoft.com/office/drawing/2016/5/9/chartex" xmlns:cx4="http://schemas.microsoft.com/office/drawing/2016/5/10/chartex" xmlns:cx5="http://schemas.microsoft.com/office/drawing/2016/5/11/chartex" xmlns:cx6="http://schemas.microsoft.com/office/drawing/2016/5/12/chartex" xmlns:cx7="http://schemas.microsoft.com/office/drawing/2016/5/13/chartex" xmlns:cx8="http://schemas.microsoft.com/office/drawing/2016/5/14/chartex" xmlns:mc="http://schemas.openxmlformats.org/markup-compatibility/2006" xmlns:aink="http://schemas.microsoft.com/office/drawing/2016/ink" xmlns:am3d="http://schemas.microsoft.com/office/drawing/2017/model3d" xmlns:o="urn:schemas-microsoft-com:office:office" xmlns:oel="http://schemas.microsoft.com/office/2019/extlst" xmlns:r="http://schemas.openxmlformats.org/officeDocument/2006/relationships" xmlns:m="http://schemas.openxmlformats.org/officeDocument/2006/math" xmlns:v="urn:schemas-microsoft-com:vml" xmlns:wp14="http://schemas.microsoft.com/office/word/2010/wordprocessingDrawing" xmlns:wp="http://schemas.openxmlformats.org/drawingml/2006/wordprocessingDrawing" xmlns:w10="urn:schemas-microsoft-com:office:word" xmlns:w="http://schemas.openxmlformats.org/wordprocessingml/2006/main" xmlns:w14="http://schemas.microsoft.com/office/word/2010/wordml" xmlns:w15="http://schemas.microsoft.com/office/word/2012/wordml" xmlns:w16cex="http://schemas.microsoft.com/office/word/2018/wordml/cex" xmlns:w16cid="http://schemas.microsoft.com/office/word/2016/wordml/cid" xmlns:w16="http://schemas.microsoft.com/office/word/2018/wordml" xmlns:w16du="http://schemas.microsoft.com/office/word/2023/wordml/word16du" xmlns:w16sdtdh="http://schemas.microsoft.com/office/word/2020/wordml/sdtdatahash" xmlns:w16sdtfl="http://schemas.microsoft.com/office/word/2024/wordml/sdtformatlock" xmlns:w16se="http://schemas.microsoft.com/office/word/2015/wordml/symex" xmlns:wpg="http://schemas.microsoft.com/office/word/2010/wordprocessingGroup" xmlns:wpi="http://schemas.microsoft.com/office/word/2010/wordprocessingInk" xmlns:wne="http://schemas.microsoft.com/office/word/2006/wordml" xmlns:wps="http://schemas.microsoft.com/office/word/2010/wordprocessingShape" mc:Ignorable="w14 w15 w16se w16cid w16 w16cex w16sdtdh w16sdtfl w16du wp14">
+<w:document xmlns:wpc="http://schemas.microsoft.com/office/word/2010/wordprocessingCanvas" xmlns:mc="http://schemas.openxmlformats.org/markup-compatibility/2006" xmlns:o="urn:schemas-microsoft-com:office:office" xmlns:r="http://schemas.openxmlformats.org/officeDocument/2006/relationships" xmlns:m="http://schemas.openxmlformats.org/officeDocument/2006/math" xmlns:v="urn:schemas-microsoft-com:vml" xmlns:wp14="http://schemas.microsoft.com/office/word/2010/wordprocessingDrawing" xmlns:wp="http://schemas.openxmlformats.org/drawingml/2006/wordprocessingDrawing" xmlns:w10="urn:schemas-microsoft-com:office:word" xmlns:w="http://schemas.openxmlformats.org/wordprocessingml/2006/main" xmlns:w14="http://schemas.microsoft.com/office/word/2010/wordml" xmlns:w15="http://schemas.microsoft.com/office/word/2012/wordml" xmlns:wpg="http://schemas.microsoft.com/office/word/2010/wordprocessingGroup" xmlns:wpi="http://schemas.microsoft.com/office/word/2010/wordprocessingInk" xmlns:wne="http://schemas.microsoft.com/office/word/2006/wordml" xmlns:wps="http://schemas.microsoft.com/office/word/2010/wordprocessingShape">
   <w:body>
     <w:tbl>
       <w:tblPr>
@@ -19,7 +19,7 @@
       </w:tblGrid>
       <w:tr>
         <w:trPr>
-          <w:trHeight w:val="888"/>
+          <w:trHeight w:val="888" w:hRule="atLeast"/>
         </w:trPr>
         <w:tc>
           <w:tcPr>
@@ -93,6 +93,11 @@
                 <w:szCs w:val="20"/>
               </w:rPr>
               <w:br/>
+            </w:r>
+            <w:r>
+              <w:rPr>
+                <w:szCs w:val="20"/>
+              </w:rPr>
               <w:t>2021180035 임찬진</w:t>
             </w:r>
           </w:p>
@@ -110,7 +115,6 @@
                 <w:sz w:val="22"/>
               </w:rPr>
             </w:pPr>
-            <w:proofErr w:type="spellStart"/>
             <w:r>
               <w:rPr>
                 <w:rFonts w:hint="eastAsia"/>
@@ -119,7 +123,6 @@
               </w:rPr>
               <w:t>팀명</w:t>
             </w:r>
-            <w:proofErr w:type="spellEnd"/>
           </w:p>
         </w:tc>
         <w:tc>
@@ -163,7 +166,7 @@
       </w:tr>
       <w:tr>
         <w:trPr>
-          <w:trHeight w:val="648"/>
+          <w:trHeight w:val="648" w:hRule="atLeast"/>
         </w:trPr>
         <w:tc>
           <w:tcPr>
@@ -308,7 +311,7 @@
       </w:tr>
       <w:tr>
         <w:trPr>
-          <w:trHeight w:val="1266"/>
+          <w:trHeight w:val="1266" w:hRule="atLeast"/>
         </w:trPr>
         <w:tc>
           <w:tcPr>
@@ -346,7 +349,7 @@
                 <w:b/>
                 <w:bCs/>
                 <w:color w:val="EE0000"/>
-                <w:u w:val="single"/>
+                <w:u w:val="single" w:color="auto"/>
               </w:rPr>
             </w:pPr>
             <w:r>
@@ -355,73 +358,67 @@
                 <w:b/>
                 <w:bCs/>
                 <w:color w:val="EE0000"/>
-                <w:u w:val="single"/>
+                <w:u w:val="single" w:color="auto"/>
               </w:rPr>
               <w:t xml:space="preserve">skybox와 </w:t>
             </w:r>
-            <w:proofErr w:type="spellStart"/>
             <w:r>
               <w:rPr>
                 <w:rFonts w:ascii="맑은 고딕" w:eastAsia="맑은 고딕" w:hAnsi="맑은 고딕"/>
                 <w:b/>
                 <w:bCs/>
                 <w:color w:val="EE0000"/>
-                <w:u w:val="single"/>
+                <w:u w:val="single" w:color="auto"/>
               </w:rPr>
               <w:t>ui</w:t>
             </w:r>
-            <w:proofErr w:type="spellEnd"/>
             <w:r>
               <w:rPr>
                 <w:rFonts w:ascii="맑은 고딕" w:eastAsia="맑은 고딕" w:hAnsi="맑은 고딕"/>
                 <w:b/>
                 <w:bCs/>
                 <w:color w:val="EE0000"/>
-                <w:u w:val="single"/>
+                <w:u w:val="single" w:color="auto"/>
               </w:rPr>
               <w:t xml:space="preserve"> </w:t>
             </w:r>
-            <w:proofErr w:type="spellStart"/>
             <w:r>
               <w:rPr>
                 <w:rFonts w:ascii="맑은 고딕" w:eastAsia="맑은 고딕" w:hAnsi="맑은 고딕"/>
                 <w:b/>
                 <w:bCs/>
                 <w:color w:val="EE0000"/>
-                <w:u w:val="single"/>
+                <w:u w:val="single" w:color="auto"/>
               </w:rPr>
               <w:t>겹칠때</w:t>
             </w:r>
-            <w:proofErr w:type="spellEnd"/>
             <w:r>
               <w:rPr>
                 <w:rFonts w:ascii="맑은 고딕" w:eastAsia="맑은 고딕" w:hAnsi="맑은 고딕"/>
                 <w:b/>
                 <w:bCs/>
                 <w:color w:val="EE0000"/>
-                <w:u w:val="single"/>
+                <w:u w:val="single" w:color="auto"/>
               </w:rPr>
               <w:t xml:space="preserve"> </w:t>
             </w:r>
-            <w:proofErr w:type="spellStart"/>
             <w:r>
               <w:rPr>
                 <w:rFonts w:ascii="맑은 고딕" w:eastAsia="맑은 고딕" w:hAnsi="맑은 고딕"/>
                 <w:b/>
                 <w:bCs/>
                 <w:color w:val="EE0000"/>
-                <w:u w:val="single"/>
+                <w:u w:val="single" w:color="auto"/>
               </w:rPr>
               <w:t>ui</w:t>
             </w:r>
-            <w:proofErr w:type="spellEnd"/>
             <w:r>
               <w:rPr>
                 <w:rFonts w:ascii="맑은 고딕" w:eastAsia="맑은 고딕" w:hAnsi="맑은 고딕"/>
                 <w:b/>
                 <w:bCs/>
                 <w:color w:val="EE0000"/>
-                <w:u w:val="single"/>
+                <w:u w:val="single" w:color="auto"/>
               </w:rPr>
               <w:t xml:space="preserve"> 사라지는 현상 해결</w:t>
             </w:r>
@@ -433,7 +430,7 @@
                 <w:b/>
                 <w:bCs/>
                 <w:color w:val="EE0000"/>
-                <w:u w:val="single"/>
+                <w:u w:val="single" w:color="auto"/>
               </w:rPr>
             </w:pPr>
             <w:r>
@@ -442,7 +439,7 @@
                 <w:b/>
                 <w:bCs/>
                 <w:color w:val="EE0000"/>
-                <w:u w:val="single"/>
+                <w:u w:val="single" w:color="auto"/>
               </w:rPr>
               <w:t xml:space="preserve">카메라가 빛을 막는 </w:t>
             </w:r>
@@ -452,7 +449,7 @@
                 <w:b/>
                 <w:bCs/>
                 <w:color w:val="EE0000"/>
-                <w:u w:val="single"/>
+                <w:u w:val="single" w:color="auto"/>
               </w:rPr>
               <w:t>현상 해결 및 IBL 수정</w:t>
             </w:r>
@@ -463,20 +460,30 @@
                 <w:rFonts w:ascii="맑은 고딕" w:eastAsia="맑은 고딕" w:hAnsi="맑은 고딕"/>
                 <w:b/>
                 <w:bCs/>
-                <w:u w:val="single"/>
+                <w:u w:val="single" w:color="auto"/>
               </w:rPr>
             </w:pPr>
-            <w:hyperlink r:id="rId5" w:history="1">
-              <w:r>
-                <w:rPr>
-                  <w:rStyle w:val="a6"/>
-                  <w:rFonts w:ascii="맑은 고딕" w:eastAsia="맑은 고딕" w:hAnsi="맑은 고딕" w:hint="eastAsia"/>
-                  <w:b/>
-                  <w:bCs/>
-                </w:rPr>
-                <w:t>RTTI 문제 해결</w:t>
-              </w:r>
-            </w:hyperlink>
+            <w:r>
+              <w:fldChar w:fldCharType="begin"/>
+            </w:r>
+            <w:r>
+              <w:instrText xml:space="preserve"> HYPERLINK "https://github.com/AACHANJINAA/PIP/commit/2977191d4639411af0df405759267475deec101b" </w:instrText>
+            </w:r>
+            <w:r>
+              <w:fldChar w:fldCharType="separate"/>
+            </w:r>
+            <w:r>
+              <w:rPr>
+                <w:rStyle w:val="a6"/>
+                <w:rFonts w:ascii="맑은 고딕" w:eastAsia="맑은 고딕" w:hAnsi="맑은 고딕" w:hint="eastAsia"/>
+                <w:b/>
+                <w:bCs/>
+              </w:rPr>
+              <w:t>RTTI 문제 해결</w:t>
+            </w:r>
+            <w:r>
+              <w:fldChar w:fldCharType="end"/>
+            </w:r>
           </w:p>
           <w:p>
             <w:pPr>
@@ -484,101 +491,111 @@
                 <w:rFonts w:ascii="맑은 고딕" w:eastAsia="맑은 고딕" w:hAnsi="맑은 고딕"/>
                 <w:b/>
                 <w:bCs/>
-                <w:u w:val="single"/>
+                <w:u w:val="single" w:color="auto"/>
               </w:rPr>
             </w:pPr>
-            <w:hyperlink r:id="rId6" w:history="1">
-              <w:r>
-                <w:rPr>
-                  <w:rStyle w:val="a6"/>
-                  <w:rFonts w:ascii="맑은 고딕" w:eastAsia="맑은 고딕" w:hAnsi="맑은 고딕" w:hint="eastAsia"/>
-                  <w:b/>
-                  <w:bCs/>
-                </w:rPr>
-                <w:t xml:space="preserve">NPC </w:t>
-              </w:r>
-              <w:r>
-                <w:rPr>
-                  <w:rStyle w:val="a6"/>
-                  <w:rFonts w:ascii="맑은 고딕" w:eastAsia="맑은 고딕" w:hAnsi="맑은 고딕"/>
-                  <w:b/>
-                  <w:bCs/>
-                </w:rPr>
-                <w:t>전투</w:t>
-              </w:r>
-              <w:r>
-                <w:rPr>
-                  <w:rStyle w:val="a6"/>
-                  <w:rFonts w:ascii="맑은 고딕" w:eastAsia="맑은 고딕" w:hAnsi="맑은 고딕" w:hint="eastAsia"/>
-                  <w:b/>
-                  <w:bCs/>
-                </w:rPr>
-                <w:t xml:space="preserve"> </w:t>
-              </w:r>
-              <w:r>
-                <w:rPr>
-                  <w:rStyle w:val="a6"/>
-                  <w:rFonts w:ascii="맑은 고딕" w:eastAsia="맑은 고딕" w:hAnsi="맑은 고딕"/>
-                  <w:b/>
-                  <w:bCs/>
-                </w:rPr>
-                <w:t>및</w:t>
-              </w:r>
-              <w:r>
-                <w:rPr>
-                  <w:rStyle w:val="a6"/>
-                  <w:rFonts w:ascii="맑은 고딕" w:eastAsia="맑은 고딕" w:hAnsi="맑은 고딕" w:hint="eastAsia"/>
-                  <w:b/>
-                  <w:bCs/>
-                </w:rPr>
-                <w:t xml:space="preserve"> </w:t>
-              </w:r>
-              <w:r>
-                <w:rPr>
-                  <w:rStyle w:val="a6"/>
-                  <w:rFonts w:ascii="맑은 고딕" w:eastAsia="맑은 고딕" w:hAnsi="맑은 고딕"/>
-                  <w:b/>
-                  <w:bCs/>
-                </w:rPr>
-                <w:t>추적</w:t>
-              </w:r>
-              <w:r>
-                <w:rPr>
-                  <w:rStyle w:val="a6"/>
-                  <w:rFonts w:ascii="맑은 고딕" w:eastAsia="맑은 고딕" w:hAnsi="맑은 고딕" w:hint="eastAsia"/>
-                  <w:b/>
-                  <w:bCs/>
-                </w:rPr>
-                <w:t xml:space="preserve"> </w:t>
-              </w:r>
-              <w:r>
-                <w:rPr>
-                  <w:rStyle w:val="a6"/>
-                  <w:rFonts w:ascii="맑은 고딕" w:eastAsia="맑은 고딕" w:hAnsi="맑은 고딕"/>
-                  <w:b/>
-                  <w:bCs/>
-                </w:rPr>
-                <w:t>시스템</w:t>
-              </w:r>
-              <w:r>
-                <w:rPr>
-                  <w:rStyle w:val="a6"/>
-                  <w:rFonts w:ascii="맑은 고딕" w:eastAsia="맑은 고딕" w:hAnsi="맑은 고딕" w:hint="eastAsia"/>
-                  <w:b/>
-                  <w:bCs/>
-                </w:rPr>
-                <w:t xml:space="preserve"> </w:t>
-              </w:r>
-              <w:r>
-                <w:rPr>
-                  <w:rStyle w:val="a6"/>
-                  <w:rFonts w:ascii="맑은 고딕" w:eastAsia="맑은 고딕" w:hAnsi="맑은 고딕"/>
-                  <w:b/>
-                  <w:bCs/>
-                </w:rPr>
-                <w:t>구현</w:t>
-              </w:r>
-            </w:hyperlink>
+            <w:r>
+              <w:fldChar w:fldCharType="begin"/>
+            </w:r>
+            <w:r>
+              <w:instrText xml:space="preserve"> HYPERLINK "https://github.com/AACHANJINAA/PIP/commit/b086db2edbb9d97a0dc9a609db74a6a64fe8debf" </w:instrText>
+            </w:r>
+            <w:r>
+              <w:fldChar w:fldCharType="separate"/>
+            </w:r>
+            <w:r>
+              <w:rPr>
+                <w:rStyle w:val="a6"/>
+                <w:rFonts w:ascii="맑은 고딕" w:eastAsia="맑은 고딕" w:hAnsi="맑은 고딕" w:hint="eastAsia"/>
+                <w:b/>
+                <w:bCs/>
+              </w:rPr>
+              <w:t xml:space="preserve">NPC </w:t>
+            </w:r>
+            <w:r>
+              <w:rPr>
+                <w:rStyle w:val="a6"/>
+                <w:rFonts w:ascii="맑은 고딕" w:eastAsia="맑은 고딕" w:hAnsi="맑은 고딕"/>
+                <w:b/>
+                <w:bCs/>
+              </w:rPr>
+              <w:t>전투</w:t>
+            </w:r>
+            <w:r>
+              <w:rPr>
+                <w:rStyle w:val="a6"/>
+                <w:rFonts w:ascii="맑은 고딕" w:eastAsia="맑은 고딕" w:hAnsi="맑은 고딕" w:hint="eastAsia"/>
+                <w:b/>
+                <w:bCs/>
+              </w:rPr>
+              <w:t xml:space="preserve"> </w:t>
+            </w:r>
+            <w:r>
+              <w:rPr>
+                <w:rStyle w:val="a6"/>
+                <w:rFonts w:ascii="맑은 고딕" w:eastAsia="맑은 고딕" w:hAnsi="맑은 고딕"/>
+                <w:b/>
+                <w:bCs/>
+              </w:rPr>
+              <w:t>및</w:t>
+            </w:r>
+            <w:r>
+              <w:rPr>
+                <w:rStyle w:val="a6"/>
+                <w:rFonts w:ascii="맑은 고딕" w:eastAsia="맑은 고딕" w:hAnsi="맑은 고딕" w:hint="eastAsia"/>
+                <w:b/>
+                <w:bCs/>
+              </w:rPr>
+              <w:t xml:space="preserve"> </w:t>
+            </w:r>
+            <w:r>
+              <w:rPr>
+                <w:rStyle w:val="a6"/>
+                <w:rFonts w:ascii="맑은 고딕" w:eastAsia="맑은 고딕" w:hAnsi="맑은 고딕"/>
+                <w:b/>
+                <w:bCs/>
+              </w:rPr>
+              <w:t>추적</w:t>
+            </w:r>
+            <w:r>
+              <w:rPr>
+                <w:rStyle w:val="a6"/>
+                <w:rFonts w:ascii="맑은 고딕" w:eastAsia="맑은 고딕" w:hAnsi="맑은 고딕" w:hint="eastAsia"/>
+                <w:b/>
+                <w:bCs/>
+              </w:rPr>
+              <w:t xml:space="preserve"> </w:t>
+            </w:r>
+            <w:r>
+              <w:rPr>
+                <w:rStyle w:val="a6"/>
+                <w:rFonts w:ascii="맑은 고딕" w:eastAsia="맑은 고딕" w:hAnsi="맑은 고딕"/>
+                <w:b/>
+                <w:bCs/>
+              </w:rPr>
+              <w:t>시스템</w:t>
+            </w:r>
+            <w:r>
+              <w:rPr>
+                <w:rStyle w:val="a6"/>
+                <w:rFonts w:ascii="맑은 고딕" w:eastAsia="맑은 고딕" w:hAnsi="맑은 고딕" w:hint="eastAsia"/>
+                <w:b/>
+                <w:bCs/>
+              </w:rPr>
+              <w:t xml:space="preserve"> </w:t>
+            </w:r>
+            <w:r>
+              <w:rPr>
+                <w:rStyle w:val="a6"/>
+                <w:rFonts w:ascii="맑은 고딕" w:eastAsia="맑은 고딕" w:hAnsi="맑은 고딕"/>
+                <w:b/>
+                <w:bCs/>
+              </w:rPr>
+              <w:t>구현</w:t>
+            </w:r>
+            <w:r>
+              <w:fldChar w:fldCharType="end"/>
+            </w:r>
           </w:p>
           <w:p>
             <w:pPr>
@@ -586,65 +603,75 @@
                 <w:rFonts w:ascii="맑은 고딕" w:eastAsia="맑은 고딕" w:hAnsi="맑은 고딕"/>
                 <w:b/>
                 <w:bCs/>
-                <w:u w:val="single"/>
+                <w:u w:val="single" w:color="auto"/>
               </w:rPr>
             </w:pPr>
-            <w:hyperlink r:id="rId7" w:history="1">
-              <w:r>
-                <w:rPr>
-                  <w:rStyle w:val="a6"/>
-                  <w:rFonts w:ascii="맑은 고딕" w:eastAsia="맑은 고딕" w:hAnsi="맑은 고딕" w:hint="eastAsia"/>
-                  <w:b/>
-                  <w:bCs/>
-                </w:rPr>
-                <w:t xml:space="preserve">플레이어 </w:t>
-              </w:r>
-              <w:r>
-                <w:rPr>
-                  <w:rStyle w:val="a6"/>
-                  <w:rFonts w:ascii="맑은 고딕" w:eastAsia="맑은 고딕" w:hAnsi="맑은 고딕"/>
-                  <w:b/>
-                  <w:bCs/>
-                </w:rPr>
-                <w:t>넉백</w:t>
-              </w:r>
-              <w:r>
-                <w:rPr>
-                  <w:rStyle w:val="a6"/>
-                  <w:rFonts w:ascii="맑은 고딕" w:eastAsia="맑은 고딕" w:hAnsi="맑은 고딕" w:hint="eastAsia"/>
-                  <w:b/>
-                  <w:bCs/>
-                </w:rPr>
-                <w:t xml:space="preserve"> </w:t>
-              </w:r>
-              <w:r>
-                <w:rPr>
-                  <w:rStyle w:val="a6"/>
-                  <w:rFonts w:ascii="맑은 고딕" w:eastAsia="맑은 고딕" w:hAnsi="맑은 고딕"/>
-                  <w:b/>
-                  <w:bCs/>
-                </w:rPr>
-                <w:t>시스템</w:t>
-              </w:r>
-              <w:r>
-                <w:rPr>
-                  <w:rStyle w:val="a6"/>
-                  <w:rFonts w:ascii="맑은 고딕" w:eastAsia="맑은 고딕" w:hAnsi="맑은 고딕" w:hint="eastAsia"/>
-                  <w:b/>
-                  <w:bCs/>
-                </w:rPr>
-                <w:t xml:space="preserve"> </w:t>
-              </w:r>
-              <w:r>
-                <w:rPr>
-                  <w:rStyle w:val="a6"/>
-                  <w:rFonts w:ascii="맑은 고딕" w:eastAsia="맑은 고딕" w:hAnsi="맑은 고딕"/>
-                  <w:b/>
-                  <w:bCs/>
-                </w:rPr>
-                <w:t>구현</w:t>
-              </w:r>
-            </w:hyperlink>
+            <w:r>
+              <w:fldChar w:fldCharType="begin"/>
+            </w:r>
+            <w:r>
+              <w:instrText xml:space="preserve"> HYPERLINK "https://github.com/AACHANJINAA/PIP/commit/070b2fca8fdee27dac7693ccfdd74376fc4efa9e" </w:instrText>
+            </w:r>
+            <w:r>
+              <w:fldChar w:fldCharType="separate"/>
+            </w:r>
+            <w:r>
+              <w:rPr>
+                <w:rStyle w:val="a6"/>
+                <w:rFonts w:ascii="맑은 고딕" w:eastAsia="맑은 고딕" w:hAnsi="맑은 고딕" w:hint="eastAsia"/>
+                <w:b/>
+                <w:bCs/>
+              </w:rPr>
+              <w:t xml:space="preserve">플레이어 </w:t>
+            </w:r>
+            <w:r>
+              <w:rPr>
+                <w:rStyle w:val="a6"/>
+                <w:rFonts w:ascii="맑은 고딕" w:eastAsia="맑은 고딕" w:hAnsi="맑은 고딕"/>
+                <w:b/>
+                <w:bCs/>
+              </w:rPr>
+              <w:t>넉백</w:t>
+            </w:r>
+            <w:r>
+              <w:rPr>
+                <w:rStyle w:val="a6"/>
+                <w:rFonts w:ascii="맑은 고딕" w:eastAsia="맑은 고딕" w:hAnsi="맑은 고딕" w:hint="eastAsia"/>
+                <w:b/>
+                <w:bCs/>
+              </w:rPr>
+              <w:t xml:space="preserve"> </w:t>
+            </w:r>
+            <w:r>
+              <w:rPr>
+                <w:rStyle w:val="a6"/>
+                <w:rFonts w:ascii="맑은 고딕" w:eastAsia="맑은 고딕" w:hAnsi="맑은 고딕"/>
+                <w:b/>
+                <w:bCs/>
+              </w:rPr>
+              <w:t>시스템</w:t>
+            </w:r>
+            <w:r>
+              <w:rPr>
+                <w:rStyle w:val="a6"/>
+                <w:rFonts w:ascii="맑은 고딕" w:eastAsia="맑은 고딕" w:hAnsi="맑은 고딕" w:hint="eastAsia"/>
+                <w:b/>
+                <w:bCs/>
+              </w:rPr>
+              <w:t xml:space="preserve"> </w:t>
+            </w:r>
+            <w:r>
+              <w:rPr>
+                <w:rStyle w:val="a6"/>
+                <w:rFonts w:ascii="맑은 고딕" w:eastAsia="맑은 고딕" w:hAnsi="맑은 고딕"/>
+                <w:b/>
+                <w:bCs/>
+              </w:rPr>
+              <w:t>구현</w:t>
+            </w:r>
+            <w:r>
+              <w:fldChar w:fldCharType="end"/>
+            </w:r>
           </w:p>
           <w:p>
             <w:pPr>
@@ -652,140 +679,280 @@
                 <w:rFonts w:ascii="맑은 고딕" w:eastAsia="맑은 고딕" w:hAnsi="맑은 고딕"/>
                 <w:b/>
                 <w:bCs/>
-                <w:u w:val="single"/>
+                <w:u w:val="single" w:color="auto"/>
               </w:rPr>
             </w:pPr>
-            <w:hyperlink r:id="rId8" w:history="1">
-              <w:r>
-                <w:rPr>
-                  <w:rStyle w:val="a6"/>
-                  <w:rFonts w:ascii="맑은 고딕" w:eastAsia="맑은 고딕" w:hAnsi="맑은 고딕"/>
-                  <w:b/>
-                  <w:bCs/>
-                </w:rPr>
-                <w:t>클라이언트</w:t>
-              </w:r>
-              <w:r>
-                <w:rPr>
-                  <w:rStyle w:val="a6"/>
-                  <w:rFonts w:ascii="맑은 고딕" w:eastAsia="맑은 고딕" w:hAnsi="맑은 고딕" w:hint="eastAsia"/>
-                  <w:b/>
-                  <w:bCs/>
-                </w:rPr>
-                <w:t xml:space="preserve"> </w:t>
-              </w:r>
-              <w:r>
-                <w:rPr>
-                  <w:rStyle w:val="a6"/>
-                  <w:rFonts w:ascii="맑은 고딕" w:eastAsia="맑은 고딕" w:hAnsi="맑은 고딕"/>
-                  <w:b/>
-                  <w:bCs/>
-                </w:rPr>
-                <w:t>프로</w:t>
-              </w:r>
-              <w:r>
-                <w:rPr>
-                  <w:rStyle w:val="a6"/>
-                  <w:rFonts w:ascii="맑은 고딕" w:eastAsia="맑은 고딕" w:hAnsi="맑은 고딕" w:hint="eastAsia"/>
-                  <w:b/>
-                  <w:bCs/>
-                </w:rPr>
-                <w:t xml:space="preserve">파일링 </w:t>
-              </w:r>
-              <w:r>
-                <w:rPr>
-                  <w:rStyle w:val="a6"/>
-                  <w:rFonts w:ascii="맑은 고딕" w:eastAsia="맑은 고딕" w:hAnsi="맑은 고딕"/>
-                  <w:b/>
-                  <w:bCs/>
-                </w:rPr>
-                <w:t>구현</w:t>
-              </w:r>
-            </w:hyperlink>
+            <w:r>
+              <w:fldChar w:fldCharType="begin"/>
+            </w:r>
+            <w:r>
+              <w:instrText xml:space="preserve"> HYPERLINK "https://github.com/AACHANJINAA/PIP/commit/1bab418ca66ebcabc473e8059717cdc913286d02" </w:instrText>
+            </w:r>
+            <w:r>
+              <w:fldChar w:fldCharType="separate"/>
+            </w:r>
+            <w:r>
+              <w:rPr>
+                <w:rStyle w:val="a6"/>
+                <w:rFonts w:ascii="맑은 고딕" w:eastAsia="맑은 고딕" w:hAnsi="맑은 고딕"/>
+                <w:b/>
+                <w:bCs/>
+              </w:rPr>
+              <w:t>클라이언트</w:t>
+            </w:r>
+            <w:r>
+              <w:rPr>
+                <w:rStyle w:val="a6"/>
+                <w:rFonts w:ascii="맑은 고딕" w:eastAsia="맑은 고딕" w:hAnsi="맑은 고딕" w:hint="eastAsia"/>
+                <w:b/>
+                <w:bCs/>
+              </w:rPr>
+              <w:t xml:space="preserve"> </w:t>
+            </w:r>
+            <w:r>
+              <w:rPr>
+                <w:rStyle w:val="a6"/>
+                <w:rFonts w:ascii="맑은 고딕" w:eastAsia="맑은 고딕" w:hAnsi="맑은 고딕"/>
+                <w:b/>
+                <w:bCs/>
+              </w:rPr>
+              <w:t>프로</w:t>
+            </w:r>
+            <w:r>
+              <w:rPr>
+                <w:rStyle w:val="a6"/>
+                <w:rFonts w:ascii="맑은 고딕" w:eastAsia="맑은 고딕" w:hAnsi="맑은 고딕" w:hint="eastAsia"/>
+                <w:b/>
+                <w:bCs/>
+              </w:rPr>
+              <w:t xml:space="preserve">파일링 </w:t>
+            </w:r>
+            <w:r>
+              <w:rPr>
+                <w:rStyle w:val="a6"/>
+                <w:rFonts w:ascii="맑은 고딕" w:eastAsia="맑은 고딕" w:hAnsi="맑은 고딕"/>
+                <w:b/>
+                <w:bCs/>
+              </w:rPr>
+              <w:t>구현</w:t>
+            </w:r>
+            <w:r>
+              <w:fldChar w:fldCharType="end"/>
+            </w:r>
           </w:p>
           <w:p>
             <w:pPr>
               <w:rPr>
+                <w:lang/>
+                <w:rFonts w:ascii="맑은 고딕" w:eastAsia="맑은 고딕" w:hAnsi="맑은 고딕"/>
+                <w:b/>
+                <w:bCs/>
+                <w:rtl w:val="off"/>
+              </w:rPr>
+            </w:pPr>
+            <w:r>
+              <w:fldChar w:fldCharType="begin"/>
+            </w:r>
+            <w:r>
+              <w:instrText xml:space="preserve"> HYPERLINK "https://github.com/AACHANJINAA/PIP/commit/44420579614abc611b3606a36003e16b686e2007" </w:instrText>
+            </w:r>
+            <w:r>
+              <w:fldChar w:fldCharType="separate"/>
+            </w:r>
+            <w:r>
+              <w:rPr>
+                <w:rStyle w:val="a6"/>
+                <w:rFonts w:ascii="맑은 고딕" w:eastAsia="맑은 고딕" w:hAnsi="맑은 고딕"/>
+                <w:b/>
+                <w:bCs/>
+              </w:rPr>
+              <w:t>클라이언트와</w:t>
+            </w:r>
+            <w:r>
+              <w:rPr>
+                <w:rStyle w:val="a6"/>
                 <w:rFonts w:ascii="맑은 고딕" w:eastAsia="맑은 고딕" w:hAnsi="맑은 고딕" w:hint="eastAsia"/>
                 <w:b/>
                 <w:bCs/>
-                <w:u w:val="single"/>
+              </w:rPr>
+              <w:t xml:space="preserve"> </w:t>
+            </w:r>
+            <w:r>
+              <w:rPr>
+                <w:rStyle w:val="a6"/>
+                <w:rFonts w:ascii="맑은 고딕" w:eastAsia="맑은 고딕" w:hAnsi="맑은 고딕"/>
+                <w:b/>
+                <w:bCs/>
+              </w:rPr>
+              <w:t>서버의</w:t>
+            </w:r>
+            <w:r>
+              <w:rPr>
+                <w:rStyle w:val="a6"/>
+                <w:rFonts w:ascii="맑은 고딕" w:eastAsia="맑은 고딕" w:hAnsi="맑은 고딕" w:hint="eastAsia"/>
+                <w:b/>
+                <w:bCs/>
+              </w:rPr>
+              <w:t xml:space="preserve"> </w:t>
+            </w:r>
+            <w:r>
+              <w:rPr>
+                <w:rStyle w:val="a6"/>
+                <w:rFonts w:ascii="맑은 고딕" w:eastAsia="맑은 고딕" w:hAnsi="맑은 고딕"/>
+                <w:b/>
+                <w:bCs/>
+              </w:rPr>
+              <w:t>플레이어</w:t>
+            </w:r>
+            <w:r>
+              <w:rPr>
+                <w:rStyle w:val="a6"/>
+                <w:rFonts w:ascii="맑은 고딕" w:eastAsia="맑은 고딕" w:hAnsi="맑은 고딕" w:hint="eastAsia"/>
+                <w:b/>
+                <w:bCs/>
+              </w:rPr>
+              <w:t xml:space="preserve"> </w:t>
+            </w:r>
+            <w:r>
+              <w:rPr>
+                <w:rStyle w:val="a6"/>
+                <w:rFonts w:ascii="맑은 고딕" w:eastAsia="맑은 고딕" w:hAnsi="맑은 고딕"/>
+                <w:b/>
+                <w:bCs/>
+              </w:rPr>
+              <w:t>이동</w:t>
+            </w:r>
+            <w:r>
+              <w:rPr>
+                <w:rStyle w:val="a6"/>
+                <w:rFonts w:ascii="맑은 고딕" w:eastAsia="맑은 고딕" w:hAnsi="맑은 고딕" w:hint="eastAsia"/>
+                <w:b/>
+                <w:bCs/>
+              </w:rPr>
+              <w:t>일치시킴</w:t>
+            </w:r>
+            <w:r>
+              <w:fldChar w:fldCharType="end"/>
+            </w:r>
+          </w:p>
+          <w:p>
+            <w:pPr>
+              <w:rPr>
+                <w:lang/>
+                <w:rFonts w:ascii="맑은 고딕" w:eastAsia="맑은 고딕" w:hAnsi="맑은 고딕" w:cs="맑은 고딕"/>
+                <w:b/>
+                <w:bCs/>
+                <w:sz w:val="20"/>
+                <w:szCs w:val="20"/>
+                <w:rtl w:val="off"/>
               </w:rPr>
             </w:pPr>
-            <w:hyperlink r:id="rId9" w:history="1">
-              <w:r>
-                <w:rPr>
-                  <w:rStyle w:val="a6"/>
-                  <w:rFonts w:ascii="맑은 고딕" w:eastAsia="맑은 고딕" w:hAnsi="맑은 고딕"/>
-                  <w:b/>
-                  <w:bCs/>
-                </w:rPr>
-                <w:t>클라이언트와</w:t>
-              </w:r>
-              <w:r>
-                <w:rPr>
-                  <w:rStyle w:val="a6"/>
-                  <w:rFonts w:ascii="맑은 고딕" w:eastAsia="맑은 고딕" w:hAnsi="맑은 고딕" w:hint="eastAsia"/>
-                  <w:b/>
-                  <w:bCs/>
-                </w:rPr>
-                <w:t xml:space="preserve"> </w:t>
-              </w:r>
-              <w:r>
-                <w:rPr>
-                  <w:rStyle w:val="a6"/>
-                  <w:rFonts w:ascii="맑은 고딕" w:eastAsia="맑은 고딕" w:hAnsi="맑은 고딕"/>
-                  <w:b/>
-                  <w:bCs/>
-                </w:rPr>
-                <w:t>서버의</w:t>
-              </w:r>
-              <w:r>
-                <w:rPr>
-                  <w:rStyle w:val="a6"/>
-                  <w:rFonts w:ascii="맑은 고딕" w:eastAsia="맑은 고딕" w:hAnsi="맑은 고딕" w:hint="eastAsia"/>
-                  <w:b/>
-                  <w:bCs/>
-                </w:rPr>
-                <w:t xml:space="preserve"> </w:t>
-              </w:r>
-              <w:r>
-                <w:rPr>
-                  <w:rStyle w:val="a6"/>
-                  <w:rFonts w:ascii="맑은 고딕" w:eastAsia="맑은 고딕" w:hAnsi="맑은 고딕"/>
-                  <w:b/>
-                  <w:bCs/>
-                </w:rPr>
-                <w:t>플레이어</w:t>
-              </w:r>
-              <w:r>
-                <w:rPr>
-                  <w:rStyle w:val="a6"/>
-                  <w:rFonts w:ascii="맑은 고딕" w:eastAsia="맑은 고딕" w:hAnsi="맑은 고딕" w:hint="eastAsia"/>
-                  <w:b/>
-                  <w:bCs/>
-                </w:rPr>
-                <w:t xml:space="preserve"> </w:t>
-              </w:r>
-              <w:r>
-                <w:rPr>
-                  <w:rStyle w:val="a6"/>
-                  <w:rFonts w:ascii="맑은 고딕" w:eastAsia="맑은 고딕" w:hAnsi="맑은 고딕"/>
-                  <w:b/>
-                  <w:bCs/>
-                </w:rPr>
-                <w:t>이동</w:t>
-              </w:r>
-              <w:r>
-                <w:rPr>
-                  <w:rStyle w:val="a6"/>
-                  <w:rFonts w:ascii="맑은 고딕" w:eastAsia="맑은 고딕" w:hAnsi="맑은 고딕" w:hint="eastAsia"/>
-                  <w:b/>
-                  <w:bCs/>
-                </w:rPr>
-                <w:t>일치시킴</w:t>
-              </w:r>
-            </w:hyperlink>
+            <w:r>
+              <w:rPr>
+                <w:rFonts w:ascii="맑은 고딕" w:eastAsia="맑은 고딕" w:hAnsi="맑은 고딕" w:cs="맑은 고딕" w:hint="eastAsia"/>
+                <w:b/>
+                <w:bCs/>
+                <w:sz w:val="20"/>
+                <w:szCs w:val="20"/>
+              </w:rPr>
+              <w:fldChar w:fldCharType="begin"/>
+            </w:r>
+            <w:r>
+              <w:rPr>
+                <w:rFonts w:ascii="맑은 고딕" w:eastAsia="맑은 고딕" w:hAnsi="맑은 고딕" w:cs="맑은 고딕" w:hint="eastAsia"/>
+                <w:b/>
+                <w:bCs/>
+                <w:sz w:val="20"/>
+                <w:szCs w:val="20"/>
+              </w:rPr>
+              <w:instrText xml:space="preserve"> HYPERLINK "https://github.com/AACHANJINAA/PIP/commit/85e4c924588f6335fc68223ab1563b28e91fc47a" </w:instrText>
+            </w:r>
+            <w:r>
+              <w:rPr>
+                <w:rFonts w:ascii="맑은 고딕" w:eastAsia="맑은 고딕" w:hAnsi="맑은 고딕" w:cs="맑은 고딕" w:hint="eastAsia"/>
+                <w:b/>
+                <w:bCs/>
+                <w:sz w:val="20"/>
+                <w:szCs w:val="20"/>
+              </w:rPr>
+              <w:fldChar w:fldCharType="separate"/>
+            </w:r>
+            <w:r>
+              <w:rPr>
+                <w:rStyle w:val="a6"/>
+                <w:rFonts w:ascii="맑은 고딕" w:eastAsia="맑은 고딕" w:hAnsi="맑은 고딕" w:cs="맑은 고딕" w:hint="eastAsia"/>
+                <w:b/>
+                <w:bCs/>
+                <w:sz w:val="20"/>
+                <w:szCs w:val="20"/>
+              </w:rPr>
+              <w:t>SET_DESCRIPTOR_TABLE_INVALID 에러 해결</w:t>
+            </w:r>
+            <w:r>
+              <w:rPr>
+                <w:rFonts w:ascii="맑은 고딕" w:eastAsia="맑은 고딕" w:hAnsi="맑은 고딕" w:cs="맑은 고딕" w:hint="eastAsia"/>
+                <w:b/>
+                <w:bCs/>
+                <w:sz w:val="20"/>
+                <w:szCs w:val="20"/>
+              </w:rPr>
+              <w:fldChar w:fldCharType="end"/>
+            </w:r>
+          </w:p>
+          <w:p>
+            <w:pPr>
+              <w:rPr>
+                <w:rFonts w:ascii="맑은 고딕" w:eastAsia="맑은 고딕" w:hAnsi="맑은 고딕" w:hint="eastAsia"/>
+                <w:b/>
+                <w:bCs/>
+                <w:u w:val="single" w:color="auto"/>
+              </w:rPr>
+            </w:pPr>
+            <w:r>
+              <w:rPr>
+                <w:rFonts w:ascii="맑은 고딕" w:eastAsia="맑은 고딕" w:hAnsi="맑은 고딕" w:hint="eastAsia"/>
+                <w:b/>
+                <w:bCs/>
+                <w:u w:val="none" w:color="auto"/>
+              </w:rPr>
+              <w:fldChar w:fldCharType="begin"/>
+            </w:r>
+            <w:r>
+              <w:rPr>
+                <w:rFonts w:ascii="맑은 고딕" w:eastAsia="맑은 고딕" w:hAnsi="맑은 고딕" w:hint="eastAsia"/>
+                <w:b/>
+                <w:bCs/>
+                <w:u w:val="none" w:color="auto"/>
+              </w:rPr>
+              <w:instrText xml:space="preserve"> HYPERLINK "https://github.com/AACHANJINAA/PIP/commit/b47a18f487fc01cefa254d6535a49e88f79c2dfc" </w:instrText>
+            </w:r>
+            <w:r>
+              <w:rPr>
+                <w:rFonts w:ascii="맑은 고딕" w:eastAsia="맑은 고딕" w:hAnsi="맑은 고딕" w:hint="eastAsia"/>
+                <w:b/>
+                <w:bCs/>
+                <w:u w:val="none" w:color="auto"/>
+              </w:rPr>
+              <w:fldChar w:fldCharType="separate"/>
+            </w:r>
+            <w:r>
+              <w:rPr>
+                <w:rStyle w:val="a6"/>
+                <w:rFonts w:ascii="맑은 고딕" w:eastAsia="맑은 고딕" w:hAnsi="맑은 고딕" w:hint="eastAsia"/>
+                <w:b/>
+                <w:bCs/>
+              </w:rPr>
+              <w:t>애니메이션 컴포넌트 create_bone_palette_buffer 수정</w:t>
+            </w:r>
+            <w:r>
+              <w:rPr>
+                <w:rFonts w:ascii="맑은 고딕" w:eastAsia="맑은 고딕" w:hAnsi="맑은 고딕" w:hint="eastAsia"/>
+                <w:b/>
+                <w:bCs/>
+                <w:u w:val="none" w:color="auto"/>
+              </w:rPr>
+              <w:fldChar w:fldCharType="end"/>
+            </w:r>
           </w:p>
         </w:tc>
       </w:tr>
@@ -833,11 +1000,11 @@
     </w:p>
     <w:p>
       <w:pPr>
+        <w:jc w:val="left"/>
         <w:numPr>
           <w:ilvl w:val="0"/>
-          <w:numId w:val="5"/>
+          <w:numId w:val="1"/>
         </w:numPr>
-        <w:jc w:val="left"/>
         <w:rPr>
           <w:b/>
           <w:sz w:val="22"/>
@@ -850,7 +1017,6 @@
         </w:rPr>
         <w:t xml:space="preserve">Skybox가 </w:t>
       </w:r>
-      <w:proofErr w:type="spellStart"/>
       <w:r>
         <w:rPr>
           <w:b/>
@@ -858,7 +1024,6 @@
         </w:rPr>
         <w:t>render_post_process</w:t>
       </w:r>
-      <w:proofErr w:type="spellEnd"/>
       <w:r>
         <w:rPr>
           <w:b/>
@@ -866,7 +1031,6 @@
         </w:rPr>
         <w:t xml:space="preserve">()에서 마지막에 </w:t>
       </w:r>
-      <w:proofErr w:type="spellStart"/>
       <w:r>
         <w:rPr>
           <w:b/>
@@ -874,7 +1038,6 @@
         </w:rPr>
         <w:t>렌더링되어</w:t>
       </w:r>
-      <w:proofErr w:type="spellEnd"/>
       <w:r>
         <w:rPr>
           <w:b/>
@@ -882,7 +1045,6 @@
         </w:rPr>
         <w:t xml:space="preserve"> UI를 </w:t>
       </w:r>
-      <w:proofErr w:type="spellStart"/>
       <w:r>
         <w:rPr>
           <w:b/>
@@ -890,15 +1052,14 @@
         </w:rPr>
         <w:t>덮어버림</w:t>
       </w:r>
-      <w:proofErr w:type="spellEnd"/>
-    </w:p>
-    <w:p>
-      <w:pPr>
+    </w:p>
+    <w:p>
+      <w:pPr>
+        <w:jc w:val="left"/>
         <w:numPr>
           <w:ilvl w:val="0"/>
-          <w:numId w:val="5"/>
+          <w:numId w:val="1"/>
         </w:numPr>
-        <w:jc w:val="left"/>
         <w:rPr>
           <w:b/>
           <w:sz w:val="22"/>
@@ -911,7 +1072,6 @@
         </w:rPr>
         <w:t xml:space="preserve">Skybox를 일반 렌더링 파이프라인에 </w:t>
       </w:r>
-      <w:proofErr w:type="spellStart"/>
       <w:r>
         <w:rPr>
           <w:b/>
@@ -919,7 +1079,6 @@
         </w:rPr>
         <w:t>통합하려니</w:t>
       </w:r>
-      <w:proofErr w:type="spellEnd"/>
       <w:r>
         <w:rPr>
           <w:b/>
@@ -959,9 +1118,14 @@
           <w:sz w:val="22"/>
         </w:rPr>
         <w:tab/>
+      </w:r>
+      <w:r>
+        <w:rPr>
+          <w:b/>
+          <w:sz w:val="22"/>
+        </w:rPr>
         <w:t xml:space="preserve">렌더링 순서: terrain → </w:t>
       </w:r>
-      <w:proofErr w:type="spellStart"/>
       <w:r>
         <w:rPr>
           <w:b/>
@@ -969,7 +1133,6 @@
         </w:rPr>
         <w:t>gltf</w:t>
       </w:r>
-      <w:proofErr w:type="spellEnd"/>
       <w:r>
         <w:rPr>
           <w:b/>
@@ -977,7 +1140,6 @@
         </w:rPr>
         <w:t xml:space="preserve"> → skinned → skybox → </w:t>
       </w:r>
-      <w:proofErr w:type="spellStart"/>
       <w:r>
         <w:rPr>
           <w:b/>
@@ -985,7 +1147,6 @@
         </w:rPr>
         <w:t>Monster_HP_UI</w:t>
       </w:r>
-      <w:proofErr w:type="spellEnd"/>
       <w:r>
         <w:rPr>
           <w:b/>
@@ -993,7 +1154,6 @@
         </w:rPr>
         <w:t xml:space="preserve"> → </w:t>
       </w:r>
-      <w:proofErr w:type="spellStart"/>
       <w:r>
         <w:rPr>
           <w:b/>
@@ -1001,7 +1161,6 @@
         </w:rPr>
         <w:t>ui</w:t>
       </w:r>
-      <w:proofErr w:type="spellEnd"/>
     </w:p>
     <w:p>
       <w:pPr>
@@ -1017,9 +1176,14 @@
           <w:sz w:val="22"/>
         </w:rPr>
         <w:tab/>
+      </w:r>
+      <w:r>
+        <w:rPr>
+          <w:b/>
+          <w:sz w:val="22"/>
+        </w:rPr>
         <w:t xml:space="preserve">플레이어 </w:t>
       </w:r>
-      <w:proofErr w:type="spellStart"/>
       <w:r>
         <w:rPr>
           <w:b/>
@@ -1027,7 +1191,6 @@
         </w:rPr>
         <w:t>ui</w:t>
       </w:r>
-      <w:proofErr w:type="spellEnd"/>
       <w:r>
         <w:rPr>
           <w:b/>
@@ -1076,10 +1239,10 @@
           <w:sz w:val="22"/>
         </w:rPr>
         <w:drawing>
-          <wp:inline distT="0" distB="0" distL="0" distR="0" wp14:anchorId="1E0514B2" wp14:editId="1343327F">
+          <wp:inline distT="0" distB="0" distL="0" distR="0">
             <wp:extent cx="4887007" cy="2572109"/>
-            <wp:effectExtent l="0" t="0" r="8890" b="0"/>
-            <wp:docPr id="636203665" name="그림 1" descr="구름, 하늘, 스크린샷, 집이(가) 표시된 사진&#10;&#10;AI 생성 콘텐츠는 정확하지 않을 수 있습니다."/>
+            <wp:effectExtent l="0" t="0" r="0" b="0"/>
+            <wp:docPr id="1025" name="shape1025" hidden="0"/>
             <wp:cNvGraphicFramePr>
               <a:graphicFrameLocks xmlns:a="http://schemas.openxmlformats.org/drawingml/2006/main" noChangeAspect="1"/>
             </wp:cNvGraphicFramePr>
@@ -1087,11 +1250,20 @@
               <a:graphicData uri="http://schemas.openxmlformats.org/drawingml/2006/picture">
                 <pic:pic xmlns:pic="http://schemas.openxmlformats.org/drawingml/2006/picture">
                   <pic:nvPicPr>
-                    <pic:cNvPr id="636203665" name="그림 1" descr="구름, 하늘, 스크린샷, 집이(가) 표시된 사진&#10;&#10;AI 생성 콘텐츠는 정확하지 않을 수 있습니다."/>
-                    <pic:cNvPicPr/>
+                    <pic:cNvPr id="0" name="이미지"/>
+                    <pic:cNvPicPr preferRelativeResize="1">
+                      <a:picLocks noChangeAspect="1"/>
+                    </pic:cNvPicPr>
                   </pic:nvPicPr>
                   <pic:blipFill>
-                    <a:blip r:embed="rId10"/>
+                    <a:blip r:embed="rId1">
+                      <a:extLst>
+                        <a:ext uri="{28A0092B-C50C-407E-A947-70E740481C1C}">
+                          <a14:useLocalDpi xmlns:a14="http://schemas.microsoft.com/office/drawing/2010/main" val="0"/>
+                        </a:ext>
+                      </a:extLst>
+                    </a:blip>
+                    <a:srcRect/>
                     <a:stretch>
                       <a:fillRect/>
                     </a:stretch>
@@ -1101,9 +1273,7 @@
                       <a:off x="0" y="0"/>
                       <a:ext cx="4887007" cy="2572109"/>
                     </a:xfrm>
-                    <a:prstGeom prst="rect">
-                      <a:avLst/>
-                    </a:prstGeom>
+                    <a:prstGeom prst="rect"/>
                   </pic:spPr>
                 </pic:pic>
               </a:graphicData>
@@ -1163,7 +1333,6 @@
         </w:rPr>
         <w:t xml:space="preserve">IBL Specular가 </w:t>
       </w:r>
-      <w:proofErr w:type="spellStart"/>
       <w:r>
         <w:rPr>
           <w:b/>
@@ -1171,7 +1340,6 @@
         </w:rPr>
         <w:t>문제인걸</w:t>
       </w:r>
-      <w:proofErr w:type="spellEnd"/>
       <w:r>
         <w:rPr>
           <w:b/>
@@ -1179,7 +1347,6 @@
         </w:rPr>
         <w:t xml:space="preserve"> 확인 (아래는 IBL Specular만 </w:t>
       </w:r>
-      <w:proofErr w:type="spellStart"/>
       <w:r>
         <w:rPr>
           <w:b/>
@@ -1187,7 +1354,6 @@
         </w:rPr>
         <w:t>렌더</w:t>
       </w:r>
-      <w:proofErr w:type="spellEnd"/>
       <w:r>
         <w:rPr>
           <w:b/>
@@ -1211,10 +1377,10 @@
           <w:sz w:val="22"/>
         </w:rPr>
         <w:drawing>
-          <wp:inline distT="0" distB="0" distL="0" distR="0" wp14:anchorId="768DCAE9" wp14:editId="1017C5FB">
-            <wp:extent cx="2562583" cy="2686425"/>
-            <wp:effectExtent l="0" t="0" r="9525" b="0"/>
-            <wp:docPr id="1110852954" name="그림 1" descr="건물, 구름, 하늘, 창문이(가) 표시된 사진&#10;&#10;AI 생성 콘텐츠는 정확하지 않을 수 있습니다."/>
+          <wp:inline distT="0" distB="0" distL="0" distR="0">
+            <wp:extent cx="2562583" cy="2686424"/>
+            <wp:effectExtent l="0" t="0" r="0" b="0"/>
+            <wp:docPr id="1026" name="shape1026" hidden="0"/>
             <wp:cNvGraphicFramePr>
               <a:graphicFrameLocks xmlns:a="http://schemas.openxmlformats.org/drawingml/2006/main" noChangeAspect="1"/>
             </wp:cNvGraphicFramePr>
@@ -1222,11 +1388,20 @@
               <a:graphicData uri="http://schemas.openxmlformats.org/drawingml/2006/picture">
                 <pic:pic xmlns:pic="http://schemas.openxmlformats.org/drawingml/2006/picture">
                   <pic:nvPicPr>
-                    <pic:cNvPr id="1110852954" name="그림 1" descr="건물, 구름, 하늘, 창문이(가) 표시된 사진&#10;&#10;AI 생성 콘텐츠는 정확하지 않을 수 있습니다."/>
-                    <pic:cNvPicPr/>
+                    <pic:cNvPr id="0" name="이미지"/>
+                    <pic:cNvPicPr preferRelativeResize="1">
+                      <a:picLocks noChangeAspect="1"/>
+                    </pic:cNvPicPr>
                   </pic:nvPicPr>
                   <pic:blipFill>
-                    <a:blip r:embed="rId11"/>
+                    <a:blip r:embed="rId2">
+                      <a:extLst>
+                        <a:ext uri="{28A0092B-C50C-407E-A947-70E740481C1C}">
+                          <a14:useLocalDpi xmlns:a14="http://schemas.microsoft.com/office/drawing/2010/main" val="0"/>
+                        </a:ext>
+                      </a:extLst>
+                    </a:blip>
+                    <a:srcRect/>
                     <a:stretch>
                       <a:fillRect/>
                     </a:stretch>
@@ -1234,11 +1409,9 @@
                   <pic:spPr>
                     <a:xfrm>
                       <a:off x="0" y="0"/>
-                      <a:ext cx="2562583" cy="2686425"/>
+                      <a:ext cx="2562583" cy="2686424"/>
                     </a:xfrm>
-                    <a:prstGeom prst="rect">
-                      <a:avLst/>
-                    </a:prstGeom>
+                    <a:prstGeom prst="rect"/>
                   </pic:spPr>
                 </pic:pic>
               </a:graphicData>
@@ -1287,7 +1460,6 @@
         </w:rPr>
         <w:t xml:space="preserve">원인: Environment map의 어두운 영역 샘플링 → HDR 스케일링(* 0.001) 후 거의 0에 </w:t>
       </w:r>
-      <w:proofErr w:type="spellStart"/>
       <w:r>
         <w:rPr>
           <w:b/>
@@ -1295,17 +1467,15 @@
         </w:rPr>
         <w:t>가까워짐</w:t>
       </w:r>
-      <w:proofErr w:type="spellEnd"/>
-    </w:p>
-    <w:p>
-      <w:pPr>
-        <w:jc w:val="left"/>
-        <w:rPr>
-          <w:b/>
-          <w:sz w:val="22"/>
-        </w:rPr>
-      </w:pPr>
-      <w:proofErr w:type="spellStart"/>
+    </w:p>
+    <w:p>
+      <w:pPr>
+        <w:jc w:val="left"/>
+        <w:rPr>
+          <w:b/>
+          <w:sz w:val="22"/>
+        </w:rPr>
+      </w:pPr>
       <w:r>
         <w:rPr>
           <w:b/>
@@ -1313,7 +1483,6 @@
         </w:rPr>
         <w:t>IBL.hlsl</w:t>
       </w:r>
-      <w:proofErr w:type="spellEnd"/>
       <w:r>
         <w:rPr>
           <w:b/>
@@ -1330,7 +1499,6 @@
           <w:sz w:val="22"/>
         </w:rPr>
       </w:pPr>
-      <w:proofErr w:type="spellStart"/>
       <w:r>
         <w:rPr>
           <w:b/>
@@ -1338,7 +1506,6 @@
         </w:rPr>
         <w:t>prefilteredColor</w:t>
       </w:r>
-      <w:proofErr w:type="spellEnd"/>
       <w:r>
         <w:rPr>
           <w:b/>
@@ -1346,7 +1513,6 @@
         </w:rPr>
         <w:t xml:space="preserve"> = </w:t>
       </w:r>
-      <w:proofErr w:type="gramStart"/>
       <w:r>
         <w:rPr>
           <w:b/>
@@ -1354,8 +1520,6 @@
         </w:rPr>
         <w:t>max(</w:t>
       </w:r>
-      <w:proofErr w:type="spellStart"/>
-      <w:proofErr w:type="gramEnd"/>
       <w:r>
         <w:rPr>
           <w:b/>
@@ -1363,7 +1527,6 @@
         </w:rPr>
         <w:t>prefilteredColor</w:t>
       </w:r>
-      <w:proofErr w:type="spellEnd"/>
       <w:r>
         <w:rPr>
           <w:b/>
@@ -1371,7 +1534,6 @@
         </w:rPr>
         <w:t>, float3(0.3, 0.3, 0.3)</w:t>
       </w:r>
-      <w:proofErr w:type="gramStart"/>
       <w:r>
         <w:rPr>
           <w:b/>
@@ -1379,7 +1541,6 @@
         </w:rPr>
         <w:t>);</w:t>
       </w:r>
-      <w:proofErr w:type="gramEnd"/>
     </w:p>
     <w:p>
       <w:pPr>
@@ -1396,7 +1557,6 @@
         </w:rPr>
         <w:t xml:space="preserve">→ 최소 밝기 보장으로 어떤 각도에서도 최소한의 </w:t>
       </w:r>
-      <w:proofErr w:type="spellStart"/>
       <w:r>
         <w:rPr>
           <w:b/>
@@ -1404,7 +1564,6 @@
         </w:rPr>
         <w:t>환경광</w:t>
       </w:r>
-      <w:proofErr w:type="spellEnd"/>
       <w:r>
         <w:rPr>
           <w:b/>
@@ -1500,11 +1659,11 @@
     </w:p>
     <w:p>
       <w:pPr>
+        <w:jc w:val="left"/>
         <w:numPr>
           <w:ilvl w:val="0"/>
-          <w:numId w:val="6"/>
+          <w:numId w:val="2"/>
         </w:numPr>
-        <w:jc w:val="left"/>
         <w:rPr>
           <w:b/>
           <w:sz w:val="22"/>
@@ -1517,7 +1676,6 @@
         </w:rPr>
         <w:t xml:space="preserve">Terrain: </w:t>
       </w:r>
-      <w:proofErr w:type="spellStart"/>
       <w:r>
         <w:rPr>
           <w:b/>
@@ -1525,7 +1683,6 @@
         </w:rPr>
         <w:t>ao</w:t>
       </w:r>
-      <w:proofErr w:type="spellEnd"/>
       <w:r>
         <w:rPr>
           <w:b/>
@@ -1533,8 +1690,6 @@
         </w:rPr>
         <w:t xml:space="preserve"> = </w:t>
       </w:r>
-      <w:proofErr w:type="spellStart"/>
-      <w:proofErr w:type="gramStart"/>
       <w:r>
         <w:rPr>
           <w:b/>
@@ -1542,8 +1697,6 @@
         </w:rPr>
         <w:t>orm.r</w:t>
       </w:r>
-      <w:proofErr w:type="spellEnd"/>
-      <w:proofErr w:type="gramEnd"/>
       <w:r>
         <w:rPr>
           <w:b/>
@@ -1554,11 +1707,11 @@
     </w:p>
     <w:p>
       <w:pPr>
+        <w:jc w:val="left"/>
         <w:numPr>
           <w:ilvl w:val="0"/>
-          <w:numId w:val="6"/>
+          <w:numId w:val="2"/>
         </w:numPr>
-        <w:jc w:val="left"/>
         <w:rPr>
           <w:b/>
           <w:sz w:val="22"/>
@@ -1571,7 +1724,6 @@
         </w:rPr>
         <w:t xml:space="preserve">GLTF: 조건문으로 체크 → 실패 시 </w:t>
       </w:r>
-      <w:proofErr w:type="spellStart"/>
       <w:r>
         <w:rPr>
           <w:b/>
@@ -1579,7 +1731,6 @@
         </w:rPr>
         <w:t>ao</w:t>
       </w:r>
-      <w:proofErr w:type="spellEnd"/>
       <w:r>
         <w:rPr>
           <w:b/>
@@ -1618,7 +1769,6 @@
         </w:rPr>
         <w:t xml:space="preserve">해결: </w:t>
       </w:r>
-      <w:proofErr w:type="spellStart"/>
       <w:r>
         <w:rPr>
           <w:b/>
@@ -1626,7 +1776,6 @@
         </w:rPr>
         <w:t>Gltf_Shader.hlsl</w:t>
       </w:r>
-      <w:proofErr w:type="spellEnd"/>
       <w:r>
         <w:rPr>
           <w:b/>
@@ -1650,7 +1799,6 @@
         </w:rPr>
         <w:tab/>
       </w:r>
-      <w:proofErr w:type="gramStart"/>
       <w:r>
         <w:rPr>
           <w:b/>
@@ -1658,7 +1806,6 @@
         </w:rPr>
         <w:t>// 조건문</w:t>
       </w:r>
-      <w:proofErr w:type="gramEnd"/>
       <w:r>
         <w:rPr>
           <w:b/>
@@ -1681,9 +1828,14 @@
           <w:sz w:val="22"/>
         </w:rPr>
         <w:tab/>
+      </w:r>
+      <w:r>
+        <w:rPr>
+          <w:b/>
+          <w:sz w:val="22"/>
+        </w:rPr>
         <w:t xml:space="preserve">float </w:t>
       </w:r>
-      <w:proofErr w:type="spellStart"/>
       <w:r>
         <w:rPr>
           <w:b/>
@@ -1691,7 +1843,6 @@
         </w:rPr>
         <w:t>ao</w:t>
       </w:r>
-      <w:proofErr w:type="spellEnd"/>
       <w:r>
         <w:rPr>
           <w:b/>
@@ -1699,8 +1850,6 @@
         </w:rPr>
         <w:t xml:space="preserve"> = max(</w:t>
       </w:r>
-      <w:proofErr w:type="spellStart"/>
-      <w:proofErr w:type="gramStart"/>
       <w:r>
         <w:rPr>
           <w:b/>
@@ -1708,8 +1857,6 @@
         </w:rPr>
         <w:t>orm.r</w:t>
       </w:r>
-      <w:proofErr w:type="spellEnd"/>
-      <w:proofErr w:type="gramEnd"/>
       <w:r>
         <w:rPr>
           <w:b/>
@@ -1717,7 +1864,6 @@
         </w:rPr>
         <w:t>, 0.8)</w:t>
       </w:r>
-      <w:proofErr w:type="gramStart"/>
       <w:r>
         <w:rPr>
           <w:b/>
@@ -1725,7 +1871,6 @@
         </w:rPr>
         <w:t>; /</w:t>
       </w:r>
-      <w:proofErr w:type="gramEnd"/>
       <w:r>
         <w:rPr>
           <w:b/>
@@ -1748,10 +1893,14 @@
           <w:sz w:val="22"/>
         </w:rPr>
         <w:tab/>
+      </w:r>
+      <w:r>
+        <w:rPr>
+          <w:b/>
+          <w:sz w:val="22"/>
+        </w:rPr>
         <w:t xml:space="preserve">float roughness = </w:t>
       </w:r>
-      <w:proofErr w:type="spellStart"/>
-      <w:proofErr w:type="gramStart"/>
       <w:r>
         <w:rPr>
           <w:b/>
@@ -1759,8 +1908,6 @@
         </w:rPr>
         <w:t>orm.g</w:t>
       </w:r>
-      <w:proofErr w:type="spellEnd"/>
-      <w:proofErr w:type="gramEnd"/>
       <w:r>
         <w:rPr>
           <w:b/>
@@ -1768,8 +1915,6 @@
         </w:rPr>
         <w:t xml:space="preserve"> * </w:t>
       </w:r>
-      <w:proofErr w:type="spellStart"/>
-      <w:proofErr w:type="gramStart"/>
       <w:r>
         <w:rPr>
           <w:b/>
@@ -1777,7 +1922,6 @@
         </w:rPr>
         <w:t>RoughnessFactor</w:t>
       </w:r>
-      <w:proofErr w:type="spellEnd"/>
       <w:r>
         <w:rPr>
           <w:b/>
@@ -1785,27 +1929,29 @@
         </w:rPr>
         <w:t>;</w:t>
       </w:r>
-      <w:proofErr w:type="gramEnd"/>
-    </w:p>
-    <w:p>
-      <w:pPr>
-        <w:jc w:val="left"/>
-        <w:rPr>
-          <w:b/>
-          <w:sz w:val="22"/>
-        </w:rPr>
-      </w:pPr>
-      <w:r>
-        <w:rPr>
-          <w:b/>
-          <w:sz w:val="22"/>
-        </w:rPr>
-        <w:lastRenderedPageBreak/>
+    </w:p>
+    <w:p>
+      <w:pPr>
+        <w:jc w:val="left"/>
+        <w:rPr>
+          <w:b/>
+          <w:sz w:val="22"/>
+        </w:rPr>
+      </w:pPr>
+      <w:r>
+        <w:rPr>
+          <w:b/>
+          <w:sz w:val="22"/>
+        </w:rPr>
         <w:tab/>
+      </w:r>
+      <w:r>
+        <w:rPr>
+          <w:b/>
+          <w:sz w:val="22"/>
+        </w:rPr>
         <w:t xml:space="preserve">float metallic = </w:t>
       </w:r>
-      <w:proofErr w:type="spellStart"/>
-      <w:proofErr w:type="gramStart"/>
       <w:r>
         <w:rPr>
           <w:b/>
@@ -1813,8 +1959,6 @@
         </w:rPr>
         <w:t>orm.b</w:t>
       </w:r>
-      <w:proofErr w:type="spellEnd"/>
-      <w:proofErr w:type="gramEnd"/>
       <w:r>
         <w:rPr>
           <w:b/>
@@ -1822,8 +1966,6 @@
         </w:rPr>
         <w:t xml:space="preserve"> * </w:t>
       </w:r>
-      <w:proofErr w:type="spellStart"/>
-      <w:proofErr w:type="gramStart"/>
       <w:r>
         <w:rPr>
           <w:b/>
@@ -1831,7 +1973,6 @@
         </w:rPr>
         <w:t>MetallicFactor</w:t>
       </w:r>
-      <w:proofErr w:type="spellEnd"/>
       <w:r>
         <w:rPr>
           <w:b/>
@@ -1839,7 +1980,6 @@
         </w:rPr>
         <w:t>;</w:t>
       </w:r>
-      <w:proofErr w:type="gramEnd"/>
     </w:p>
     <w:p>
       <w:pPr>
@@ -1855,6 +1995,12 @@
           <w:sz w:val="22"/>
         </w:rPr>
         <w:tab/>
+      </w:r>
+      <w:r>
+        <w:rPr>
+          <w:b/>
+          <w:sz w:val="22"/>
+        </w:rPr>
         <w:t>→ ORM 텍스처에서 직접 읽되 너무 어두워지지 않도록 최솟값 설정</w:t>
       </w:r>
     </w:p>
@@ -1940,10 +2086,10 @@
           <w:sz w:val="22"/>
         </w:rPr>
         <w:drawing>
-          <wp:inline distT="0" distB="0" distL="0" distR="0" wp14:anchorId="7123E74A" wp14:editId="315B4CC4">
+          <wp:inline distT="0" distB="0" distL="0" distR="0">
             <wp:extent cx="4782217" cy="676369"/>
-            <wp:effectExtent l="0" t="0" r="0" b="9525"/>
-            <wp:docPr id="1464022258" name="그림 1" descr="호박, 금, 스크린샷, 벽이(가) 표시된 사진&#10;&#10;AI 생성 콘텐츠는 정확하지 않을 수 있습니다."/>
+            <wp:effectExtent l="0" t="0" r="0" b="0"/>
+            <wp:docPr id="1027" name="shape1027" hidden="0"/>
             <wp:cNvGraphicFramePr>
               <a:graphicFrameLocks xmlns:a="http://schemas.openxmlformats.org/drawingml/2006/main" noChangeAspect="1"/>
             </wp:cNvGraphicFramePr>
@@ -1951,11 +2097,20 @@
               <a:graphicData uri="http://schemas.openxmlformats.org/drawingml/2006/picture">
                 <pic:pic xmlns:pic="http://schemas.openxmlformats.org/drawingml/2006/picture">
                   <pic:nvPicPr>
-                    <pic:cNvPr id="1464022258" name="그림 1" descr="호박, 금, 스크린샷, 벽이(가) 표시된 사진&#10;&#10;AI 생성 콘텐츠는 정확하지 않을 수 있습니다."/>
-                    <pic:cNvPicPr/>
+                    <pic:cNvPr id="0" name="이미지"/>
+                    <pic:cNvPicPr preferRelativeResize="1">
+                      <a:picLocks noChangeAspect="1"/>
+                    </pic:cNvPicPr>
                   </pic:nvPicPr>
                   <pic:blipFill>
-                    <a:blip r:embed="rId12"/>
+                    <a:blip r:embed="rId3">
+                      <a:extLst>
+                        <a:ext uri="{28A0092B-C50C-407E-A947-70E740481C1C}">
+                          <a14:useLocalDpi xmlns:a14="http://schemas.microsoft.com/office/drawing/2010/main" val="0"/>
+                        </a:ext>
+                      </a:extLst>
+                    </a:blip>
+                    <a:srcRect/>
                     <a:stretch>
                       <a:fillRect/>
                     </a:stretch>
@@ -1965,9 +2120,7 @@
                       <a:off x="0" y="0"/>
                       <a:ext cx="4782217" cy="676369"/>
                     </a:xfrm>
-                    <a:prstGeom prst="rect">
-                      <a:avLst/>
-                    </a:prstGeom>
+                    <a:prstGeom prst="rect"/>
                   </pic:spPr>
                 </pic:pic>
               </a:graphicData>
@@ -2065,1215 +2218,1136 @@
     <w:p>
       <w:pPr>
         <w:pStyle w:val="a3"/>
+        <w:ind w:leftChars="0"/>
+        <w:jc w:val="left"/>
         <w:numPr>
           <w:ilvl w:val="0"/>
-          <w:numId w:val="7"/>
+          <w:numId w:val="3"/>
         </w:numPr>
+        <w:rPr>
+          <w:b/>
+          <w:sz w:val="22"/>
+        </w:rPr>
+      </w:pPr>
+      <w:r>
+        <w:rPr>
+          <w:rFonts w:hint="eastAsia"/>
+          <w:b/>
+          <w:sz w:val="22"/>
+        </w:rPr>
+        <w:t xml:space="preserve">문제는 여러 개가 동시에 나고 있었고 서버에 기존에 추가했던 BT와 게임 월드 </w:t>
+      </w:r>
+      <w:r>
+        <w:rPr>
+          <w:rFonts w:hint="eastAsia"/>
+          <w:b/>
+          <w:sz w:val="22"/>
+        </w:rPr>
+        <w:t>로직들에서</w:t>
+      </w:r>
+      <w:r>
+        <w:rPr>
+          <w:rFonts w:hint="eastAsia"/>
+          <w:b/>
+          <w:sz w:val="22"/>
+        </w:rPr>
+        <w:t xml:space="preserve"> 문제 </w:t>
+      </w:r>
+      <w:r>
+        <w:rPr>
+          <w:rFonts w:hint="eastAsia"/>
+          <w:b/>
+          <w:sz w:val="22"/>
+        </w:rPr>
+        <w:t>발생중이었음</w:t>
+      </w:r>
+    </w:p>
+    <w:p>
+      <w:pPr>
+        <w:pStyle w:val="a3"/>
         <w:ind w:leftChars="0"/>
         <w:jc w:val="left"/>
-        <w:rPr>
-          <w:b/>
-          <w:sz w:val="22"/>
-        </w:rPr>
-      </w:pPr>
-      <w:r>
-        <w:rPr>
-          <w:rFonts w:hint="eastAsia"/>
-          <w:b/>
-          <w:sz w:val="22"/>
-        </w:rPr>
-        <w:t xml:space="preserve">문제는 여러 개가 동시에 나고 있었고 서버에 기존에 추가했던 BT와 게임 월드 </w:t>
-      </w:r>
-      <w:proofErr w:type="spellStart"/>
-      <w:r>
-        <w:rPr>
-          <w:rFonts w:hint="eastAsia"/>
-          <w:b/>
-          <w:sz w:val="22"/>
-        </w:rPr>
-        <w:t>로직들에서</w:t>
-      </w:r>
-      <w:proofErr w:type="spellEnd"/>
-      <w:r>
-        <w:rPr>
-          <w:rFonts w:hint="eastAsia"/>
-          <w:b/>
-          <w:sz w:val="22"/>
-        </w:rPr>
-        <w:t xml:space="preserve"> 문제 </w:t>
-      </w:r>
-      <w:proofErr w:type="spellStart"/>
-      <w:r>
-        <w:rPr>
-          <w:rFonts w:hint="eastAsia"/>
-          <w:b/>
-          <w:sz w:val="22"/>
-        </w:rPr>
-        <w:t>발생중이었음</w:t>
-      </w:r>
-      <w:proofErr w:type="spellEnd"/>
-    </w:p>
-    <w:p>
-      <w:pPr>
-        <w:pStyle w:val="a3"/>
         <w:numPr>
           <w:ilvl w:val="0"/>
-          <w:numId w:val="7"/>
+          <w:numId w:val="3"/>
         </w:numPr>
+        <w:rPr>
+          <w:b/>
+          <w:sz w:val="22"/>
+        </w:rPr>
+      </w:pPr>
+      <w:r>
+        <w:rPr>
+          <w:rFonts w:hint="eastAsia"/>
+          <w:b/>
+          <w:sz w:val="22"/>
+        </w:rPr>
+        <w:t xml:space="preserve">문제 1: 그리드 </w:t>
+      </w:r>
+      <w:r>
+        <w:rPr>
+          <w:rFonts w:hint="eastAsia"/>
+          <w:b/>
+          <w:sz w:val="22"/>
+        </w:rPr>
+        <w:t>맵에서</w:t>
+      </w:r>
+      <w:r>
+        <w:rPr>
+          <w:rFonts w:hint="eastAsia"/>
+          <w:b/>
+          <w:sz w:val="22"/>
+        </w:rPr>
+        <w:t xml:space="preserve"> </w:t>
+      </w:r>
+      <w:r>
+        <w:rPr>
+          <w:rFonts w:hint="eastAsia"/>
+          <w:b/>
+          <w:sz w:val="22"/>
+        </w:rPr>
+        <w:t xml:space="preserve">NPC와 플레이어 </w:t>
+      </w:r>
+      <w:r>
+        <w:rPr>
+          <w:rFonts w:hint="eastAsia"/>
+          <w:b/>
+          <w:sz w:val="22"/>
+        </w:rPr>
+        <w:t>셀에 들어가고 나갈 때 삭제를 안해주고 있어서 Dangling Pointer 발생</w:t>
+      </w:r>
+    </w:p>
+    <w:p>
+      <w:pPr>
+        <w:pStyle w:val="a3"/>
         <w:ind w:leftChars="0"/>
         <w:jc w:val="left"/>
-        <w:rPr>
-          <w:b/>
-          <w:sz w:val="22"/>
-        </w:rPr>
-      </w:pPr>
-      <w:r>
-        <w:rPr>
-          <w:rFonts w:hint="eastAsia"/>
-          <w:b/>
-          <w:sz w:val="22"/>
-        </w:rPr>
-        <w:t xml:space="preserve">문제 1: 그리드 </w:t>
-      </w:r>
-      <w:proofErr w:type="spellStart"/>
-      <w:r>
-        <w:rPr>
-          <w:rFonts w:hint="eastAsia"/>
-          <w:b/>
-          <w:sz w:val="22"/>
-        </w:rPr>
-        <w:t>맵에서</w:t>
-      </w:r>
-      <w:proofErr w:type="spellEnd"/>
-      <w:r>
-        <w:rPr>
-          <w:rFonts w:hint="eastAsia"/>
-          <w:b/>
-          <w:sz w:val="22"/>
-        </w:rPr>
-        <w:t xml:space="preserve"> </w:t>
-      </w:r>
-      <w:r>
-        <w:rPr>
-          <w:rFonts w:hint="eastAsia"/>
-          <w:b/>
-          <w:sz w:val="22"/>
-        </w:rPr>
-        <w:t xml:space="preserve">NPC와 플레이어 </w:t>
-      </w:r>
-      <w:r>
-        <w:rPr>
-          <w:rFonts w:hint="eastAsia"/>
-          <w:b/>
-          <w:sz w:val="22"/>
-        </w:rPr>
-        <w:t>셀에 들어가고 나갈 때 삭제를 안해주고 있어서 Dangling Pointer 발생</w:t>
-      </w:r>
-    </w:p>
-    <w:p>
-      <w:pPr>
-        <w:pStyle w:val="a3"/>
         <w:numPr>
           <w:ilvl w:val="0"/>
-          <w:numId w:val="7"/>
+          <w:numId w:val="3"/>
         </w:numPr>
+        <w:rPr>
+          <w:b/>
+          <w:sz w:val="22"/>
+        </w:rPr>
+      </w:pPr>
+      <w:r>
+        <w:rPr>
+          <w:rFonts w:hint="eastAsia"/>
+          <w:b/>
+          <w:sz w:val="22"/>
+        </w:rPr>
+        <w:t xml:space="preserve">문제 2: BT에서 NPC가 이미 </w:t>
+      </w:r>
+      <w:r>
+        <w:rPr>
+          <w:rFonts w:hint="eastAsia"/>
+          <w:b/>
+          <w:sz w:val="22"/>
+        </w:rPr>
+        <w:t>종료한 플레이어를 쫓고 있었을 때 삭제된 메모리 접근 문제</w:t>
+      </w:r>
+    </w:p>
+    <w:p>
+      <w:pPr>
+        <w:pStyle w:val="a3"/>
         <w:ind w:leftChars="0"/>
         <w:jc w:val="left"/>
-        <w:rPr>
-          <w:b/>
-          <w:sz w:val="22"/>
-        </w:rPr>
-      </w:pPr>
-      <w:r>
-        <w:rPr>
-          <w:rFonts w:hint="eastAsia"/>
-          <w:b/>
-          <w:sz w:val="22"/>
-        </w:rPr>
-        <w:t xml:space="preserve">문제 2: BT에서 NPC가 이미 </w:t>
-      </w:r>
-      <w:r>
-        <w:rPr>
-          <w:rFonts w:hint="eastAsia"/>
-          <w:b/>
-          <w:sz w:val="22"/>
-        </w:rPr>
-        <w:t>종료한 플레이어를 쫓고 있었을 때 삭제된 메모리 접근 문제</w:t>
-      </w:r>
-    </w:p>
-    <w:p>
-      <w:pPr>
-        <w:pStyle w:val="a3"/>
         <w:numPr>
           <w:ilvl w:val="0"/>
-          <w:numId w:val="7"/>
+          <w:numId w:val="3"/>
         </w:numPr>
+        <w:rPr>
+          <w:b/>
+          <w:sz w:val="22"/>
+        </w:rPr>
+      </w:pPr>
+    </w:p>
+    <w:p>
+      <w:pPr>
+        <w:pStyle w:val="a3"/>
         <w:ind w:leftChars="0"/>
         <w:jc w:val="left"/>
-        <w:rPr>
-          <w:b/>
-          <w:sz w:val="22"/>
-        </w:rPr>
-      </w:pPr>
-    </w:p>
-    <w:p>
-      <w:pPr>
-        <w:pStyle w:val="a3"/>
         <w:numPr>
           <w:ilvl w:val="0"/>
-          <w:numId w:val="7"/>
+          <w:numId w:val="3"/>
         </w:numPr>
+        <w:rPr>
+          <w:b/>
+          <w:sz w:val="22"/>
+        </w:rPr>
+      </w:pPr>
+      <w:r>
+        <w:rPr>
+          <w:rFonts w:hint="eastAsia"/>
+          <w:b/>
+          <w:sz w:val="22"/>
+        </w:rPr>
+        <w:t xml:space="preserve">그리드 </w:t>
+      </w:r>
+      <w:r>
+        <w:rPr>
+          <w:rFonts w:hint="eastAsia"/>
+          <w:b/>
+          <w:sz w:val="22"/>
+        </w:rPr>
+        <w:t>맵에</w:t>
+      </w:r>
+      <w:r>
+        <w:rPr>
+          <w:rFonts w:hint="eastAsia"/>
+          <w:b/>
+          <w:sz w:val="22"/>
+        </w:rPr>
+        <w:t xml:space="preserve"> 삭제 코드 추가</w:t>
+      </w:r>
+    </w:p>
+    <w:p>
+      <w:pPr>
+        <w:pStyle w:val="a3"/>
         <w:ind w:leftChars="0"/>
         <w:jc w:val="left"/>
-        <w:rPr>
-          <w:b/>
-          <w:sz w:val="22"/>
-        </w:rPr>
-      </w:pPr>
-      <w:r>
-        <w:rPr>
-          <w:rFonts w:hint="eastAsia"/>
-          <w:b/>
-          <w:sz w:val="22"/>
-        </w:rPr>
-        <w:t xml:space="preserve">그리드 </w:t>
-      </w:r>
-      <w:proofErr w:type="spellStart"/>
-      <w:r>
-        <w:rPr>
-          <w:rFonts w:hint="eastAsia"/>
-          <w:b/>
-          <w:sz w:val="22"/>
-        </w:rPr>
-        <w:t>맵에</w:t>
-      </w:r>
-      <w:proofErr w:type="spellEnd"/>
-      <w:r>
-        <w:rPr>
-          <w:rFonts w:hint="eastAsia"/>
-          <w:b/>
-          <w:sz w:val="22"/>
-        </w:rPr>
-        <w:t xml:space="preserve"> 삭제 코드 추가</w:t>
-      </w:r>
-    </w:p>
-    <w:p>
-      <w:pPr>
-        <w:pStyle w:val="a3"/>
         <w:numPr>
           <w:ilvl w:val="0"/>
-          <w:numId w:val="7"/>
+          <w:numId w:val="3"/>
         </w:numPr>
+        <w:rPr>
+          <w:b/>
+          <w:sz w:val="22"/>
+        </w:rPr>
+      </w:pPr>
+      <w:r>
+        <w:rPr>
+          <w:rFonts w:hint="eastAsia"/>
+          <w:b/>
+          <w:sz w:val="22"/>
+        </w:rPr>
+        <w:t xml:space="preserve">BT에서 NPC가 포인터를 들고 </w:t>
+      </w:r>
+      <w:r>
+        <w:rPr>
+          <w:rFonts w:hint="eastAsia"/>
+          <w:b/>
+          <w:sz w:val="22"/>
+        </w:rPr>
+        <w:t>찾는게</w:t>
+      </w:r>
+      <w:r>
+        <w:rPr>
+          <w:rFonts w:hint="eastAsia"/>
+          <w:b/>
+          <w:sz w:val="22"/>
+        </w:rPr>
+        <w:t xml:space="preserve"> 아니라 id를 가지고 플레이어 찾는 시점에서 id 검색해서 찾는 방법으로 변경</w:t>
+      </w:r>
+    </w:p>
+    <w:p>
+      <w:pPr>
+        <w:jc w:val="left"/>
+        <w:rPr>
+          <w:b/>
+          <w:sz w:val="22"/>
+        </w:rPr>
+      </w:pPr>
+    </w:p>
+    <w:p>
+      <w:pPr>
+        <w:jc w:val="left"/>
+        <w:rPr>
+          <w:b/>
+          <w:sz w:val="22"/>
+        </w:rPr>
+      </w:pPr>
+      <w:r>
+        <w:rPr>
+          <w:rFonts w:hint="eastAsia"/>
+          <w:b/>
+          <w:sz w:val="22"/>
+        </w:rPr>
+        <w:t>&lt;NPC 전투 시스템 구현&gt;</w:t>
+      </w:r>
+    </w:p>
+    <w:p>
+      <w:pPr>
+        <w:pStyle w:val="a3"/>
         <w:ind w:leftChars="0"/>
         <w:jc w:val="left"/>
-        <w:rPr>
-          <w:b/>
-          <w:sz w:val="22"/>
-        </w:rPr>
-      </w:pPr>
-      <w:r>
-        <w:rPr>
-          <w:rFonts w:hint="eastAsia"/>
-          <w:b/>
-          <w:sz w:val="22"/>
-        </w:rPr>
-        <w:t xml:space="preserve">BT에서 NPC가 포인터를 들고 </w:t>
-      </w:r>
-      <w:proofErr w:type="spellStart"/>
-      <w:proofErr w:type="gramStart"/>
-      <w:r>
-        <w:rPr>
-          <w:rFonts w:hint="eastAsia"/>
-          <w:b/>
-          <w:sz w:val="22"/>
-        </w:rPr>
-        <w:t>찾는게</w:t>
-      </w:r>
-      <w:proofErr w:type="spellEnd"/>
-      <w:proofErr w:type="gramEnd"/>
-      <w:r>
-        <w:rPr>
-          <w:rFonts w:hint="eastAsia"/>
-          <w:b/>
-          <w:sz w:val="22"/>
-        </w:rPr>
-        <w:t xml:space="preserve"> 아니라 id를 가지고 플레이어 찾는 시점에서 id 검색해서 찾는 방법으로 변경</w:t>
-      </w:r>
-    </w:p>
-    <w:p>
-      <w:pPr>
-        <w:jc w:val="left"/>
-        <w:rPr>
-          <w:b/>
-          <w:sz w:val="22"/>
-        </w:rPr>
-      </w:pPr>
-    </w:p>
-    <w:p>
-      <w:pPr>
-        <w:jc w:val="left"/>
-        <w:rPr>
-          <w:b/>
-          <w:sz w:val="22"/>
-        </w:rPr>
-      </w:pPr>
-      <w:r>
-        <w:rPr>
-          <w:rFonts w:hint="eastAsia"/>
-          <w:b/>
-          <w:sz w:val="22"/>
-        </w:rPr>
-        <w:t>&lt;NPC 전투 시스템 구현&gt;</w:t>
-      </w:r>
-    </w:p>
-    <w:p>
-      <w:pPr>
-        <w:pStyle w:val="a3"/>
         <w:numPr>
           <w:ilvl w:val="0"/>
-          <w:numId w:val="7"/>
+          <w:numId w:val="3"/>
         </w:numPr>
+        <w:rPr>
+          <w:b/>
+          <w:sz w:val="22"/>
+        </w:rPr>
+      </w:pPr>
+      <w:r>
+        <w:rPr>
+          <w:rFonts w:hint="eastAsia"/>
+          <w:b/>
+          <w:sz w:val="22"/>
+        </w:rPr>
+        <w:t>BT를 이용해서 맞으면 플레이어를 쫓아가게끔 로직을 구성</w:t>
+      </w:r>
+    </w:p>
+    <w:p>
+      <w:pPr>
+        <w:pStyle w:val="a3"/>
         <w:ind w:leftChars="0"/>
         <w:jc w:val="left"/>
-        <w:rPr>
-          <w:b/>
-          <w:sz w:val="22"/>
-        </w:rPr>
-      </w:pPr>
-      <w:r>
-        <w:rPr>
-          <w:rFonts w:hint="eastAsia"/>
-          <w:b/>
-          <w:sz w:val="22"/>
-        </w:rPr>
-        <w:t>BT를 이용해서 맞으면 플레이어를 쫓아가게끔 로직을 구성</w:t>
-      </w:r>
-    </w:p>
-    <w:p>
-      <w:pPr>
-        <w:pStyle w:val="a3"/>
         <w:numPr>
           <w:ilvl w:val="0"/>
-          <w:numId w:val="7"/>
+          <w:numId w:val="3"/>
         </w:numPr>
+        <w:rPr>
+          <w:b/>
+          <w:sz w:val="22"/>
+        </w:rPr>
+      </w:pPr>
+      <w:r>
+        <w:rPr>
+          <w:rFonts w:hint="eastAsia"/>
+          <w:b/>
+          <w:sz w:val="22"/>
+        </w:rPr>
+        <w:t xml:space="preserve">플레이어에게 가까이 가서 </w:t>
+      </w:r>
+      <w:r>
+        <w:rPr>
+          <w:rFonts w:hint="eastAsia"/>
+          <w:b/>
+          <w:sz w:val="22"/>
+        </w:rPr>
+        <w:t>공격 하는</w:t>
+      </w:r>
+      <w:r>
+        <w:rPr>
+          <w:rFonts w:hint="eastAsia"/>
+          <w:b/>
+          <w:sz w:val="22"/>
+        </w:rPr>
+        <w:t xml:space="preserve"> 로직 추가</w:t>
+      </w:r>
+    </w:p>
+    <w:p>
+      <w:pPr>
+        <w:pStyle w:val="a3"/>
         <w:ind w:leftChars="0"/>
         <w:jc w:val="left"/>
-        <w:rPr>
-          <w:b/>
-          <w:sz w:val="22"/>
-        </w:rPr>
-      </w:pPr>
-      <w:r>
-        <w:rPr>
-          <w:rFonts w:hint="eastAsia"/>
-          <w:b/>
-          <w:sz w:val="22"/>
-        </w:rPr>
-        <w:t xml:space="preserve">플레이어에게 가까이 가서 </w:t>
-      </w:r>
-      <w:proofErr w:type="gramStart"/>
-      <w:r>
-        <w:rPr>
-          <w:rFonts w:hint="eastAsia"/>
-          <w:b/>
-          <w:sz w:val="22"/>
-        </w:rPr>
-        <w:t>공격 하는</w:t>
-      </w:r>
-      <w:proofErr w:type="gramEnd"/>
-      <w:r>
-        <w:rPr>
-          <w:rFonts w:hint="eastAsia"/>
-          <w:b/>
-          <w:sz w:val="22"/>
-        </w:rPr>
-        <w:t xml:space="preserve"> 로직 추가</w:t>
-      </w:r>
-    </w:p>
-    <w:p>
-      <w:pPr>
-        <w:pStyle w:val="a3"/>
         <w:numPr>
           <w:ilvl w:val="0"/>
-          <w:numId w:val="7"/>
+          <w:numId w:val="3"/>
         </w:numPr>
+        <w:rPr>
+          <w:b/>
+          <w:sz w:val="22"/>
+        </w:rPr>
+      </w:pPr>
+      <w:r>
+        <w:rPr>
+          <w:rFonts w:hint="eastAsia"/>
+          <w:b/>
+          <w:sz w:val="22"/>
+        </w:rPr>
+        <w:t>공격시</w:t>
+      </w:r>
+      <w:r>
+        <w:rPr>
+          <w:rFonts w:hint="eastAsia"/>
+          <w:b/>
+          <w:sz w:val="22"/>
+        </w:rPr>
+        <w:t xml:space="preserve"> 물리엔진을 이용해서 충돌 박스를 만들고 플레이어를 밀어내는 힘을 가함 </w:t>
+      </w:r>
+    </w:p>
+    <w:p>
+      <w:pPr>
+        <w:pStyle w:val="a3"/>
         <w:ind w:leftChars="0"/>
         <w:jc w:val="left"/>
-        <w:rPr>
-          <w:b/>
-          <w:sz w:val="22"/>
-        </w:rPr>
-      </w:pPr>
-      <w:proofErr w:type="spellStart"/>
-      <w:r>
-        <w:rPr>
-          <w:rFonts w:hint="eastAsia"/>
-          <w:b/>
-          <w:sz w:val="22"/>
-        </w:rPr>
-        <w:t>공격시</w:t>
-      </w:r>
-      <w:proofErr w:type="spellEnd"/>
-      <w:r>
-        <w:rPr>
-          <w:rFonts w:hint="eastAsia"/>
-          <w:b/>
-          <w:sz w:val="22"/>
-        </w:rPr>
-        <w:t xml:space="preserve"> 물리엔진을 이용해서 충돌 박스를 만들고 플레이어를 밀어내는 힘을 가함 </w:t>
-      </w:r>
-    </w:p>
-    <w:p>
-      <w:pPr>
-        <w:pStyle w:val="a3"/>
         <w:numPr>
           <w:ilvl w:val="0"/>
-          <w:numId w:val="7"/>
+          <w:numId w:val="3"/>
         </w:numPr>
+        <w:rPr>
+          <w:b/>
+          <w:sz w:val="22"/>
+        </w:rPr>
+      </w:pPr>
+      <w:r>
+        <w:rPr>
+          <w:rFonts w:hint="eastAsia"/>
+          <w:b/>
+          <w:sz w:val="22"/>
+        </w:rPr>
+        <w:t xml:space="preserve">진영 시스템 구현 -&gt; 서로 같은 </w:t>
+      </w:r>
+      <w:r>
+        <w:rPr>
+          <w:rFonts w:hint="eastAsia"/>
+          <w:b/>
+          <w:sz w:val="22"/>
+        </w:rPr>
+        <w:t>진영끼리는</w:t>
+      </w:r>
+      <w:r>
+        <w:rPr>
+          <w:rFonts w:hint="eastAsia"/>
+          <w:b/>
+          <w:sz w:val="22"/>
+        </w:rPr>
+        <w:t xml:space="preserve"> 공격 판정 단계에서 바로 </w:t>
+      </w:r>
+      <w:r>
+        <w:rPr>
+          <w:rFonts w:hint="eastAsia"/>
+          <w:b/>
+          <w:sz w:val="22"/>
+        </w:rPr>
+        <w:t>제외 되도록</w:t>
+      </w:r>
+      <w:r>
+        <w:rPr>
+          <w:rFonts w:hint="eastAsia"/>
+          <w:b/>
+          <w:sz w:val="22"/>
+        </w:rPr>
+        <w:t xml:space="preserve"> 함</w:t>
+      </w:r>
+    </w:p>
+    <w:p>
+      <w:pPr>
+        <w:pStyle w:val="a3"/>
         <w:ind w:leftChars="0"/>
         <w:jc w:val="left"/>
-        <w:rPr>
-          <w:b/>
-          <w:sz w:val="22"/>
-        </w:rPr>
-      </w:pPr>
-      <w:r>
-        <w:rPr>
-          <w:rFonts w:hint="eastAsia"/>
-          <w:b/>
-          <w:sz w:val="22"/>
-        </w:rPr>
-        <w:lastRenderedPageBreak/>
-        <w:t xml:space="preserve">진영 시스템 구현 -&gt; 서로 같은 </w:t>
-      </w:r>
-      <w:proofErr w:type="spellStart"/>
-      <w:r>
-        <w:rPr>
-          <w:rFonts w:hint="eastAsia"/>
-          <w:b/>
-          <w:sz w:val="22"/>
-        </w:rPr>
-        <w:t>진영끼리는</w:t>
-      </w:r>
-      <w:proofErr w:type="spellEnd"/>
-      <w:r>
-        <w:rPr>
-          <w:rFonts w:hint="eastAsia"/>
-          <w:b/>
-          <w:sz w:val="22"/>
-        </w:rPr>
-        <w:t xml:space="preserve"> 공격 판정 단계에서 바로 </w:t>
-      </w:r>
-      <w:proofErr w:type="gramStart"/>
-      <w:r>
-        <w:rPr>
-          <w:rFonts w:hint="eastAsia"/>
-          <w:b/>
-          <w:sz w:val="22"/>
-        </w:rPr>
-        <w:t>제외 되도록</w:t>
-      </w:r>
-      <w:proofErr w:type="gramEnd"/>
-      <w:r>
-        <w:rPr>
-          <w:rFonts w:hint="eastAsia"/>
-          <w:b/>
-          <w:sz w:val="22"/>
-        </w:rPr>
-        <w:t xml:space="preserve"> 함</w:t>
-      </w:r>
-    </w:p>
-    <w:p>
-      <w:pPr>
-        <w:pStyle w:val="a3"/>
         <w:numPr>
           <w:ilvl w:val="0"/>
-          <w:numId w:val="7"/>
+          <w:numId w:val="3"/>
         </w:numPr>
+        <w:rPr>
+          <w:b/>
+          <w:sz w:val="22"/>
+        </w:rPr>
+      </w:pPr>
+      <w:r>
+        <w:rPr>
+          <w:b/>
+          <w:sz w:val="22"/>
+        </w:rPr>
+        <w:t>각종 디버깅 메시지 및 서버 판정 디버그 시각화 추가</w:t>
+      </w:r>
+      <w:r>
+        <w:rPr>
+          <w:rFonts w:hint="eastAsia"/>
+          <w:b/>
+          <w:sz w:val="22"/>
+        </w:rPr>
+        <w:t xml:space="preserve"> </w:t>
+      </w:r>
+    </w:p>
+    <w:p>
+      <w:pPr>
+        <w:pStyle w:val="a3"/>
         <w:ind w:leftChars="0"/>
         <w:jc w:val="left"/>
-        <w:rPr>
-          <w:b/>
-          <w:sz w:val="22"/>
-        </w:rPr>
-      </w:pPr>
-      <w:r>
-        <w:rPr>
-          <w:b/>
-          <w:sz w:val="22"/>
-        </w:rPr>
-        <w:t>각종 디버깅 메시지 및 서버 판정 디버그 시각화 추가</w:t>
-      </w:r>
-      <w:r>
-        <w:rPr>
-          <w:rFonts w:hint="eastAsia"/>
-          <w:b/>
-          <w:sz w:val="22"/>
-        </w:rPr>
-        <w:t xml:space="preserve"> </w:t>
-      </w:r>
-    </w:p>
-    <w:p>
-      <w:pPr>
-        <w:pStyle w:val="a3"/>
         <w:numPr>
           <w:ilvl w:val="0"/>
-          <w:numId w:val="7"/>
+          <w:numId w:val="3"/>
         </w:numPr>
+        <w:rPr>
+          <w:b/>
+          <w:sz w:val="22"/>
+        </w:rPr>
+      </w:pPr>
+      <w:r>
+        <w:rPr>
+          <w:rFonts w:hint="eastAsia"/>
+          <w:b/>
+          <w:sz w:val="22"/>
+        </w:rPr>
+        <w:t xml:space="preserve">물리엔진 </w:t>
+      </w:r>
+      <w:r>
+        <w:rPr>
+          <w:rFonts w:hint="eastAsia"/>
+          <w:b/>
+          <w:sz w:val="22"/>
+        </w:rPr>
+        <w:t>충졸체</w:t>
+      </w:r>
+      <w:r>
+        <w:rPr>
+          <w:rFonts w:hint="eastAsia"/>
+          <w:b/>
+          <w:sz w:val="22"/>
+        </w:rPr>
+        <w:t xml:space="preserve"> 디버그 패킷 전송 및 </w:t>
+      </w:r>
+      <w:r>
+        <w:rPr>
+          <w:rFonts w:hint="eastAsia"/>
+          <w:b/>
+          <w:sz w:val="22"/>
+        </w:rPr>
+        <w:t>수신부</w:t>
+      </w:r>
+      <w:r>
+        <w:rPr>
+          <w:rFonts w:hint="eastAsia"/>
+          <w:b/>
+          <w:sz w:val="22"/>
+        </w:rPr>
+        <w:t xml:space="preserve"> 구현</w:t>
+      </w:r>
+    </w:p>
+    <w:p>
+      <w:pPr>
+        <w:jc w:val="left"/>
+        <w:rPr>
+          <w:b/>
+          <w:sz w:val="22"/>
+        </w:rPr>
+      </w:pPr>
+      <w:r>
+        <w:rPr>
+          <w:rFonts w:hint="eastAsia"/>
+          <w:b/>
+          <w:sz w:val="22"/>
+        </w:rPr>
+        <w:t xml:space="preserve">&lt;플레이어 </w:t>
+      </w:r>
+      <w:r>
+        <w:rPr>
+          <w:rFonts w:hint="eastAsia"/>
+          <w:b/>
+          <w:sz w:val="22"/>
+        </w:rPr>
+        <w:t>넉백</w:t>
+      </w:r>
+      <w:r>
+        <w:rPr>
+          <w:rFonts w:hint="eastAsia"/>
+          <w:b/>
+          <w:sz w:val="22"/>
+        </w:rPr>
+        <w:t xml:space="preserve"> 시스템 구현&gt;</w:t>
+      </w:r>
+    </w:p>
+    <w:p>
+      <w:pPr>
+        <w:pStyle w:val="a3"/>
         <w:ind w:leftChars="0"/>
         <w:jc w:val="left"/>
-        <w:rPr>
-          <w:b/>
-          <w:sz w:val="22"/>
-        </w:rPr>
-      </w:pPr>
-      <w:r>
-        <w:rPr>
-          <w:rFonts w:hint="eastAsia"/>
-          <w:b/>
-          <w:sz w:val="22"/>
-        </w:rPr>
-        <w:t xml:space="preserve">물리엔진 </w:t>
-      </w:r>
-      <w:proofErr w:type="spellStart"/>
-      <w:r>
-        <w:rPr>
-          <w:rFonts w:hint="eastAsia"/>
-          <w:b/>
-          <w:sz w:val="22"/>
-        </w:rPr>
-        <w:t>충졸체</w:t>
-      </w:r>
-      <w:proofErr w:type="spellEnd"/>
-      <w:r>
-        <w:rPr>
-          <w:rFonts w:hint="eastAsia"/>
-          <w:b/>
-          <w:sz w:val="22"/>
-        </w:rPr>
-        <w:t xml:space="preserve"> 디버그 패킷 전송 및 </w:t>
-      </w:r>
-      <w:proofErr w:type="spellStart"/>
-      <w:r>
-        <w:rPr>
-          <w:rFonts w:hint="eastAsia"/>
-          <w:b/>
-          <w:sz w:val="22"/>
-        </w:rPr>
-        <w:t>수신부</w:t>
-      </w:r>
-      <w:proofErr w:type="spellEnd"/>
-      <w:r>
-        <w:rPr>
-          <w:rFonts w:hint="eastAsia"/>
-          <w:b/>
-          <w:sz w:val="22"/>
-        </w:rPr>
-        <w:t xml:space="preserve"> 구현</w:t>
-      </w:r>
-    </w:p>
-    <w:p>
-      <w:pPr>
-        <w:jc w:val="left"/>
-        <w:rPr>
-          <w:b/>
-          <w:sz w:val="22"/>
-        </w:rPr>
-      </w:pPr>
-      <w:r>
-        <w:rPr>
-          <w:rFonts w:hint="eastAsia"/>
-          <w:b/>
-          <w:sz w:val="22"/>
-        </w:rPr>
-        <w:t xml:space="preserve">&lt;플레이어 </w:t>
-      </w:r>
-      <w:proofErr w:type="spellStart"/>
-      <w:r>
-        <w:rPr>
-          <w:rFonts w:hint="eastAsia"/>
-          <w:b/>
-          <w:sz w:val="22"/>
-        </w:rPr>
-        <w:t>넉백</w:t>
-      </w:r>
-      <w:proofErr w:type="spellEnd"/>
-      <w:r>
-        <w:rPr>
-          <w:rFonts w:hint="eastAsia"/>
-          <w:b/>
-          <w:sz w:val="22"/>
-        </w:rPr>
-        <w:t xml:space="preserve"> 시스템 구현&gt;</w:t>
-      </w:r>
-    </w:p>
-    <w:p>
-      <w:pPr>
-        <w:pStyle w:val="a3"/>
         <w:numPr>
           <w:ilvl w:val="0"/>
-          <w:numId w:val="7"/>
+          <w:numId w:val="3"/>
         </w:numPr>
+        <w:rPr>
+          <w:b/>
+          <w:sz w:val="22"/>
+        </w:rPr>
+      </w:pPr>
+      <w:r>
+        <w:rPr>
+          <w:rFonts w:hint="eastAsia"/>
+          <w:b/>
+          <w:sz w:val="22"/>
+        </w:rPr>
+        <w:t>그냥 플레이어를 넉백해도 클라이언트가 이동시에 위치 패킷을 보내서 밀리지가 않음</w:t>
+      </w:r>
+    </w:p>
+    <w:p>
+      <w:pPr>
+        <w:pStyle w:val="a3"/>
         <w:ind w:leftChars="0"/>
         <w:jc w:val="left"/>
-        <w:rPr>
-          <w:b/>
-          <w:sz w:val="22"/>
-        </w:rPr>
-      </w:pPr>
-      <w:r>
-        <w:rPr>
-          <w:rFonts w:hint="eastAsia"/>
-          <w:b/>
-          <w:sz w:val="22"/>
-        </w:rPr>
-        <w:t>그냥 플레이어를 넉백해도 클라이언트가 이동시에 위치 패킷을 보내서 밀리지가 않음</w:t>
-      </w:r>
-    </w:p>
-    <w:p>
-      <w:pPr>
-        <w:pStyle w:val="a3"/>
         <w:numPr>
           <w:ilvl w:val="0"/>
-          <w:numId w:val="7"/>
+          <w:numId w:val="3"/>
         </w:numPr>
+        <w:rPr>
+          <w:b/>
+          <w:sz w:val="22"/>
+        </w:rPr>
+      </w:pPr>
+      <w:r>
+        <w:rPr>
+          <w:rFonts w:hint="eastAsia"/>
+          <w:b/>
+          <w:sz w:val="22"/>
+        </w:rPr>
+        <w:t>넉백</w:t>
+      </w:r>
+      <w:r>
+        <w:rPr>
+          <w:rFonts w:hint="eastAsia"/>
+          <w:b/>
+          <w:sz w:val="22"/>
+        </w:rPr>
+        <w:t xml:space="preserve"> 플래그가 </w:t>
+      </w:r>
+      <w:r>
+        <w:rPr>
+          <w:rFonts w:hint="eastAsia"/>
+          <w:b/>
+          <w:sz w:val="22"/>
+        </w:rPr>
+        <w:t>켜졌을시에</w:t>
+      </w:r>
+      <w:r>
+        <w:rPr>
+          <w:rFonts w:hint="eastAsia"/>
+          <w:b/>
+          <w:sz w:val="22"/>
+        </w:rPr>
+        <w:t xml:space="preserve"> 이동 방향 속도를 0으로 만들고 </w:t>
+      </w:r>
+      <w:r>
+        <w:rPr>
+          <w:rFonts w:hint="eastAsia"/>
+          <w:b/>
+          <w:sz w:val="22"/>
+        </w:rPr>
+        <w:t>넉백</w:t>
+      </w:r>
+      <w:r>
+        <w:rPr>
+          <w:rFonts w:hint="eastAsia"/>
+          <w:b/>
+          <w:sz w:val="22"/>
+        </w:rPr>
+        <w:t xml:space="preserve"> 속도만 추가해서 </w:t>
+      </w:r>
+      <w:r>
+        <w:rPr>
+          <w:rFonts w:hint="eastAsia"/>
+          <w:b/>
+          <w:sz w:val="22"/>
+        </w:rPr>
+        <w:t>넉백</w:t>
+      </w:r>
+      <w:r>
+        <w:rPr>
+          <w:rFonts w:hint="eastAsia"/>
+          <w:b/>
+          <w:sz w:val="22"/>
+        </w:rPr>
+        <w:t xml:space="preserve"> 구현</w:t>
+      </w:r>
+    </w:p>
+    <w:p>
+      <w:pPr>
+        <w:jc w:val="left"/>
+        <w:rPr>
+          <w:rFonts w:hint="eastAsia"/>
+          <w:b/>
+          <w:sz w:val="22"/>
+        </w:rPr>
+      </w:pPr>
+    </w:p>
+    <w:p>
+      <w:pPr>
+        <w:jc w:val="left"/>
+        <w:rPr>
+          <w:b/>
+          <w:sz w:val="22"/>
+        </w:rPr>
+      </w:pPr>
+      <w:r>
+        <w:rPr>
+          <w:rFonts w:hint="eastAsia"/>
+          <w:b/>
+          <w:sz w:val="22"/>
+        </w:rPr>
+        <w:t>&lt;클라이언트 프로파일링과 구조개선&gt;</w:t>
+      </w:r>
+    </w:p>
+    <w:p>
+      <w:pPr>
+        <w:pStyle w:val="a3"/>
         <w:ind w:leftChars="0"/>
         <w:jc w:val="left"/>
-        <w:rPr>
-          <w:b/>
-          <w:sz w:val="22"/>
-        </w:rPr>
-      </w:pPr>
-      <w:proofErr w:type="spellStart"/>
-      <w:r>
-        <w:rPr>
-          <w:rFonts w:hint="eastAsia"/>
-          <w:b/>
-          <w:sz w:val="22"/>
-        </w:rPr>
-        <w:t>넉백</w:t>
-      </w:r>
-      <w:proofErr w:type="spellEnd"/>
-      <w:r>
-        <w:rPr>
-          <w:rFonts w:hint="eastAsia"/>
-          <w:b/>
-          <w:sz w:val="22"/>
-        </w:rPr>
-        <w:t xml:space="preserve"> 플래그가 </w:t>
-      </w:r>
-      <w:proofErr w:type="spellStart"/>
-      <w:r>
-        <w:rPr>
-          <w:rFonts w:hint="eastAsia"/>
-          <w:b/>
-          <w:sz w:val="22"/>
-        </w:rPr>
-        <w:t>켜졌을시에</w:t>
-      </w:r>
-      <w:proofErr w:type="spellEnd"/>
-      <w:r>
-        <w:rPr>
-          <w:rFonts w:hint="eastAsia"/>
-          <w:b/>
-          <w:sz w:val="22"/>
-        </w:rPr>
-        <w:t xml:space="preserve"> 이동 방향 속도를 0으로 만들고 </w:t>
-      </w:r>
-      <w:proofErr w:type="spellStart"/>
-      <w:r>
-        <w:rPr>
-          <w:rFonts w:hint="eastAsia"/>
-          <w:b/>
-          <w:sz w:val="22"/>
-        </w:rPr>
-        <w:t>넉백</w:t>
-      </w:r>
-      <w:proofErr w:type="spellEnd"/>
-      <w:r>
-        <w:rPr>
-          <w:rFonts w:hint="eastAsia"/>
-          <w:b/>
-          <w:sz w:val="22"/>
-        </w:rPr>
-        <w:t xml:space="preserve"> 속도만 추가해서 </w:t>
-      </w:r>
-      <w:proofErr w:type="spellStart"/>
-      <w:r>
-        <w:rPr>
-          <w:rFonts w:hint="eastAsia"/>
-          <w:b/>
-          <w:sz w:val="22"/>
-        </w:rPr>
-        <w:t>넉백</w:t>
-      </w:r>
-      <w:proofErr w:type="spellEnd"/>
-      <w:r>
-        <w:rPr>
-          <w:rFonts w:hint="eastAsia"/>
-          <w:b/>
-          <w:sz w:val="22"/>
-        </w:rPr>
-        <w:t xml:space="preserve"> 구현</w:t>
-      </w:r>
-    </w:p>
-    <w:p>
-      <w:pPr>
-        <w:jc w:val="left"/>
-        <w:rPr>
-          <w:rFonts w:hint="eastAsia"/>
-          <w:b/>
-          <w:sz w:val="22"/>
-        </w:rPr>
-      </w:pPr>
-    </w:p>
-    <w:p>
-      <w:pPr>
-        <w:jc w:val="left"/>
-        <w:rPr>
-          <w:b/>
-          <w:sz w:val="22"/>
-        </w:rPr>
-      </w:pPr>
-      <w:r>
-        <w:rPr>
-          <w:rFonts w:hint="eastAsia"/>
-          <w:b/>
-          <w:sz w:val="22"/>
-        </w:rPr>
-        <w:t>&lt;클라이언트 프로파일링과 구조개선&gt;</w:t>
-      </w:r>
-    </w:p>
-    <w:p>
-      <w:pPr>
-        <w:pStyle w:val="a3"/>
         <w:numPr>
           <w:ilvl w:val="0"/>
-          <w:numId w:val="7"/>
+          <w:numId w:val="3"/>
         </w:numPr>
+        <w:rPr>
+          <w:b/>
+          <w:sz w:val="22"/>
+        </w:rPr>
+      </w:pPr>
+      <w:r>
+        <w:rPr>
+          <w:rFonts w:hint="eastAsia"/>
+          <w:b/>
+          <w:sz w:val="22"/>
+        </w:rPr>
+        <w:t xml:space="preserve">지난번에 </w:t>
+      </w:r>
+      <w:r>
+        <w:rPr>
+          <w:rFonts w:hint="eastAsia"/>
+          <w:b/>
+          <w:sz w:val="22"/>
+        </w:rPr>
+        <w:t>한번에</w:t>
+      </w:r>
+      <w:r>
+        <w:rPr>
+          <w:rFonts w:hint="eastAsia"/>
+          <w:b/>
+          <w:sz w:val="22"/>
+        </w:rPr>
+        <w:t xml:space="preserve"> </w:t>
+      </w:r>
+      <w:r>
+        <w:rPr>
+          <w:rFonts w:hint="eastAsia"/>
+          <w:b/>
+          <w:sz w:val="22"/>
+        </w:rPr>
+        <w:t>npc</w:t>
+      </w:r>
+      <w:r>
+        <w:rPr>
+          <w:rFonts w:hint="eastAsia"/>
+          <w:b/>
+          <w:sz w:val="22"/>
+        </w:rPr>
+        <w:t xml:space="preserve"> 패킷을 보냈을 때 Device 에러가 났던 것 프로파일링</w:t>
+      </w:r>
+    </w:p>
+    <w:p>
+      <w:pPr>
+        <w:pStyle w:val="a3"/>
         <w:ind w:leftChars="0"/>
         <w:jc w:val="left"/>
-        <w:rPr>
-          <w:b/>
-          <w:sz w:val="22"/>
-        </w:rPr>
-      </w:pPr>
-      <w:r>
-        <w:rPr>
-          <w:rFonts w:hint="eastAsia"/>
-          <w:b/>
-          <w:sz w:val="22"/>
-        </w:rPr>
-        <w:t xml:space="preserve">지난번에 </w:t>
-      </w:r>
-      <w:proofErr w:type="gramStart"/>
-      <w:r>
-        <w:rPr>
-          <w:rFonts w:hint="eastAsia"/>
-          <w:b/>
-          <w:sz w:val="22"/>
-        </w:rPr>
-        <w:t>한번에</w:t>
-      </w:r>
-      <w:proofErr w:type="gramEnd"/>
-      <w:r>
-        <w:rPr>
-          <w:rFonts w:hint="eastAsia"/>
-          <w:b/>
-          <w:sz w:val="22"/>
-        </w:rPr>
-        <w:t xml:space="preserve"> </w:t>
-      </w:r>
-      <w:proofErr w:type="spellStart"/>
-      <w:r>
-        <w:rPr>
-          <w:rFonts w:hint="eastAsia"/>
-          <w:b/>
-          <w:sz w:val="22"/>
-        </w:rPr>
-        <w:t>npc</w:t>
-      </w:r>
-      <w:proofErr w:type="spellEnd"/>
-      <w:r>
-        <w:rPr>
-          <w:rFonts w:hint="eastAsia"/>
-          <w:b/>
-          <w:sz w:val="22"/>
-        </w:rPr>
-        <w:t xml:space="preserve"> 패킷을 보냈을 때 Device 에러가 났던 것 프로파일링</w:t>
-      </w:r>
-    </w:p>
-    <w:p>
-      <w:pPr>
-        <w:pStyle w:val="a3"/>
         <w:numPr>
           <w:ilvl w:val="0"/>
-          <w:numId w:val="7"/>
+          <w:numId w:val="3"/>
         </w:numPr>
+        <w:rPr>
+          <w:b/>
+          <w:sz w:val="22"/>
+        </w:rPr>
+      </w:pPr>
+      <w:r>
+        <w:rPr>
+          <w:rFonts w:hint="eastAsia"/>
+          <w:b/>
+          <w:sz w:val="22"/>
+        </w:rPr>
+        <w:t xml:space="preserve">패킷 자체는 문제가 없고 </w:t>
+      </w:r>
+      <w:r>
+        <w:rPr>
+          <w:rFonts w:hint="eastAsia"/>
+          <w:b/>
+          <w:sz w:val="22"/>
+        </w:rPr>
+        <w:t>npc</w:t>
+      </w:r>
+      <w:r>
+        <w:rPr>
+          <w:rFonts w:hint="eastAsia"/>
+          <w:b/>
+          <w:sz w:val="22"/>
+        </w:rPr>
+        <w:t xml:space="preserve">생성시 애니메이션 컴포넌트의 Bone </w:t>
+      </w:r>
+      <w:r>
+        <w:rPr>
+          <w:rFonts w:hint="eastAsia"/>
+          <w:b/>
+          <w:sz w:val="22"/>
+        </w:rPr>
+        <w:t>Palatte</w:t>
+      </w:r>
+      <w:r>
+        <w:rPr>
+          <w:rFonts w:hint="eastAsia"/>
+          <w:b/>
+          <w:sz w:val="22"/>
+        </w:rPr>
+        <w:t xml:space="preserve"> 생성 DX12 </w:t>
+      </w:r>
+      <w:r>
+        <w:rPr>
+          <w:b/>
+          <w:sz w:val="22"/>
+        </w:rPr>
+        <w:t>호출</w:t>
+      </w:r>
+      <w:r>
+        <w:rPr>
+          <w:rFonts w:hint="eastAsia"/>
+          <w:b/>
+          <w:sz w:val="22"/>
+        </w:rPr>
+        <w:t xml:space="preserve"> 및 그래픽 카드 기다림 로직이 너무 오래 </w:t>
+      </w:r>
+      <w:r>
+        <w:rPr>
+          <w:rFonts w:hint="eastAsia"/>
+          <w:b/>
+          <w:sz w:val="22"/>
+        </w:rPr>
+        <w:t>걸리는게</w:t>
+      </w:r>
+      <w:r>
+        <w:rPr>
+          <w:rFonts w:hint="eastAsia"/>
+          <w:b/>
+          <w:sz w:val="22"/>
+        </w:rPr>
+        <w:t xml:space="preserve"> 문제</w:t>
+      </w:r>
+    </w:p>
+    <w:p>
+      <w:pPr>
+        <w:pStyle w:val="a3"/>
         <w:ind w:leftChars="0"/>
         <w:jc w:val="left"/>
-        <w:rPr>
-          <w:b/>
-          <w:sz w:val="22"/>
-        </w:rPr>
-      </w:pPr>
-      <w:r>
-        <w:rPr>
-          <w:rFonts w:hint="eastAsia"/>
-          <w:b/>
-          <w:sz w:val="22"/>
-        </w:rPr>
-        <w:t xml:space="preserve">패킷 자체는 문제가 없고 </w:t>
-      </w:r>
-      <w:proofErr w:type="spellStart"/>
-      <w:r>
-        <w:rPr>
-          <w:rFonts w:hint="eastAsia"/>
-          <w:b/>
-          <w:sz w:val="22"/>
-        </w:rPr>
-        <w:t>npc</w:t>
-      </w:r>
-      <w:proofErr w:type="spellEnd"/>
-      <w:r>
-        <w:rPr>
-          <w:rFonts w:hint="eastAsia"/>
-          <w:b/>
-          <w:sz w:val="22"/>
-        </w:rPr>
-        <w:t xml:space="preserve">생성시 애니메이션 컴포넌트의 Bone </w:t>
-      </w:r>
-      <w:proofErr w:type="spellStart"/>
-      <w:r>
-        <w:rPr>
-          <w:rFonts w:hint="eastAsia"/>
-          <w:b/>
-          <w:sz w:val="22"/>
-        </w:rPr>
-        <w:t>Palatte</w:t>
-      </w:r>
-      <w:proofErr w:type="spellEnd"/>
-      <w:r>
-        <w:rPr>
-          <w:rFonts w:hint="eastAsia"/>
-          <w:b/>
-          <w:sz w:val="22"/>
-        </w:rPr>
-        <w:t xml:space="preserve"> 생성 DX12 </w:t>
-      </w:r>
-      <w:r>
-        <w:rPr>
-          <w:b/>
-          <w:sz w:val="22"/>
-        </w:rPr>
-        <w:t>호출</w:t>
-      </w:r>
-      <w:r>
-        <w:rPr>
-          <w:rFonts w:hint="eastAsia"/>
-          <w:b/>
-          <w:sz w:val="22"/>
-        </w:rPr>
-        <w:t xml:space="preserve"> 및 그래픽 카드 기다림 로직이 너무 오래 </w:t>
-      </w:r>
-      <w:proofErr w:type="spellStart"/>
-      <w:r>
-        <w:rPr>
-          <w:rFonts w:hint="eastAsia"/>
-          <w:b/>
-          <w:sz w:val="22"/>
-        </w:rPr>
-        <w:t>걸리는게</w:t>
-      </w:r>
-      <w:proofErr w:type="spellEnd"/>
-      <w:r>
-        <w:rPr>
-          <w:rFonts w:hint="eastAsia"/>
-          <w:b/>
-          <w:sz w:val="22"/>
-        </w:rPr>
-        <w:t xml:space="preserve"> 문제</w:t>
-      </w:r>
-    </w:p>
-    <w:p>
-      <w:pPr>
-        <w:pStyle w:val="a3"/>
         <w:numPr>
           <w:ilvl w:val="0"/>
-          <w:numId w:val="7"/>
+          <w:numId w:val="3"/>
         </w:numPr>
+        <w:rPr>
+          <w:b/>
+          <w:sz w:val="22"/>
+        </w:rPr>
+      </w:pPr>
+      <w:r>
+        <w:rPr>
+          <w:b/>
+          <w:sz w:val="22"/>
+        </w:rPr>
+        <w:t xml:space="preserve">프로파일링 </w:t>
+      </w:r>
+      <w:r>
+        <w:rPr>
+          <w:b/>
+          <w:sz w:val="22"/>
+        </w:rPr>
+        <w:t>해보니깐</w:t>
+      </w:r>
+      <w:r>
+        <w:rPr>
+          <w:b/>
+          <w:sz w:val="22"/>
+        </w:rPr>
+        <w:t xml:space="preserve"> </w:t>
+      </w:r>
+      <w:r>
+        <w:rPr>
+          <w:b/>
+          <w:sz w:val="22"/>
+        </w:rPr>
+        <w:t>메인스레드에서</w:t>
+      </w:r>
+      <w:r>
+        <w:rPr>
+          <w:b/>
+          <w:sz w:val="22"/>
+        </w:rPr>
+        <w:t xml:space="preserve"> 패킷 </w:t>
+      </w:r>
+      <w:r>
+        <w:rPr>
+          <w:b/>
+          <w:sz w:val="22"/>
+        </w:rPr>
+        <w:t>핸들러</w:t>
+      </w:r>
+      <w:r>
+        <w:rPr>
+          <w:b/>
+          <w:sz w:val="22"/>
+        </w:rPr>
+        <w:t xml:space="preserve"> 함수 </w:t>
+      </w:r>
+      <w:r>
+        <w:rPr>
+          <w:b/>
+          <w:sz w:val="22"/>
+        </w:rPr>
+        <w:t>실행하는게</w:t>
+      </w:r>
+      <w:r>
+        <w:rPr>
+          <w:b/>
+          <w:sz w:val="22"/>
+        </w:rPr>
+        <w:t xml:space="preserve"> 너무 오래 걸림 -&gt; </w:t>
+      </w:r>
+      <w:r>
+        <w:rPr>
+          <w:b/>
+          <w:sz w:val="22"/>
+        </w:rPr>
+        <w:t>확인해보니깐</w:t>
+      </w:r>
+      <w:r>
+        <w:rPr>
+          <w:b/>
+          <w:sz w:val="22"/>
+        </w:rPr>
+        <w:t xml:space="preserve"> Animation컴포넌트에서 </w:t>
+      </w:r>
+      <w:r>
+        <w:rPr>
+          <w:b/>
+          <w:sz w:val="22"/>
+        </w:rPr>
+        <w:t>cpu</w:t>
+      </w:r>
+      <w:r>
+        <w:rPr>
+          <w:b/>
+          <w:sz w:val="22"/>
+        </w:rPr>
+        <w:t xml:space="preserve"> 정지되고 무거운 DX 함수가 존재 + </w:t>
+      </w:r>
+      <w:r>
+        <w:rPr>
+          <w:b/>
+          <w:sz w:val="22"/>
+        </w:rPr>
+        <w:t>npc</w:t>
+      </w:r>
+      <w:r>
+        <w:rPr>
+          <w:b/>
+          <w:sz w:val="22"/>
+        </w:rPr>
+        <w:t xml:space="preserve"> 이동 </w:t>
+      </w:r>
+      <w:r>
+        <w:rPr>
+          <w:b/>
+          <w:sz w:val="22"/>
+        </w:rPr>
+        <w:t>핸들러가</w:t>
+      </w:r>
+      <w:r>
+        <w:rPr>
+          <w:b/>
+          <w:sz w:val="22"/>
+        </w:rPr>
+        <w:t xml:space="preserve"> 오래 걸림 -&gt; 일단 </w:t>
+      </w:r>
+      <w:r>
+        <w:rPr>
+          <w:b/>
+          <w:sz w:val="22"/>
+        </w:rPr>
+        <w:t>npc</w:t>
+      </w:r>
+      <w:r>
+        <w:rPr>
+          <w:b/>
+          <w:sz w:val="22"/>
+        </w:rPr>
+        <w:t xml:space="preserve"> 이동 </w:t>
+      </w:r>
+      <w:r>
+        <w:rPr>
+          <w:b/>
+          <w:sz w:val="22"/>
+        </w:rPr>
+        <w:t>핸들러에서</w:t>
+      </w:r>
+      <w:r>
+        <w:rPr>
+          <w:b/>
+          <w:sz w:val="22"/>
+        </w:rPr>
+        <w:t xml:space="preserve"> </w:t>
+      </w:r>
+      <w:r>
+        <w:rPr>
+          <w:b/>
+          <w:sz w:val="22"/>
+        </w:rPr>
+        <w:t>npc</w:t>
+      </w:r>
+      <w:r>
+        <w:rPr>
+          <w:b/>
+          <w:sz w:val="22"/>
+        </w:rPr>
+        <w:t xml:space="preserve">를 찾고 적용하는 걸 </w:t>
+      </w:r>
+      <w:r>
+        <w:rPr>
+          <w:b/>
+          <w:sz w:val="22"/>
+        </w:rPr>
+        <w:t>INetSync</w:t>
+      </w:r>
+      <w:r>
+        <w:rPr>
+          <w:b/>
+          <w:sz w:val="22"/>
+        </w:rPr>
+        <w:t xml:space="preserve"> 인터페이스를 이용해서 중간 버퍼에 저장하고 바로 다음에 </w:t>
+      </w:r>
+      <w:r>
+        <w:rPr>
+          <w:b/>
+          <w:sz w:val="22"/>
+        </w:rPr>
+        <w:t>memcpy</w:t>
+      </w:r>
+      <w:r>
+        <w:rPr>
+          <w:b/>
+          <w:sz w:val="22"/>
+        </w:rPr>
+        <w:t xml:space="preserve">를 하는 방식으로 </w:t>
+      </w:r>
+      <w:r>
+        <w:rPr>
+          <w:b/>
+          <w:sz w:val="22"/>
+        </w:rPr>
+        <w:t>frameAdvance</w:t>
+      </w:r>
+      <w:r>
+        <w:rPr>
+          <w:b/>
+          <w:sz w:val="22"/>
+        </w:rPr>
+        <w:t xml:space="preserve"> 수정 28ms -&gt; 0.6ms 로 단축</w:t>
+      </w:r>
+    </w:p>
+    <w:p>
+      <w:pPr>
+        <w:pStyle w:val="a3"/>
         <w:ind w:leftChars="0"/>
         <w:jc w:val="left"/>
-        <w:rPr>
-          <w:b/>
-          <w:sz w:val="22"/>
-        </w:rPr>
-      </w:pPr>
-      <w:r>
-        <w:rPr>
-          <w:b/>
-          <w:sz w:val="22"/>
-        </w:rPr>
-        <w:t xml:space="preserve">프로파일링 </w:t>
-      </w:r>
-      <w:proofErr w:type="spellStart"/>
-      <w:r>
-        <w:rPr>
-          <w:b/>
-          <w:sz w:val="22"/>
-        </w:rPr>
-        <w:t>해보니깐</w:t>
-      </w:r>
-      <w:proofErr w:type="spellEnd"/>
-      <w:r>
-        <w:rPr>
-          <w:b/>
-          <w:sz w:val="22"/>
-        </w:rPr>
-        <w:t xml:space="preserve"> </w:t>
-      </w:r>
-      <w:proofErr w:type="spellStart"/>
-      <w:r>
-        <w:rPr>
-          <w:b/>
-          <w:sz w:val="22"/>
-        </w:rPr>
-        <w:t>메인스레드에서</w:t>
-      </w:r>
-      <w:proofErr w:type="spellEnd"/>
-      <w:r>
-        <w:rPr>
-          <w:b/>
-          <w:sz w:val="22"/>
-        </w:rPr>
-        <w:t xml:space="preserve"> 패킷 </w:t>
-      </w:r>
-      <w:proofErr w:type="spellStart"/>
-      <w:r>
-        <w:rPr>
-          <w:b/>
-          <w:sz w:val="22"/>
-        </w:rPr>
-        <w:t>핸들러</w:t>
-      </w:r>
-      <w:proofErr w:type="spellEnd"/>
-      <w:r>
-        <w:rPr>
-          <w:b/>
-          <w:sz w:val="22"/>
-        </w:rPr>
-        <w:t xml:space="preserve"> 함수 </w:t>
-      </w:r>
-      <w:proofErr w:type="spellStart"/>
-      <w:proofErr w:type="gramStart"/>
-      <w:r>
-        <w:rPr>
-          <w:b/>
-          <w:sz w:val="22"/>
-        </w:rPr>
-        <w:t>실행하는게</w:t>
-      </w:r>
-      <w:proofErr w:type="spellEnd"/>
-      <w:proofErr w:type="gramEnd"/>
-      <w:r>
-        <w:rPr>
-          <w:b/>
-          <w:sz w:val="22"/>
-        </w:rPr>
-        <w:t xml:space="preserve"> 너무 오래 걸림 -&gt; </w:t>
-      </w:r>
-      <w:proofErr w:type="spellStart"/>
-      <w:r>
-        <w:rPr>
-          <w:b/>
-          <w:sz w:val="22"/>
-        </w:rPr>
-        <w:t>확인해보니깐</w:t>
-      </w:r>
-      <w:proofErr w:type="spellEnd"/>
-      <w:r>
-        <w:rPr>
-          <w:b/>
-          <w:sz w:val="22"/>
-        </w:rPr>
-        <w:t xml:space="preserve"> Animation컴포넌트에서 </w:t>
-      </w:r>
-      <w:proofErr w:type="spellStart"/>
-      <w:r>
-        <w:rPr>
-          <w:b/>
-          <w:sz w:val="22"/>
-        </w:rPr>
-        <w:t>cpu</w:t>
-      </w:r>
-      <w:proofErr w:type="spellEnd"/>
-      <w:r>
-        <w:rPr>
-          <w:b/>
-          <w:sz w:val="22"/>
-        </w:rPr>
-        <w:t xml:space="preserve"> 정지되고 무거운 DX 함수가 존재 + </w:t>
-      </w:r>
-      <w:proofErr w:type="spellStart"/>
-      <w:r>
-        <w:rPr>
-          <w:b/>
-          <w:sz w:val="22"/>
-        </w:rPr>
-        <w:t>npc</w:t>
-      </w:r>
-      <w:proofErr w:type="spellEnd"/>
-      <w:r>
-        <w:rPr>
-          <w:b/>
-          <w:sz w:val="22"/>
-        </w:rPr>
-        <w:t xml:space="preserve"> 이동 </w:t>
-      </w:r>
-      <w:proofErr w:type="spellStart"/>
-      <w:r>
-        <w:rPr>
-          <w:b/>
-          <w:sz w:val="22"/>
-        </w:rPr>
-        <w:t>핸들러가</w:t>
-      </w:r>
-      <w:proofErr w:type="spellEnd"/>
-      <w:r>
-        <w:rPr>
-          <w:b/>
-          <w:sz w:val="22"/>
-        </w:rPr>
-        <w:t xml:space="preserve"> 오래 걸림 -&gt; 일단 </w:t>
-      </w:r>
-      <w:proofErr w:type="spellStart"/>
-      <w:r>
-        <w:rPr>
-          <w:b/>
-          <w:sz w:val="22"/>
-        </w:rPr>
-        <w:t>npc</w:t>
-      </w:r>
-      <w:proofErr w:type="spellEnd"/>
-      <w:r>
-        <w:rPr>
-          <w:b/>
-          <w:sz w:val="22"/>
-        </w:rPr>
-        <w:t xml:space="preserve"> 이동 </w:t>
-      </w:r>
-      <w:proofErr w:type="spellStart"/>
-      <w:r>
-        <w:rPr>
-          <w:b/>
-          <w:sz w:val="22"/>
-        </w:rPr>
-        <w:t>핸들러에서</w:t>
-      </w:r>
-      <w:proofErr w:type="spellEnd"/>
-      <w:r>
-        <w:rPr>
-          <w:b/>
-          <w:sz w:val="22"/>
-        </w:rPr>
-        <w:t xml:space="preserve"> </w:t>
-      </w:r>
-      <w:proofErr w:type="spellStart"/>
-      <w:r>
-        <w:rPr>
-          <w:b/>
-          <w:sz w:val="22"/>
-        </w:rPr>
-        <w:t>npc</w:t>
-      </w:r>
-      <w:proofErr w:type="spellEnd"/>
-      <w:r>
-        <w:rPr>
-          <w:b/>
-          <w:sz w:val="22"/>
-        </w:rPr>
-        <w:t xml:space="preserve">를 찾고 적용하는 걸 </w:t>
-      </w:r>
-      <w:proofErr w:type="spellStart"/>
-      <w:r>
-        <w:rPr>
-          <w:b/>
-          <w:sz w:val="22"/>
-        </w:rPr>
-        <w:t>INetSync</w:t>
-      </w:r>
-      <w:proofErr w:type="spellEnd"/>
-      <w:r>
-        <w:rPr>
-          <w:b/>
-          <w:sz w:val="22"/>
-        </w:rPr>
-        <w:t xml:space="preserve"> 인터페이스를 이용해서 중간 버퍼에 저장하고 바로 다음에 </w:t>
-      </w:r>
-      <w:proofErr w:type="spellStart"/>
-      <w:r>
-        <w:rPr>
-          <w:b/>
-          <w:sz w:val="22"/>
-        </w:rPr>
-        <w:t>memcpy</w:t>
-      </w:r>
-      <w:proofErr w:type="spellEnd"/>
-      <w:r>
-        <w:rPr>
-          <w:b/>
-          <w:sz w:val="22"/>
-        </w:rPr>
-        <w:t xml:space="preserve">를 하는 방식으로 </w:t>
-      </w:r>
-      <w:proofErr w:type="spellStart"/>
-      <w:r>
-        <w:rPr>
-          <w:b/>
-          <w:sz w:val="22"/>
-        </w:rPr>
-        <w:t>frameAdvance</w:t>
-      </w:r>
-      <w:proofErr w:type="spellEnd"/>
-      <w:r>
-        <w:rPr>
-          <w:b/>
-          <w:sz w:val="22"/>
-        </w:rPr>
-        <w:t xml:space="preserve"> 수정 28ms -&gt; 0.6ms 로 단축</w:t>
-      </w:r>
-    </w:p>
-    <w:p>
-      <w:pPr>
-        <w:pStyle w:val="a3"/>
         <w:numPr>
           <w:ilvl w:val="0"/>
-          <w:numId w:val="7"/>
+          <w:numId w:val="3"/>
         </w:numPr>
+        <w:rPr>
+          <w:b/>
+          <w:sz w:val="22"/>
+        </w:rPr>
+      </w:pPr>
+      <w:r>
+        <w:rPr>
+          <w:rFonts w:hint="eastAsia"/>
+          <w:b/>
+          <w:sz w:val="22"/>
+        </w:rPr>
+        <w:t xml:space="preserve">이동 적용할 때 component 찾기 비용이 </w:t>
+      </w:r>
+      <w:r>
+        <w:rPr>
+          <w:rFonts w:hint="eastAsia"/>
+          <w:b/>
+          <w:sz w:val="22"/>
+        </w:rPr>
+        <w:t>cpu</w:t>
+      </w:r>
+      <w:r>
+        <w:rPr>
+          <w:rFonts w:hint="eastAsia"/>
+          <w:b/>
+          <w:sz w:val="22"/>
+        </w:rPr>
+        <w:t xml:space="preserve"> cache hit ratio를 많이 떨어뜨려서 뭉쳐서 </w:t>
+      </w:r>
+      <w:r>
+        <w:rPr>
+          <w:rFonts w:hint="eastAsia"/>
+          <w:b/>
+          <w:sz w:val="22"/>
+        </w:rPr>
+        <w:t>수행 할</w:t>
+      </w:r>
+      <w:r>
+        <w:rPr>
+          <w:rFonts w:hint="eastAsia"/>
+          <w:b/>
+          <w:sz w:val="22"/>
+        </w:rPr>
+        <w:t xml:space="preserve"> 수 있는 system 패턴 적용</w:t>
+      </w:r>
+    </w:p>
+    <w:p>
+      <w:pPr>
+        <w:jc w:val="left"/>
+        <w:rPr>
+          <w:b/>
+          <w:sz w:val="22"/>
+        </w:rPr>
+      </w:pPr>
+      <w:r>
+        <w:rPr>
+          <w:rFonts w:hint="eastAsia"/>
+          <w:b/>
+          <w:sz w:val="22"/>
+        </w:rPr>
+        <w:t>&lt;클라이언트와 서버의 플레이어 이동 방식 차이 해결&gt;</w:t>
+      </w:r>
+    </w:p>
+    <w:p>
+      <w:pPr>
+        <w:pStyle w:val="a3"/>
         <w:ind w:leftChars="0"/>
         <w:jc w:val="left"/>
-        <w:rPr>
-          <w:b/>
-          <w:sz w:val="22"/>
-        </w:rPr>
-      </w:pPr>
-      <w:r>
-        <w:rPr>
-          <w:rFonts w:hint="eastAsia"/>
-          <w:b/>
-          <w:sz w:val="22"/>
-        </w:rPr>
-        <w:t xml:space="preserve">이동 적용할 때 component 찾기 비용이 </w:t>
-      </w:r>
-      <w:proofErr w:type="spellStart"/>
-      <w:r>
-        <w:rPr>
-          <w:rFonts w:hint="eastAsia"/>
-          <w:b/>
-          <w:sz w:val="22"/>
-        </w:rPr>
-        <w:t>cpu</w:t>
-      </w:r>
-      <w:proofErr w:type="spellEnd"/>
-      <w:r>
-        <w:rPr>
-          <w:rFonts w:hint="eastAsia"/>
-          <w:b/>
-          <w:sz w:val="22"/>
-        </w:rPr>
-        <w:t xml:space="preserve"> cache hit ratio를 많이 떨어뜨려서 뭉쳐서 </w:t>
-      </w:r>
-      <w:proofErr w:type="gramStart"/>
-      <w:r>
-        <w:rPr>
-          <w:rFonts w:hint="eastAsia"/>
-          <w:b/>
-          <w:sz w:val="22"/>
-        </w:rPr>
-        <w:t>수행 할</w:t>
-      </w:r>
-      <w:proofErr w:type="gramEnd"/>
-      <w:r>
-        <w:rPr>
-          <w:rFonts w:hint="eastAsia"/>
-          <w:b/>
-          <w:sz w:val="22"/>
-        </w:rPr>
-        <w:t xml:space="preserve"> 수 있는 system 패턴 적용</w:t>
-      </w:r>
-    </w:p>
-    <w:p>
-      <w:pPr>
-        <w:jc w:val="left"/>
-        <w:rPr>
-          <w:b/>
-          <w:sz w:val="22"/>
-        </w:rPr>
-      </w:pPr>
-      <w:r>
-        <w:rPr>
-          <w:rFonts w:hint="eastAsia"/>
-          <w:b/>
-          <w:sz w:val="22"/>
-        </w:rPr>
-        <w:t>&lt;클라이언트와 서버의 플레이어 이동 방식 차이 해결&gt;</w:t>
-      </w:r>
-    </w:p>
-    <w:p>
-      <w:pPr>
-        <w:pStyle w:val="a3"/>
         <w:numPr>
           <w:ilvl w:val="0"/>
-          <w:numId w:val="7"/>
+          <w:numId w:val="3"/>
         </w:numPr>
+        <w:rPr>
+          <w:b/>
+          <w:sz w:val="22"/>
+        </w:rPr>
+      </w:pPr>
+      <w:r>
+        <w:rPr>
+          <w:rFonts w:hint="eastAsia"/>
+          <w:b/>
+          <w:sz w:val="22"/>
+        </w:rPr>
+        <w:t>클라이언트는 서버와 달리 물리적인 컴포넌트의 영향을 받지 않고 이동하였기에 최대 경사를 뚫고 지형을 타고 이동하는 문제 발견</w:t>
+      </w:r>
+    </w:p>
+    <w:p>
+      <w:pPr>
+        <w:pStyle w:val="a3"/>
         <w:ind w:leftChars="0"/>
         <w:jc w:val="left"/>
-        <w:rPr>
-          <w:b/>
-          <w:sz w:val="22"/>
-        </w:rPr>
-      </w:pPr>
-      <w:r>
-        <w:rPr>
-          <w:rFonts w:hint="eastAsia"/>
-          <w:b/>
-          <w:sz w:val="22"/>
-        </w:rPr>
-        <w:t>클라이언트는 서버와 달리 물리적인 컴포넌트의 영향을 받지 않고 이동하였기에 최대 경사를 뚫고 지형을 타고 이동하는 문제 발견</w:t>
-      </w:r>
-    </w:p>
-    <w:p>
-      <w:pPr>
-        <w:pStyle w:val="a3"/>
         <w:numPr>
           <w:ilvl w:val="0"/>
-          <w:numId w:val="7"/>
+          <w:numId w:val="3"/>
         </w:numPr>
+        <w:rPr>
+          <w:b/>
+          <w:sz w:val="22"/>
+        </w:rPr>
+      </w:pPr>
+      <w:r>
+        <w:rPr>
+          <w:rFonts w:hint="eastAsia"/>
+          <w:b/>
+          <w:sz w:val="22"/>
+        </w:rPr>
+        <w:t>둘 다 같은 컴포넌트를 사용해서 최대경사이동을 적용</w:t>
+      </w:r>
+    </w:p>
+    <w:p>
+      <w:pPr>
+        <w:pStyle w:val="a3"/>
         <w:ind w:leftChars="0"/>
         <w:jc w:val="left"/>
-        <w:rPr>
-          <w:b/>
-          <w:sz w:val="22"/>
-        </w:rPr>
-      </w:pPr>
-      <w:r>
-        <w:rPr>
-          <w:rFonts w:hint="eastAsia"/>
-          <w:b/>
-          <w:sz w:val="22"/>
-        </w:rPr>
-        <w:t>둘 다 같은 컴포넌트를 사용해서 최대경사이동을 적용</w:t>
-      </w:r>
-    </w:p>
-    <w:p>
-      <w:pPr>
-        <w:pStyle w:val="a3"/>
         <w:numPr>
           <w:ilvl w:val="0"/>
-          <w:numId w:val="7"/>
+          <w:numId w:val="3"/>
         </w:numPr>
-        <w:ind w:leftChars="0"/>
-        <w:jc w:val="left"/>
         <w:rPr>
           <w:b/>
           <w:sz w:val="22"/>
@@ -3287,7 +3361,6 @@
         </w:rPr>
         <w:t xml:space="preserve">(TODO: 보고서 적으면서 생각난 건데 클라이언트 이동이 서버이동보다 </w:t>
       </w:r>
-      <w:proofErr w:type="gramStart"/>
       <w:r>
         <w:rPr>
           <w:rFonts w:hint="eastAsia"/>
@@ -3296,7 +3369,6 @@
         </w:rPr>
         <w:t>우선시 되는</w:t>
       </w:r>
-      <w:proofErr w:type="gramEnd"/>
       <w:r>
         <w:rPr>
           <w:rFonts w:hint="eastAsia"/>
@@ -3305,7 +3377,6 @@
         </w:rPr>
         <w:t xml:space="preserve"> 듯한 느낌 확인 필요 -&gt; 보정 패킷이 부정확한 것 같기도 함 </w:t>
       </w:r>
-      <w:proofErr w:type="spellStart"/>
       <w:r>
         <w:rPr>
           <w:rFonts w:hint="eastAsia"/>
@@ -3314,7 +3385,6 @@
         </w:rPr>
         <w:t>속도랑</w:t>
       </w:r>
-      <w:proofErr w:type="spellEnd"/>
       <w:r>
         <w:rPr>
           <w:rFonts w:hint="eastAsia"/>
@@ -3339,10 +3409,228 @@
       <w:pPr>
         <w:jc w:val="left"/>
         <w:rPr>
-          <w:b/>
-          <w:sz w:val="22"/>
-        </w:rPr>
-      </w:pPr>
+          <w:rFonts w:hint="eastAsia"/>
+          <w:b/>
+          <w:sz w:val="22"/>
+        </w:rPr>
+      </w:pPr>
+      <w:r>
+        <w:rPr>
+          <w:rFonts w:ascii="맑은 고딕" w:eastAsia="맑은 고딕" w:hAnsi="맑은 고딕" w:cs="맑은 고딕" w:hint="eastAsia"/>
+          <w:b/>
+          <w:bCs/>
+          <w:sz w:val="24"/>
+          <w:szCs w:val="24"/>
+        </w:rPr>
+        <w:t>SET_DESCRIPTOR_TABLE_INVALID 에러 해결</w:t>
+      </w:r>
+    </w:p>
+    <w:p>
+      <w:pPr>
+        <w:rPr>
+          <w:lang w:eastAsia="ko-KR"/>
+          <w:rFonts w:hint="eastAsia"/>
+          <w:b/>
+          <w:sz w:val="22"/>
+          <w:rtl w:val="off"/>
+        </w:rPr>
+      </w:pPr>
+      <w:r>
+        <w:rPr>
+          <w:b/>
+          <w:bCs/>
+          <w:sz w:val="22"/>
+        </w:rPr>
+        <w:t>skybox를 렌더링 할 때 정적 디스크립터를 가져와 렌더링 하도록 설정했는데 이 경우에 다른 동적힙을 사용하는 것을 렌더링 할 때는 다시 동적 디스크립터 힙으로 set 해주어야 한다. 그러나 그 과정이 없어서 에러가 발생했던 것 그래서 psoName가 skybox가 아니라면 동적 디스크립터 힙을 사용해주도록 하는 코드를 추가하여 해당 문제를 해결해주었다.</w:t>
+      </w:r>
+    </w:p>
+    <w:p>
+      <w:pPr>
+        <w:jc w:val="left"/>
+        <w:rPr>
+          <w:lang w:eastAsia="ko-KR"/>
+          <w:rFonts w:hint="eastAsia"/>
+          <w:b/>
+          <w:bCs/>
+          <w:sz w:val="24"/>
+          <w:szCs w:val="24"/>
+          <w:rtl w:val="off"/>
+        </w:rPr>
+      </w:pPr>
+      <w:r>
+        <w:rPr>
+          <w:rFonts w:hint="eastAsia"/>
+          <w:b/>
+          <w:sz w:val="22"/>
+        </w:rPr>
+        <w:drawing>
+          <wp:anchor distT="0" distB="0" distL="114300" distR="114300" behindDoc="0" locked="0" layoutInCell="1" simplePos="0" relativeHeight="251660288" allowOverlap="1" hidden="0">
+            <wp:simplePos x="0" y="0"/>
+            <wp:positionH relativeFrom="column">
+              <wp:posOffset>544390</wp:posOffset>
+            </wp:positionH>
+            <wp:positionV relativeFrom="paragraph">
+              <wp:posOffset>414595</wp:posOffset>
+            </wp:positionV>
+            <wp:extent cx="4732157" cy="4655584"/>
+            <wp:effectExtent l="0" t="0" r="0" b="0"/>
+            <wp:wrapTopAndBottom/>
+            <wp:docPr id="1028" name="shape1028" hidden="0"/>
+            <wp:cNvGraphicFramePr>
+              <a:graphicFrameLocks xmlns:a="http://schemas.openxmlformats.org/drawingml/2006/main" noChangeAspect="1"/>
+            </wp:cNvGraphicFramePr>
+            <a:graphic xmlns:a="http://schemas.openxmlformats.org/drawingml/2006/main">
+              <a:graphicData uri="http://schemas.openxmlformats.org/drawingml/2006/picture">
+                <pic:pic xmlns:pic="http://schemas.openxmlformats.org/drawingml/2006/picture">
+                  <pic:nvPicPr>
+                    <pic:cNvPr id="0" name="이미지"/>
+                    <pic:cNvPicPr preferRelativeResize="1">
+                      <a:picLocks noChangeAspect="1"/>
+                    </pic:cNvPicPr>
+                  </pic:nvPicPr>
+                  <pic:blipFill>
+                    <a:blip r:embed="rId4">
+                      <a:extLst>
+                        <a:ext uri="{28A0092B-C50C-407E-A947-70E740481C1C}">
+                          <a14:useLocalDpi xmlns:a14="http://schemas.microsoft.com/office/drawing/2010/main" val="0"/>
+                        </a:ext>
+                      </a:extLst>
+                    </a:blip>
+                    <a:srcRect/>
+                    <a:stretch>
+                      <a:fillRect/>
+                    </a:stretch>
+                  </pic:blipFill>
+                  <pic:spPr>
+                    <a:xfrm>
+                      <a:off x="0" y="0"/>
+                      <a:ext cx="4732157" cy="4655584"/>
+                    </a:xfrm>
+                    <a:prstGeom prst="rect"/>
+                  </pic:spPr>
+                </pic:pic>
+              </a:graphicData>
+            </a:graphic>
+          </wp:anchor>
+        </w:drawing>
+      </w:r>
+      <w:r>
+        <w:rPr>
+          <w:b/>
+          <w:bCs/>
+          <w:sz w:val="24"/>
+          <w:szCs w:val="24"/>
+        </w:rPr>
+        <w:t>애니메이션 컴포넌트 create_bone_palette_buffer</w:t>
+      </w:r>
+      <w:r>
+        <w:rPr>
+          <w:lang w:eastAsia="ko-KR"/>
+          <w:b/>
+          <w:bCs/>
+          <w:sz w:val="24"/>
+          <w:szCs w:val="24"/>
+          <w:rtl w:val="off"/>
+        </w:rPr>
+        <w:t xml:space="preserve"> 수정</w:t>
+      </w:r>
+    </w:p>
+    <w:p>
+      <w:pPr>
+        <w:jc w:val="left"/>
+        <w:rPr>
+          <w:lang w:eastAsia="ko-KR"/>
+          <w:rFonts w:hint="eastAsia"/>
+          <w:b/>
+          <w:sz w:val="22"/>
+          <w:rtl w:val="off"/>
+        </w:rPr>
+      </w:pPr>
+    </w:p>
+    <w:p>
+      <w:pPr>
+        <w:rPr>
+          <w:lang w:eastAsia="ko-KR"/>
+          <w:rFonts w:hint="eastAsia"/>
+          <w:b/>
+          <w:bCs/>
+          <w:sz w:val="22"/>
+          <w:rtl w:val="off"/>
+        </w:rPr>
+      </w:pPr>
+      <w:r>
+        <w:rPr>
+          <w:b/>
+          <w:bCs/>
+          <w:sz w:val="22"/>
+        </w:rPr>
+        <w:t>원래는 이 함수 시작부분에 안전하게 새로운 뼈 행렬을 만들기 위해서 WaitForGpuComplete를 해주었는데 이렇게 GPU를 안전하게 기다리는 것은 필요하나 문제는 꼭 CreateCommittedResource를 매번 해줄 필요가 없다는 것을 확인</w:t>
+      </w:r>
+    </w:p>
+    <w:p>
+      <w:pPr>
+        <w:rPr>
+          <w:lang w:eastAsia="ko-KR"/>
+          <w:rFonts w:hint="eastAsia"/>
+          <w:b/>
+          <w:bCs/>
+          <w:sz w:val="22"/>
+          <w:rtl w:val="off"/>
+        </w:rPr>
+      </w:pPr>
+      <w:r>
+        <w:rPr>
+          <w:b/>
+          <w:bCs/>
+          <w:sz w:val="22"/>
+        </w:rPr>
+        <w:t>만약 기존에 생성해둔 버퍼의 크기가 더 크다면? -&gt; 재사용 해도 무방함 메쉬가 바뀔 때마다 매번 create를 해주는 방식은 with skin 방식으로 뽑고 애니메이션 상태를 변경해주는 경우에</w:t>
+      </w:r>
+      <w:r>
+        <w:rPr>
+          <w:lang w:eastAsia="ko-KR"/>
+          <w:b/>
+          <w:bCs/>
+          <w:sz w:val="22"/>
+          <w:rtl w:val="off"/>
+        </w:rPr>
+        <w:t xml:space="preserve"> 메쉬를 아예 교체해야 하기 때문에</w:t>
+      </w:r>
+      <w:r>
+        <w:rPr>
+          <w:b/>
+          <w:bCs/>
+          <w:sz w:val="22"/>
+        </w:rPr>
+        <w:t xml:space="preserve"> 시간적 비용이 너무 많이 발생해서 렉걸림 그래서 지금처럼 더 큰 공간이 필요할 때만 재할당 해주는 방식으로 수정함</w:t>
+      </w:r>
+    </w:p>
+    <w:p>
+      <w:pPr>
+        <w:jc w:val="left"/>
+        <w:rPr>
+          <w:b/>
+          <w:sz w:val="22"/>
+        </w:rPr>
+      </w:pPr>
+      <w:r>
+        <w:rPr>
+          <w:b/>
+          <w:bCs/>
+          <w:sz w:val="22"/>
+        </w:rPr>
+        <w:t xml:space="preserve">물론 메쉬가 바뀔일을 게임 로딩시간에만 하고 게임 플레이 도중에는 안 바뀌도록 하는것이 가장 </w:t>
+      </w:r>
+      <w:r>
+        <w:rPr>
+          <w:lang w:eastAsia="ko-KR"/>
+          <w:b/>
+          <w:bCs/>
+          <w:sz w:val="22"/>
+          <w:rtl w:val="off"/>
+        </w:rPr>
+        <w:t>좋다.</w:t>
+      </w:r>
     </w:p>
     <w:p>
       <w:pPr>
@@ -3386,7 +3674,7 @@
       </w:tblGrid>
       <w:tr>
         <w:trPr>
-          <w:trHeight w:val="1692"/>
+          <w:trHeight w:val="1692" w:hRule="atLeast"/>
         </w:trPr>
         <w:tc>
           <w:tcPr>
@@ -3467,7 +3755,7 @@
       </w:tr>
       <w:tr>
         <w:trPr>
-          <w:trHeight w:val="590"/>
+          <w:trHeight w:val="590" w:hRule="atLeast"/>
         </w:trPr>
         <w:tc>
           <w:tcPr>
@@ -3499,8 +3787,8 @@
           </w:tcPr>
           <w:p>
             <w:pPr>
+              <w:jc w:val="center"/>
               <w:spacing w:after="160" w:line="259" w:lineRule="auto"/>
-              <w:jc w:val="center"/>
               <w:rPr>
                 <w:rFonts w:ascii="맑은 고딕" w:eastAsia="맑은 고딕" w:hAnsi="맑은 고딕" w:cs="맑은 고딕"/>
                 <w:b/>
@@ -3590,7 +3878,7 @@
       </w:tr>
       <w:tr>
         <w:trPr>
-          <w:trHeight w:val="1520"/>
+          <w:trHeight w:val="1520" w:hRule="atLeast"/>
         </w:trPr>
         <w:tc>
           <w:tcPr>
@@ -3632,7 +3920,7 @@
       </w:tr>
       <w:tr>
         <w:trPr>
-          <w:trHeight w:val="1963"/>
+          <w:trHeight w:val="1963" w:hRule="atLeast"/>
         </w:trPr>
         <w:tc>
           <w:tcPr>
@@ -3709,695 +3997,125 @@
 </file>
 
 <file path=word/numbering.xml><?xml version="1.0" encoding="utf-8"?>
-<w:numbering xmlns:wpc="http://schemas.microsoft.com/office/word/2010/wordprocessingCanvas" xmlns:cx="http://schemas.microsoft.com/office/drawing/2014/chartex" xmlns:cx1="http://schemas.microsoft.com/office/drawing/2015/9/8/chartex" xmlns:cx2="http://schemas.microsoft.com/office/drawing/2015/10/21/chartex" xmlns:cx3="http://schemas.microsoft.com/office/drawing/2016/5/9/chartex" xmlns:cx4="http://schemas.microsoft.com/office/drawing/2016/5/10/chartex" xmlns:cx5="http://schemas.microsoft.com/office/drawing/2016/5/11/chartex" xmlns:cx6="http://schemas.microsoft.com/office/drawing/2016/5/12/chartex" xmlns:cx7="http://schemas.microsoft.com/office/drawing/2016/5/13/chartex" xmlns:cx8="http://schemas.microsoft.com/office/drawing/2016/5/14/chartex" xmlns:mc="http://schemas.openxmlformats.org/markup-compatibility/2006" xmlns:aink="http://schemas.microsoft.com/office/drawing/2016/ink" xmlns:am3d="http://schemas.microsoft.com/office/drawing/2017/model3d" xmlns:o="urn:schemas-microsoft-com:office:office" xmlns:oel="http://schemas.microsoft.com/office/2019/extlst" xmlns:r="http://schemas.openxmlformats.org/officeDocument/2006/relationships" xmlns:m="http://schemas.openxmlformats.org/officeDocument/2006/math" xmlns:v="urn:schemas-microsoft-com:vml" xmlns:wp14="http://schemas.microsoft.com/office/word/2010/wordprocessingDrawing" xmlns:wp="http://schemas.openxmlformats.org/drawingml/2006/wordprocessingDrawing" xmlns:w10="urn:schemas-microsoft-com:office:word" xmlns:w="http://schemas.openxmlformats.org/wordprocessingml/2006/main" xmlns:w14="http://schemas.microsoft.com/office/word/2010/wordml" xmlns:w15="http://schemas.microsoft.com/office/word/2012/wordml" xmlns:w16cex="http://schemas.microsoft.com/office/word/2018/wordml/cex" xmlns:w16cid="http://schemas.microsoft.com/office/word/2016/wordml/cid" xmlns:w16="http://schemas.microsoft.com/office/word/2018/wordml" xmlns:w16du="http://schemas.microsoft.com/office/word/2023/wordml/word16du" xmlns:w16sdtdh="http://schemas.microsoft.com/office/word/2020/wordml/sdtdatahash" xmlns:w16sdtfl="http://schemas.microsoft.com/office/word/2024/wordml/sdtformatlock" xmlns:w16se="http://schemas.microsoft.com/office/word/2015/wordml/symex" xmlns:wpg="http://schemas.microsoft.com/office/word/2010/wordprocessingGroup" xmlns:wpi="http://schemas.microsoft.com/office/word/2010/wordprocessingInk" xmlns:wne="http://schemas.microsoft.com/office/word/2006/wordml" xmlns:wps="http://schemas.microsoft.com/office/word/2010/wordprocessingShape" mc:Ignorable="w14 w15 w16se w16cid w16 w16cex w16sdtdh w16sdtfl w16du wp14">
-  <w:abstractNum w:abstractNumId="0" w15:restartNumberingAfterBreak="0">
-    <w:nsid w:val="167E1EBC"/>
-    <w:multiLevelType w:val="hybridMultilevel"/>
-    <w:tmpl w:val="3304A2C8"/>
-    <w:lvl w:ilvl="0" w:tplc="F88CB728">
-      <w:start w:val="2026"/>
-      <w:numFmt w:val="bullet"/>
-      <w:lvlText w:val=""/>
-      <w:lvlJc w:val="left"/>
-      <w:pPr>
-        <w:ind w:left="800" w:hanging="360"/>
-      </w:pPr>
-      <w:rPr>
-        <w:rFonts w:ascii="Wingdings" w:hAnsi="Wingdings" w:hint="default"/>
-      </w:rPr>
-    </w:lvl>
-    <w:lvl w:ilvl="1" w:tplc="04090003" w:tentative="1">
-      <w:start w:val="1"/>
-      <w:numFmt w:val="bullet"/>
-      <w:lvlText w:val=""/>
-      <w:lvlJc w:val="left"/>
-      <w:pPr>
-        <w:ind w:left="1320" w:hanging="440"/>
-      </w:pPr>
-      <w:rPr>
-        <w:rFonts w:ascii="Wingdings" w:hAnsi="Wingdings" w:hint="default"/>
-      </w:rPr>
-    </w:lvl>
-    <w:lvl w:ilvl="2" w:tplc="04090005" w:tentative="1">
-      <w:start w:val="1"/>
-      <w:numFmt w:val="bullet"/>
-      <w:lvlText w:val=""/>
-      <w:lvlJc w:val="left"/>
-      <w:pPr>
-        <w:ind w:left="1760" w:hanging="440"/>
-      </w:pPr>
-      <w:rPr>
-        <w:rFonts w:ascii="Wingdings" w:hAnsi="Wingdings" w:hint="default"/>
-      </w:rPr>
-    </w:lvl>
-    <w:lvl w:ilvl="3" w:tplc="04090001" w:tentative="1">
-      <w:start w:val="1"/>
-      <w:numFmt w:val="bullet"/>
-      <w:lvlText w:val=""/>
-      <w:lvlJc w:val="left"/>
-      <w:pPr>
-        <w:ind w:left="2200" w:hanging="440"/>
-      </w:pPr>
-      <w:rPr>
-        <w:rFonts w:ascii="Wingdings" w:hAnsi="Wingdings" w:hint="default"/>
-      </w:rPr>
-    </w:lvl>
-    <w:lvl w:ilvl="4" w:tplc="04090003" w:tentative="1">
-      <w:start w:val="1"/>
-      <w:numFmt w:val="bullet"/>
-      <w:lvlText w:val=""/>
-      <w:lvlJc w:val="left"/>
-      <w:pPr>
-        <w:ind w:left="2640" w:hanging="440"/>
-      </w:pPr>
-      <w:rPr>
-        <w:rFonts w:ascii="Wingdings" w:hAnsi="Wingdings" w:hint="default"/>
-      </w:rPr>
-    </w:lvl>
-    <w:lvl w:ilvl="5" w:tplc="04090005" w:tentative="1">
-      <w:start w:val="1"/>
-      <w:numFmt w:val="bullet"/>
-      <w:lvlText w:val=""/>
-      <w:lvlJc w:val="left"/>
-      <w:pPr>
-        <w:ind w:left="3080" w:hanging="440"/>
-      </w:pPr>
-      <w:rPr>
-        <w:rFonts w:ascii="Wingdings" w:hAnsi="Wingdings" w:hint="default"/>
-      </w:rPr>
-    </w:lvl>
-    <w:lvl w:ilvl="6" w:tplc="04090001" w:tentative="1">
-      <w:start w:val="1"/>
-      <w:numFmt w:val="bullet"/>
-      <w:lvlText w:val=""/>
-      <w:lvlJc w:val="left"/>
-      <w:pPr>
-        <w:ind w:left="3520" w:hanging="440"/>
-      </w:pPr>
-      <w:rPr>
-        <w:rFonts w:ascii="Wingdings" w:hAnsi="Wingdings" w:hint="default"/>
-      </w:rPr>
-    </w:lvl>
-    <w:lvl w:ilvl="7" w:tplc="04090003" w:tentative="1">
-      <w:start w:val="1"/>
-      <w:numFmt w:val="bullet"/>
-      <w:lvlText w:val=""/>
-      <w:lvlJc w:val="left"/>
-      <w:pPr>
-        <w:ind w:left="3960" w:hanging="440"/>
-      </w:pPr>
-      <w:rPr>
-        <w:rFonts w:ascii="Wingdings" w:hAnsi="Wingdings" w:hint="default"/>
-      </w:rPr>
-    </w:lvl>
-    <w:lvl w:ilvl="8" w:tplc="04090005" w:tentative="1">
-      <w:start w:val="1"/>
-      <w:numFmt w:val="bullet"/>
-      <w:lvlText w:val=""/>
-      <w:lvlJc w:val="left"/>
-      <w:pPr>
-        <w:ind w:left="4400" w:hanging="440"/>
-      </w:pPr>
-      <w:rPr>
-        <w:rFonts w:ascii="Wingdings" w:hAnsi="Wingdings" w:hint="default"/>
-      </w:rPr>
-    </w:lvl>
-  </w:abstractNum>
-  <w:abstractNum w:abstractNumId="1" w15:restartNumberingAfterBreak="0">
-    <w:nsid w:val="1775193A"/>
-    <w:multiLevelType w:val="hybridMultilevel"/>
-    <w:tmpl w:val="5322A474"/>
-    <w:lvl w:ilvl="0" w:tplc="F1B422C6">
-      <w:numFmt w:val="bullet"/>
-      <w:lvlText w:val=""/>
-      <w:lvlJc w:val="left"/>
-      <w:pPr>
-        <w:ind w:left="800" w:hanging="360"/>
-      </w:pPr>
-      <w:rPr>
-        <w:rFonts w:ascii="Wingdings" w:eastAsiaTheme="minorEastAsia" w:hAnsi="Wingdings" w:cstheme="minorEastAsia" w:hint="default"/>
-      </w:rPr>
-    </w:lvl>
-    <w:lvl w:ilvl="1" w:tplc="04090003" w:tentative="1">
-      <w:start w:val="1"/>
-      <w:numFmt w:val="bullet"/>
-      <w:lvlText w:val=""/>
-      <w:lvlJc w:val="left"/>
-      <w:pPr>
-        <w:ind w:left="1320" w:hanging="440"/>
-      </w:pPr>
-      <w:rPr>
-        <w:rFonts w:ascii="Wingdings" w:hAnsi="Wingdings" w:hint="default"/>
-      </w:rPr>
-    </w:lvl>
-    <w:lvl w:ilvl="2" w:tplc="04090005" w:tentative="1">
-      <w:start w:val="1"/>
-      <w:numFmt w:val="bullet"/>
-      <w:lvlText w:val=""/>
-      <w:lvlJc w:val="left"/>
-      <w:pPr>
-        <w:ind w:left="1760" w:hanging="440"/>
-      </w:pPr>
-      <w:rPr>
-        <w:rFonts w:ascii="Wingdings" w:hAnsi="Wingdings" w:hint="default"/>
-      </w:rPr>
-    </w:lvl>
-    <w:lvl w:ilvl="3" w:tplc="04090001" w:tentative="1">
-      <w:start w:val="1"/>
-      <w:numFmt w:val="bullet"/>
-      <w:lvlText w:val=""/>
-      <w:lvlJc w:val="left"/>
-      <w:pPr>
-        <w:ind w:left="2200" w:hanging="440"/>
-      </w:pPr>
-      <w:rPr>
-        <w:rFonts w:ascii="Wingdings" w:hAnsi="Wingdings" w:hint="default"/>
-      </w:rPr>
-    </w:lvl>
-    <w:lvl w:ilvl="4" w:tplc="04090003" w:tentative="1">
-      <w:start w:val="1"/>
-      <w:numFmt w:val="bullet"/>
-      <w:lvlText w:val=""/>
-      <w:lvlJc w:val="left"/>
-      <w:pPr>
-        <w:ind w:left="2640" w:hanging="440"/>
-      </w:pPr>
-      <w:rPr>
-        <w:rFonts w:ascii="Wingdings" w:hAnsi="Wingdings" w:hint="default"/>
-      </w:rPr>
-    </w:lvl>
-    <w:lvl w:ilvl="5" w:tplc="04090005" w:tentative="1">
-      <w:start w:val="1"/>
-      <w:numFmt w:val="bullet"/>
-      <w:lvlText w:val=""/>
-      <w:lvlJc w:val="left"/>
-      <w:pPr>
-        <w:ind w:left="3080" w:hanging="440"/>
-      </w:pPr>
-      <w:rPr>
-        <w:rFonts w:ascii="Wingdings" w:hAnsi="Wingdings" w:hint="default"/>
-      </w:rPr>
-    </w:lvl>
-    <w:lvl w:ilvl="6" w:tplc="04090001" w:tentative="1">
-      <w:start w:val="1"/>
-      <w:numFmt w:val="bullet"/>
-      <w:lvlText w:val=""/>
-      <w:lvlJc w:val="left"/>
-      <w:pPr>
-        <w:ind w:left="3520" w:hanging="440"/>
-      </w:pPr>
-      <w:rPr>
-        <w:rFonts w:ascii="Wingdings" w:hAnsi="Wingdings" w:hint="default"/>
-      </w:rPr>
-    </w:lvl>
-    <w:lvl w:ilvl="7" w:tplc="04090003" w:tentative="1">
-      <w:start w:val="1"/>
-      <w:numFmt w:val="bullet"/>
-      <w:lvlText w:val=""/>
-      <w:lvlJc w:val="left"/>
-      <w:pPr>
-        <w:ind w:left="3960" w:hanging="440"/>
-      </w:pPr>
-      <w:rPr>
-        <w:rFonts w:ascii="Wingdings" w:hAnsi="Wingdings" w:hint="default"/>
-      </w:rPr>
-    </w:lvl>
-    <w:lvl w:ilvl="8" w:tplc="04090005" w:tentative="1">
-      <w:start w:val="1"/>
-      <w:numFmt w:val="bullet"/>
-      <w:lvlText w:val=""/>
-      <w:lvlJc w:val="left"/>
-      <w:pPr>
-        <w:ind w:left="4400" w:hanging="440"/>
-      </w:pPr>
-      <w:rPr>
-        <w:rFonts w:ascii="Wingdings" w:hAnsi="Wingdings" w:hint="default"/>
-      </w:rPr>
-    </w:lvl>
-  </w:abstractNum>
-  <w:abstractNum w:abstractNumId="2" w15:restartNumberingAfterBreak="0">
-    <w:nsid w:val="52A257B8"/>
-    <w:multiLevelType w:val="hybridMultilevel"/>
-    <w:tmpl w:val="364687F0"/>
-    <w:lvl w:ilvl="0" w:tplc="8C7E6836">
-      <w:numFmt w:val="bullet"/>
-      <w:lvlText w:val=""/>
-      <w:lvlJc w:val="left"/>
-      <w:pPr>
-        <w:ind w:left="800" w:hanging="360"/>
-      </w:pPr>
-      <w:rPr>
-        <w:rFonts w:ascii="Wingdings" w:eastAsiaTheme="minorEastAsia" w:hAnsi="Wingdings" w:cstheme="minorEastAsia" w:hint="default"/>
-      </w:rPr>
-    </w:lvl>
-    <w:lvl w:ilvl="1" w:tplc="04090003" w:tentative="1">
-      <w:start w:val="1"/>
-      <w:numFmt w:val="bullet"/>
-      <w:lvlText w:val=""/>
-      <w:lvlJc w:val="left"/>
-      <w:pPr>
-        <w:ind w:left="1320" w:hanging="440"/>
-      </w:pPr>
-      <w:rPr>
-        <w:rFonts w:ascii="Wingdings" w:hAnsi="Wingdings" w:hint="default"/>
-      </w:rPr>
-    </w:lvl>
-    <w:lvl w:ilvl="2" w:tplc="04090005" w:tentative="1">
-      <w:start w:val="1"/>
-      <w:numFmt w:val="bullet"/>
-      <w:lvlText w:val=""/>
-      <w:lvlJc w:val="left"/>
-      <w:pPr>
-        <w:ind w:left="1760" w:hanging="440"/>
-      </w:pPr>
-      <w:rPr>
-        <w:rFonts w:ascii="Wingdings" w:hAnsi="Wingdings" w:hint="default"/>
-      </w:rPr>
-    </w:lvl>
-    <w:lvl w:ilvl="3" w:tplc="04090001" w:tentative="1">
-      <w:start w:val="1"/>
-      <w:numFmt w:val="bullet"/>
-      <w:lvlText w:val=""/>
-      <w:lvlJc w:val="left"/>
-      <w:pPr>
-        <w:ind w:left="2200" w:hanging="440"/>
-      </w:pPr>
-      <w:rPr>
-        <w:rFonts w:ascii="Wingdings" w:hAnsi="Wingdings" w:hint="default"/>
-      </w:rPr>
-    </w:lvl>
-    <w:lvl w:ilvl="4" w:tplc="04090003" w:tentative="1">
-      <w:start w:val="1"/>
-      <w:numFmt w:val="bullet"/>
-      <w:lvlText w:val=""/>
-      <w:lvlJc w:val="left"/>
-      <w:pPr>
-        <w:ind w:left="2640" w:hanging="440"/>
-      </w:pPr>
-      <w:rPr>
-        <w:rFonts w:ascii="Wingdings" w:hAnsi="Wingdings" w:hint="default"/>
-      </w:rPr>
-    </w:lvl>
-    <w:lvl w:ilvl="5" w:tplc="04090005" w:tentative="1">
-      <w:start w:val="1"/>
-      <w:numFmt w:val="bullet"/>
-      <w:lvlText w:val=""/>
-      <w:lvlJc w:val="left"/>
-      <w:pPr>
-        <w:ind w:left="3080" w:hanging="440"/>
-      </w:pPr>
-      <w:rPr>
-        <w:rFonts w:ascii="Wingdings" w:hAnsi="Wingdings" w:hint="default"/>
-      </w:rPr>
-    </w:lvl>
-    <w:lvl w:ilvl="6" w:tplc="04090001" w:tentative="1">
-      <w:start w:val="1"/>
-      <w:numFmt w:val="bullet"/>
-      <w:lvlText w:val=""/>
-      <w:lvlJc w:val="left"/>
-      <w:pPr>
-        <w:ind w:left="3520" w:hanging="440"/>
-      </w:pPr>
-      <w:rPr>
-        <w:rFonts w:ascii="Wingdings" w:hAnsi="Wingdings" w:hint="default"/>
-      </w:rPr>
-    </w:lvl>
-    <w:lvl w:ilvl="7" w:tplc="04090003" w:tentative="1">
-      <w:start w:val="1"/>
-      <w:numFmt w:val="bullet"/>
-      <w:lvlText w:val=""/>
-      <w:lvlJc w:val="left"/>
-      <w:pPr>
-        <w:ind w:left="3960" w:hanging="440"/>
-      </w:pPr>
-      <w:rPr>
-        <w:rFonts w:ascii="Wingdings" w:hAnsi="Wingdings" w:hint="default"/>
-      </w:rPr>
-    </w:lvl>
-    <w:lvl w:ilvl="8" w:tplc="04090005" w:tentative="1">
-      <w:start w:val="1"/>
-      <w:numFmt w:val="bullet"/>
-      <w:lvlText w:val=""/>
-      <w:lvlJc w:val="left"/>
-      <w:pPr>
-        <w:ind w:left="4400" w:hanging="440"/>
-      </w:pPr>
-      <w:rPr>
-        <w:rFonts w:ascii="Wingdings" w:hAnsi="Wingdings" w:hint="default"/>
-      </w:rPr>
-    </w:lvl>
-  </w:abstractNum>
-  <w:abstractNum w:abstractNumId="3" w15:restartNumberingAfterBreak="0">
-    <w:nsid w:val="77C87E54"/>
-    <w:multiLevelType w:val="hybridMultilevel"/>
-    <w:tmpl w:val="AEEADCD4"/>
-    <w:lvl w:ilvl="0" w:tplc="FCD62A50">
-      <w:numFmt w:val="bullet"/>
-      <w:lvlText w:val=""/>
-      <w:lvlJc w:val="left"/>
-      <w:pPr>
-        <w:ind w:left="800" w:hanging="360"/>
-      </w:pPr>
-      <w:rPr>
-        <w:rFonts w:ascii="Wingdings" w:eastAsiaTheme="minorEastAsia" w:hAnsi="Wingdings" w:cstheme="minorEastAsia" w:hint="default"/>
-      </w:rPr>
-    </w:lvl>
-    <w:lvl w:ilvl="1" w:tplc="04090003" w:tentative="1">
-      <w:start w:val="1"/>
-      <w:numFmt w:val="bullet"/>
-      <w:lvlText w:val=""/>
-      <w:lvlJc w:val="left"/>
-      <w:pPr>
-        <w:ind w:left="1320" w:hanging="440"/>
-      </w:pPr>
-      <w:rPr>
-        <w:rFonts w:ascii="Wingdings" w:hAnsi="Wingdings" w:hint="default"/>
-      </w:rPr>
-    </w:lvl>
-    <w:lvl w:ilvl="2" w:tplc="04090005" w:tentative="1">
-      <w:start w:val="1"/>
-      <w:numFmt w:val="bullet"/>
-      <w:lvlText w:val=""/>
-      <w:lvlJc w:val="left"/>
-      <w:pPr>
-        <w:ind w:left="1760" w:hanging="440"/>
-      </w:pPr>
-      <w:rPr>
-        <w:rFonts w:ascii="Wingdings" w:hAnsi="Wingdings" w:hint="default"/>
-      </w:rPr>
-    </w:lvl>
-    <w:lvl w:ilvl="3" w:tplc="04090001" w:tentative="1">
-      <w:start w:val="1"/>
-      <w:numFmt w:val="bullet"/>
-      <w:lvlText w:val=""/>
-      <w:lvlJc w:val="left"/>
-      <w:pPr>
-        <w:ind w:left="2200" w:hanging="440"/>
-      </w:pPr>
-      <w:rPr>
-        <w:rFonts w:ascii="Wingdings" w:hAnsi="Wingdings" w:hint="default"/>
-      </w:rPr>
-    </w:lvl>
-    <w:lvl w:ilvl="4" w:tplc="04090003" w:tentative="1">
-      <w:start w:val="1"/>
-      <w:numFmt w:val="bullet"/>
-      <w:lvlText w:val=""/>
-      <w:lvlJc w:val="left"/>
-      <w:pPr>
-        <w:ind w:left="2640" w:hanging="440"/>
-      </w:pPr>
-      <w:rPr>
-        <w:rFonts w:ascii="Wingdings" w:hAnsi="Wingdings" w:hint="default"/>
-      </w:rPr>
-    </w:lvl>
-    <w:lvl w:ilvl="5" w:tplc="04090005" w:tentative="1">
-      <w:start w:val="1"/>
-      <w:numFmt w:val="bullet"/>
-      <w:lvlText w:val=""/>
-      <w:lvlJc w:val="left"/>
-      <w:pPr>
-        <w:ind w:left="3080" w:hanging="440"/>
-      </w:pPr>
-      <w:rPr>
-        <w:rFonts w:ascii="Wingdings" w:hAnsi="Wingdings" w:hint="default"/>
-      </w:rPr>
-    </w:lvl>
-    <w:lvl w:ilvl="6" w:tplc="04090001" w:tentative="1">
-      <w:start w:val="1"/>
-      <w:numFmt w:val="bullet"/>
-      <w:lvlText w:val=""/>
-      <w:lvlJc w:val="left"/>
-      <w:pPr>
-        <w:ind w:left="3520" w:hanging="440"/>
-      </w:pPr>
-      <w:rPr>
-        <w:rFonts w:ascii="Wingdings" w:hAnsi="Wingdings" w:hint="default"/>
-      </w:rPr>
-    </w:lvl>
-    <w:lvl w:ilvl="7" w:tplc="04090003" w:tentative="1">
-      <w:start w:val="1"/>
-      <w:numFmt w:val="bullet"/>
-      <w:lvlText w:val=""/>
-      <w:lvlJc w:val="left"/>
-      <w:pPr>
-        <w:ind w:left="3960" w:hanging="440"/>
-      </w:pPr>
-      <w:rPr>
-        <w:rFonts w:ascii="Wingdings" w:hAnsi="Wingdings" w:hint="default"/>
-      </w:rPr>
-    </w:lvl>
-    <w:lvl w:ilvl="8" w:tplc="04090005" w:tentative="1">
-      <w:start w:val="1"/>
-      <w:numFmt w:val="bullet"/>
-      <w:lvlText w:val=""/>
-      <w:lvlJc w:val="left"/>
-      <w:pPr>
-        <w:ind w:left="4400" w:hanging="440"/>
-      </w:pPr>
-      <w:rPr>
-        <w:rFonts w:ascii="Wingdings" w:hAnsi="Wingdings" w:hint="default"/>
-      </w:rPr>
-    </w:lvl>
-  </w:abstractNum>
-  <w:abstractNum w:abstractNumId="4" w15:restartNumberingAfterBreak="0">
-    <w:nsid w:val="7C6A468C"/>
-    <w:multiLevelType w:val="hybridMultilevel"/>
-    <w:tmpl w:val="61E2A4E4"/>
-    <w:lvl w:ilvl="0" w:tplc="28106B42">
-      <w:numFmt w:val="bullet"/>
-      <w:lvlText w:val=""/>
-      <w:lvlJc w:val="left"/>
-      <w:pPr>
-        <w:ind w:left="800" w:hanging="360"/>
-      </w:pPr>
-      <w:rPr>
-        <w:rFonts w:ascii="Wingdings" w:eastAsiaTheme="minorEastAsia" w:hAnsi="Wingdings" w:cstheme="minorEastAsia" w:hint="default"/>
-      </w:rPr>
-    </w:lvl>
-    <w:lvl w:ilvl="1" w:tplc="04090003" w:tentative="1">
-      <w:start w:val="1"/>
-      <w:numFmt w:val="bullet"/>
-      <w:lvlText w:val=""/>
-      <w:lvlJc w:val="left"/>
-      <w:pPr>
-        <w:ind w:left="1320" w:hanging="440"/>
-      </w:pPr>
-      <w:rPr>
-        <w:rFonts w:ascii="Wingdings" w:hAnsi="Wingdings" w:hint="default"/>
-      </w:rPr>
-    </w:lvl>
-    <w:lvl w:ilvl="2" w:tplc="04090005" w:tentative="1">
-      <w:start w:val="1"/>
-      <w:numFmt w:val="bullet"/>
-      <w:lvlText w:val=""/>
-      <w:lvlJc w:val="left"/>
-      <w:pPr>
-        <w:ind w:left="1760" w:hanging="440"/>
-      </w:pPr>
-      <w:rPr>
-        <w:rFonts w:ascii="Wingdings" w:hAnsi="Wingdings" w:hint="default"/>
-      </w:rPr>
-    </w:lvl>
-    <w:lvl w:ilvl="3" w:tplc="04090001" w:tentative="1">
-      <w:start w:val="1"/>
-      <w:numFmt w:val="bullet"/>
-      <w:lvlText w:val=""/>
-      <w:lvlJc w:val="left"/>
-      <w:pPr>
-        <w:ind w:left="2200" w:hanging="440"/>
-      </w:pPr>
-      <w:rPr>
-        <w:rFonts w:ascii="Wingdings" w:hAnsi="Wingdings" w:hint="default"/>
-      </w:rPr>
-    </w:lvl>
-    <w:lvl w:ilvl="4" w:tplc="04090003" w:tentative="1">
-      <w:start w:val="1"/>
-      <w:numFmt w:val="bullet"/>
-      <w:lvlText w:val=""/>
-      <w:lvlJc w:val="left"/>
-      <w:pPr>
-        <w:ind w:left="2640" w:hanging="440"/>
-      </w:pPr>
-      <w:rPr>
-        <w:rFonts w:ascii="Wingdings" w:hAnsi="Wingdings" w:hint="default"/>
-      </w:rPr>
-    </w:lvl>
-    <w:lvl w:ilvl="5" w:tplc="04090005" w:tentative="1">
-      <w:start w:val="1"/>
-      <w:numFmt w:val="bullet"/>
-      <w:lvlText w:val=""/>
-      <w:lvlJc w:val="left"/>
-      <w:pPr>
-        <w:ind w:left="3080" w:hanging="440"/>
-      </w:pPr>
-      <w:rPr>
-        <w:rFonts w:ascii="Wingdings" w:hAnsi="Wingdings" w:hint="default"/>
-      </w:rPr>
-    </w:lvl>
-    <w:lvl w:ilvl="6" w:tplc="04090001" w:tentative="1">
-      <w:start w:val="1"/>
-      <w:numFmt w:val="bullet"/>
-      <w:lvlText w:val=""/>
-      <w:lvlJc w:val="left"/>
-      <w:pPr>
-        <w:ind w:left="3520" w:hanging="440"/>
-      </w:pPr>
-      <w:rPr>
-        <w:rFonts w:ascii="Wingdings" w:hAnsi="Wingdings" w:hint="default"/>
-      </w:rPr>
-    </w:lvl>
-    <w:lvl w:ilvl="7" w:tplc="04090003" w:tentative="1">
-      <w:start w:val="1"/>
-      <w:numFmt w:val="bullet"/>
-      <w:lvlText w:val=""/>
-      <w:lvlJc w:val="left"/>
-      <w:pPr>
-        <w:ind w:left="3960" w:hanging="440"/>
-      </w:pPr>
-      <w:rPr>
-        <w:rFonts w:ascii="Wingdings" w:hAnsi="Wingdings" w:hint="default"/>
-      </w:rPr>
-    </w:lvl>
-    <w:lvl w:ilvl="8" w:tplc="04090005" w:tentative="1">
-      <w:start w:val="1"/>
-      <w:numFmt w:val="bullet"/>
-      <w:lvlText w:val=""/>
-      <w:lvlJc w:val="left"/>
-      <w:pPr>
-        <w:ind w:left="4400" w:hanging="440"/>
-      </w:pPr>
-      <w:rPr>
-        <w:rFonts w:ascii="Wingdings" w:hAnsi="Wingdings" w:hint="default"/>
-      </w:rPr>
-    </w:lvl>
-  </w:abstractNum>
-  <w:abstractNum w:abstractNumId="5" w15:restartNumberingAfterBreak="0">
-    <w:nsid w:val="7D2244C9"/>
+<w:numbering xmlns:ve="http://schemas.openxmlformats.org/markup-compatibility/2006" xmlns:o="urn:schemas-microsoft-com:office:office" xmlns:r="http://schemas.openxmlformats.org/officeDocument/2006/relationships" xmlns:m="http://schemas.openxmlformats.org/officeDocument/2006/math" xmlns:v="urn:schemas-microsoft-com:vml" xmlns:wp="http://schemas.openxmlformats.org/drawingml/2006/wordprocessingDrawing" xmlns:w10="urn:schemas-microsoft-com:office:word" xmlns:w="http://schemas.openxmlformats.org/wordprocessingml/2006/main" xmlns:w14="http://schemas.microsoft.com/office/word/2010/wordml" xmlns:wne="http://schemas.microsoft.com/office/word/2006/wordml">
+  <w:abstractNum w:abstractNumId="0">
+    <w:nsid w:val="7d2244c9"/>
     <w:multiLevelType w:val="multilevel"/>
-    <w:tmpl w:val="3BFCBE5E"/>
+    <w:tmpl w:val="3bfcbe5e"/>
     <w:lvl w:ilvl="0">
       <w:start w:val="1"/>
-      <w:numFmt w:val="decimal"/>
       <w:lvlText w:val="%1."/>
       <w:lvlJc w:val="left"/>
       <w:pPr>
+        <w:ind w:left="720" w:hanging="360"/>
         <w:tabs>
           <w:tab w:val="num" w:pos="720"/>
         </w:tabs>
-        <w:ind w:left="720" w:hanging="360"/>
       </w:pPr>
     </w:lvl>
     <w:lvl w:ilvl="1">
       <w:start w:val="1"/>
-      <w:numFmt w:val="decimal"/>
       <w:lvlText w:val="%2."/>
       <w:lvlJc w:val="left"/>
       <w:pPr>
+        <w:ind w:left="1440" w:hanging="360"/>
         <w:tabs>
           <w:tab w:val="num" w:pos="1440"/>
         </w:tabs>
-        <w:ind w:left="1440" w:hanging="360"/>
       </w:pPr>
     </w:lvl>
     <w:lvl w:ilvl="2">
       <w:start w:val="1"/>
-      <w:numFmt w:val="decimal"/>
       <w:lvlText w:val="%3."/>
       <w:lvlJc w:val="left"/>
       <w:pPr>
+        <w:ind w:left="2160" w:hanging="360"/>
         <w:tabs>
           <w:tab w:val="num" w:pos="2160"/>
         </w:tabs>
-        <w:ind w:left="2160" w:hanging="360"/>
       </w:pPr>
     </w:lvl>
     <w:lvl w:ilvl="3">
       <w:start w:val="1"/>
-      <w:numFmt w:val="decimal"/>
       <w:lvlText w:val="%4."/>
       <w:lvlJc w:val="left"/>
       <w:pPr>
+        <w:ind w:left="2880" w:hanging="360"/>
         <w:tabs>
           <w:tab w:val="num" w:pos="2880"/>
         </w:tabs>
-        <w:ind w:left="2880" w:hanging="360"/>
       </w:pPr>
     </w:lvl>
-    <w:lvl w:ilvl="4" w:tentative="1">
+    <w:lvl w:ilvl="4" w:tentative="on">
       <w:start w:val="1"/>
-      <w:numFmt w:val="decimal"/>
       <w:lvlText w:val="%5."/>
       <w:lvlJc w:val="left"/>
       <w:pPr>
+        <w:ind w:left="3600" w:hanging="360"/>
         <w:tabs>
           <w:tab w:val="num" w:pos="3600"/>
         </w:tabs>
-        <w:ind w:left="3600" w:hanging="360"/>
       </w:pPr>
     </w:lvl>
-    <w:lvl w:ilvl="5" w:tentative="1">
+    <w:lvl w:ilvl="5" w:tentative="on">
       <w:start w:val="1"/>
-      <w:numFmt w:val="decimal"/>
       <w:lvlText w:val="%6."/>
       <w:lvlJc w:val="left"/>
       <w:pPr>
+        <w:ind w:left="4320" w:hanging="360"/>
         <w:tabs>
           <w:tab w:val="num" w:pos="4320"/>
         </w:tabs>
-        <w:ind w:left="4320" w:hanging="360"/>
       </w:pPr>
     </w:lvl>
-    <w:lvl w:ilvl="6" w:tentative="1">
+    <w:lvl w:ilvl="6" w:tentative="on">
       <w:start w:val="1"/>
-      <w:numFmt w:val="decimal"/>
       <w:lvlText w:val="%7."/>
       <w:lvlJc w:val="left"/>
       <w:pPr>
+        <w:ind w:left="5040" w:hanging="360"/>
         <w:tabs>
           <w:tab w:val="num" w:pos="5040"/>
         </w:tabs>
-        <w:ind w:left="5040" w:hanging="360"/>
       </w:pPr>
     </w:lvl>
-    <w:lvl w:ilvl="7" w:tentative="1">
+    <w:lvl w:ilvl="7" w:tentative="on">
       <w:start w:val="1"/>
-      <w:numFmt w:val="decimal"/>
       <w:lvlText w:val="%8."/>
       <w:lvlJc w:val="left"/>
       <w:pPr>
+        <w:ind w:left="5760" w:hanging="360"/>
         <w:tabs>
           <w:tab w:val="num" w:pos="5760"/>
         </w:tabs>
-        <w:ind w:left="5760" w:hanging="360"/>
       </w:pPr>
     </w:lvl>
-    <w:lvl w:ilvl="8" w:tentative="1">
+    <w:lvl w:ilvl="8" w:tentative="on">
       <w:start w:val="1"/>
-      <w:numFmt w:val="decimal"/>
       <w:lvlText w:val="%9."/>
       <w:lvlJc w:val="left"/>
       <w:pPr>
+        <w:ind w:left="6480" w:hanging="360"/>
         <w:tabs>
           <w:tab w:val="num" w:pos="6480"/>
         </w:tabs>
-        <w:ind w:left="6480" w:hanging="360"/>
       </w:pPr>
     </w:lvl>
   </w:abstractNum>
-  <w:abstractNum w:abstractNumId="6" w15:restartNumberingAfterBreak="0">
-    <w:nsid w:val="7E7A5A20"/>
+  <w:abstractNum w:abstractNumId="1">
+    <w:nsid w:val="7e7a5a20"/>
     <w:multiLevelType w:val="multilevel"/>
-    <w:tmpl w:val="7C7AEC46"/>
+    <w:tmpl w:val="7c7aec46"/>
     <w:lvl w:ilvl="0">
       <w:start w:val="1"/>
       <w:numFmt w:val="bullet"/>
       <w:lvlText w:val=""/>
       <w:lvlJc w:val="left"/>
       <w:pPr>
+        <w:ind w:left="720" w:hanging="360"/>
         <w:tabs>
           <w:tab w:val="num" w:pos="720"/>
         </w:tabs>
-        <w:ind w:left="720" w:hanging="360"/>
       </w:pPr>
       <w:rPr>
         <w:rFonts w:ascii="Symbol" w:hAnsi="Symbol" w:hint="default"/>
@@ -4410,10 +4128,10 @@
       <w:lvlText w:val="o"/>
       <w:lvlJc w:val="left"/>
       <w:pPr>
+        <w:ind w:left="1440" w:hanging="360"/>
         <w:tabs>
           <w:tab w:val="num" w:pos="1440"/>
         </w:tabs>
-        <w:ind w:left="1440" w:hanging="360"/>
       </w:pPr>
       <w:rPr>
         <w:rFonts w:ascii="Courier New" w:hAnsi="Courier New" w:hint="default"/>
@@ -4426,10 +4144,10 @@
       <w:lvlText w:val=""/>
       <w:lvlJc w:val="left"/>
       <w:pPr>
+        <w:ind w:left="2160" w:hanging="360"/>
         <w:tabs>
           <w:tab w:val="num" w:pos="2160"/>
         </w:tabs>
-        <w:ind w:left="2160" w:hanging="360"/>
       </w:pPr>
       <w:rPr>
         <w:rFonts w:ascii="Wingdings" w:hAnsi="Wingdings" w:hint="default"/>
@@ -4442,90 +4160,90 @@
       <w:lvlText w:val=""/>
       <w:lvlJc w:val="left"/>
       <w:pPr>
+        <w:ind w:left="2880" w:hanging="360"/>
         <w:tabs>
           <w:tab w:val="num" w:pos="2880"/>
         </w:tabs>
-        <w:ind w:left="2880" w:hanging="360"/>
       </w:pPr>
       <w:rPr>
         <w:rFonts w:ascii="Wingdings" w:hAnsi="Wingdings" w:hint="default"/>
         <w:sz w:val="20"/>
       </w:rPr>
     </w:lvl>
-    <w:lvl w:ilvl="4" w:tentative="1">
+    <w:lvl w:ilvl="4" w:tentative="on">
       <w:start w:val="1"/>
       <w:numFmt w:val="bullet"/>
       <w:lvlText w:val=""/>
       <w:lvlJc w:val="left"/>
       <w:pPr>
+        <w:ind w:left="3600" w:hanging="360"/>
         <w:tabs>
           <w:tab w:val="num" w:pos="3600"/>
         </w:tabs>
-        <w:ind w:left="3600" w:hanging="360"/>
       </w:pPr>
       <w:rPr>
         <w:rFonts w:ascii="Wingdings" w:hAnsi="Wingdings" w:hint="default"/>
         <w:sz w:val="20"/>
       </w:rPr>
     </w:lvl>
-    <w:lvl w:ilvl="5" w:tentative="1">
+    <w:lvl w:ilvl="5" w:tentative="on">
       <w:start w:val="1"/>
       <w:numFmt w:val="bullet"/>
       <w:lvlText w:val=""/>
       <w:lvlJc w:val="left"/>
       <w:pPr>
+        <w:ind w:left="4320" w:hanging="360"/>
         <w:tabs>
           <w:tab w:val="num" w:pos="4320"/>
         </w:tabs>
-        <w:ind w:left="4320" w:hanging="360"/>
       </w:pPr>
       <w:rPr>
         <w:rFonts w:ascii="Wingdings" w:hAnsi="Wingdings" w:hint="default"/>
         <w:sz w:val="20"/>
       </w:rPr>
     </w:lvl>
-    <w:lvl w:ilvl="6" w:tentative="1">
+    <w:lvl w:ilvl="6" w:tentative="on">
       <w:start w:val="1"/>
       <w:numFmt w:val="bullet"/>
       <w:lvlText w:val=""/>
       <w:lvlJc w:val="left"/>
       <w:pPr>
+        <w:ind w:left="5040" w:hanging="360"/>
         <w:tabs>
           <w:tab w:val="num" w:pos="5040"/>
         </w:tabs>
-        <w:ind w:left="5040" w:hanging="360"/>
       </w:pPr>
       <w:rPr>
         <w:rFonts w:ascii="Wingdings" w:hAnsi="Wingdings" w:hint="default"/>
         <w:sz w:val="20"/>
       </w:rPr>
     </w:lvl>
-    <w:lvl w:ilvl="7" w:tentative="1">
+    <w:lvl w:ilvl="7" w:tentative="on">
       <w:start w:val="1"/>
       <w:numFmt w:val="bullet"/>
       <w:lvlText w:val=""/>
       <w:lvlJc w:val="left"/>
       <w:pPr>
+        <w:ind w:left="5760" w:hanging="360"/>
         <w:tabs>
           <w:tab w:val="num" w:pos="5760"/>
         </w:tabs>
-        <w:ind w:left="5760" w:hanging="360"/>
       </w:pPr>
       <w:rPr>
         <w:rFonts w:ascii="Wingdings" w:hAnsi="Wingdings" w:hint="default"/>
         <w:sz w:val="20"/>
       </w:rPr>
     </w:lvl>
-    <w:lvl w:ilvl="8" w:tentative="1">
+    <w:lvl w:ilvl="8" w:tentative="on">
       <w:start w:val="1"/>
       <w:numFmt w:val="bullet"/>
       <w:lvlText w:val=""/>
       <w:lvlJc w:val="left"/>
       <w:pPr>
+        <w:ind w:left="6480" w:hanging="360"/>
         <w:tabs>
           <w:tab w:val="num" w:pos="6480"/>
         </w:tabs>
-        <w:ind w:left="6480" w:hanging="360"/>
       </w:pPr>
       <w:rPr>
         <w:rFonts w:ascii="Wingdings" w:hAnsi="Wingdings" w:hint="default"/>
@@ -4533,45 +4251,145 @@
       </w:rPr>
     </w:lvl>
   </w:abstractNum>
-  <w:num w:numId="1" w16cid:durableId="34624845">
+  <w:abstractNum w:abstractNumId="2">
+    <w:nsid w:val="52a257b8"/>
+    <w:multiLevelType w:val="hybridMultilevel"/>
+    <w:tmpl w:val="364687f0"/>
+    <w:lvl w:ilvl="0" w:tplc="8c7e6836">
+      <w:numFmt w:val="bullet"/>
+      <w:lvlText w:val=""/>
+      <w:lvlJc w:val="left"/>
+      <w:pPr>
+        <w:ind w:left="800" w:hanging="360"/>
+      </w:pPr>
+      <w:rPr>
+        <w:rFonts w:ascii="Wingdings" w:hAnsi="Wingdings" w:hint="default"/>
+      </w:rPr>
+    </w:lvl>
+    <w:lvl w:ilvl="1" w:tentative="on" w:tplc="4090003">
+      <w:start w:val="1"/>
+      <w:numFmt w:val="bullet"/>
+      <w:lvlText w:val=""/>
+      <w:lvlJc w:val="left"/>
+      <w:pPr>
+        <w:ind w:left="1320" w:hanging="440"/>
+      </w:pPr>
+      <w:rPr>
+        <w:rFonts w:ascii="Wingdings" w:hAnsi="Wingdings" w:hint="default"/>
+      </w:rPr>
+    </w:lvl>
+    <w:lvl w:ilvl="2" w:tentative="on" w:tplc="4090005">
+      <w:start w:val="1"/>
+      <w:numFmt w:val="bullet"/>
+      <w:lvlText w:val=""/>
+      <w:lvlJc w:val="left"/>
+      <w:pPr>
+        <w:ind w:left="1760" w:hanging="440"/>
+      </w:pPr>
+      <w:rPr>
+        <w:rFonts w:ascii="Wingdings" w:hAnsi="Wingdings" w:hint="default"/>
+      </w:rPr>
+    </w:lvl>
+    <w:lvl w:ilvl="3" w:tentative="on" w:tplc="4090001">
+      <w:start w:val="1"/>
+      <w:numFmt w:val="bullet"/>
+      <w:lvlText w:val=""/>
+      <w:lvlJc w:val="left"/>
+      <w:pPr>
+        <w:ind w:left="2200" w:hanging="440"/>
+      </w:pPr>
+      <w:rPr>
+        <w:rFonts w:ascii="Wingdings" w:hAnsi="Wingdings" w:hint="default"/>
+      </w:rPr>
+    </w:lvl>
+    <w:lvl w:ilvl="4" w:tentative="on" w:tplc="4090003">
+      <w:start w:val="1"/>
+      <w:numFmt w:val="bullet"/>
+      <w:lvlText w:val=""/>
+      <w:lvlJc w:val="left"/>
+      <w:pPr>
+        <w:ind w:left="2640" w:hanging="440"/>
+      </w:pPr>
+      <w:rPr>
+        <w:rFonts w:ascii="Wingdings" w:hAnsi="Wingdings" w:hint="default"/>
+      </w:rPr>
+    </w:lvl>
+    <w:lvl w:ilvl="5" w:tentative="on" w:tplc="4090005">
+      <w:start w:val="1"/>
+      <w:numFmt w:val="bullet"/>
+      <w:lvlText w:val=""/>
+      <w:lvlJc w:val="left"/>
+      <w:pPr>
+        <w:ind w:left="3080" w:hanging="440"/>
+      </w:pPr>
+      <w:rPr>
+        <w:rFonts w:ascii="Wingdings" w:hAnsi="Wingdings" w:hint="default"/>
+      </w:rPr>
+    </w:lvl>
+    <w:lvl w:ilvl="6" w:tentative="on" w:tplc="4090001">
+      <w:start w:val="1"/>
+      <w:numFmt w:val="bullet"/>
+      <w:lvlText w:val=""/>
+      <w:lvlJc w:val="left"/>
+      <w:pPr>
+        <w:ind w:left="3520" w:hanging="440"/>
+      </w:pPr>
+      <w:rPr>
+        <w:rFonts w:ascii="Wingdings" w:hAnsi="Wingdings" w:hint="default"/>
+      </w:rPr>
+    </w:lvl>
+    <w:lvl w:ilvl="7" w:tentative="on" w:tplc="4090003">
+      <w:start w:val="1"/>
+      <w:numFmt w:val="bullet"/>
+      <w:lvlText w:val=""/>
+      <w:lvlJc w:val="left"/>
+      <w:pPr>
+        <w:ind w:left="3960" w:hanging="440"/>
+      </w:pPr>
+      <w:rPr>
+        <w:rFonts w:ascii="Wingdings" w:hAnsi="Wingdings" w:hint="default"/>
+      </w:rPr>
+    </w:lvl>
+    <w:lvl w:ilvl="8" w:tentative="on" w:tplc="4090005">
+      <w:start w:val="1"/>
+      <w:numFmt w:val="bullet"/>
+      <w:lvlText w:val=""/>
+      <w:lvlJc w:val="left"/>
+      <w:pPr>
+        <w:ind w:left="4400" w:hanging="440"/>
+      </w:pPr>
+      <w:rPr>
+        <w:rFonts w:ascii="Wingdings" w:hAnsi="Wingdings" w:hint="default"/>
+      </w:rPr>
+    </w:lvl>
+  </w:abstractNum>
+  <w:num w:numId="1">
     <w:abstractNumId w:val="0"/>
   </w:num>
-  <w:num w:numId="2" w16cid:durableId="225458082">
-    <w:abstractNumId w:val="3"/>
-  </w:num>
-  <w:num w:numId="3" w16cid:durableId="1405106466">
-    <w:abstractNumId w:val="4"/>
-  </w:num>
-  <w:num w:numId="4" w16cid:durableId="867182880">
+  <w:num w:numId="2">
     <w:abstractNumId w:val="1"/>
   </w:num>
-  <w:num w:numId="5" w16cid:durableId="1767189517">
-    <w:abstractNumId w:val="5"/>
-  </w:num>
-  <w:num w:numId="6" w16cid:durableId="1733962065">
-    <w:abstractNumId w:val="6"/>
-  </w:num>
-  <w:num w:numId="7" w16cid:durableId="1281568502">
+  <w:num w:numId="3">
     <w:abstractNumId w:val="2"/>
   </w:num>
 </w:numbering>
 </file>
 
 <file path=word/styles.xml><?xml version="1.0" encoding="utf-8"?>
-<w:styles xmlns:mc="http://schemas.openxmlformats.org/markup-compatibility/2006" xmlns:r="http://schemas.openxmlformats.org/officeDocument/2006/relationships" xmlns:w="http://schemas.openxmlformats.org/wordprocessingml/2006/main" xmlns:w14="http://schemas.microsoft.com/office/word/2010/wordml" xmlns:w15="http://schemas.microsoft.com/office/word/2012/wordml" xmlns:w16cex="http://schemas.microsoft.com/office/word/2018/wordml/cex" xmlns:w16cid="http://schemas.microsoft.com/office/word/2016/wordml/cid" xmlns:w16="http://schemas.microsoft.com/office/word/2018/wordml" xmlns:w16du="http://schemas.microsoft.com/office/word/2023/wordml/word16du" xmlns:w16sdtdh="http://schemas.microsoft.com/office/word/2020/wordml/sdtdatahash" xmlns:w16sdtfl="http://schemas.microsoft.com/office/word/2024/wordml/sdtformatlock" xmlns:w16se="http://schemas.microsoft.com/office/word/2015/wordml/symex" mc:Ignorable="w14 w15 w16se w16cid w16 w16cex w16sdtdh w16sdtfl w16du">
+<w:styles xmlns:r="http://schemas.openxmlformats.org/officeDocument/2006/relationships" xmlns:w="http://schemas.openxmlformats.org/wordprocessingml/2006/main">
   <w:docDefaults>
     <w:rPrDefault>
       <w:rPr>
+        <w:lang w:val="en-US" w:eastAsia="ko-KR" w:bidi="ar-SA"/>
         <w:rFonts w:asciiTheme="minorHAnsi" w:eastAsiaTheme="minorEastAsia" w:hAnsiTheme="minorHAnsi" w:cstheme="minorEastAsia"/>
+        <w:szCs w:val="22"/>
         <w:kern w:val="2"/>
-        <w:szCs w:val="22"/>
-        <w:lang w:val="en-US" w:eastAsia="ko-KR" w:bidi="ar-SA"/>
       </w:rPr>
     </w:rPrDefault>
     <w:pPrDefault>
       <w:pPr>
+        <w:jc w:val="both"/>
         <w:spacing w:after="160" w:line="259" w:lineRule="auto"/>
-        <w:jc w:val="both"/>
       </w:pPr>
     </w:pPrDefault>
   </w:docDefaults>
@@ -4852,10 +4670,10 @@
     <w:name w:val="Normal"/>
     <w:qFormat/>
     <w:pPr>
-      <w:widowControl w:val="0"/>
-      <w:wordWrap w:val="0"/>
-      <w:autoSpaceDE w:val="0"/>
-      <w:autoSpaceDN w:val="0"/>
+      <w:autoSpaceDE w:val="off"/>
+      <w:autoSpaceDN w:val="off"/>
+      <w:widowControl w:val="off"/>
+      <w:wordWrap w:val="off"/>
     </w:pPr>
   </w:style>
   <w:style w:type="character" w:default="1" w:styleId="a0">
@@ -4886,8 +4704,8 @@
   </w:style>
   <w:style w:type="table" w:customStyle="1" w:styleId="1">
     <w:name w:val="표 구분선1"/>
+    <w:uiPriority w:val="39"/>
     <w:basedOn w:val="a1"/>
-    <w:uiPriority w:val="39"/>
     <w:pPr>
       <w:spacing w:after="0" w:line="240" w:lineRule="auto"/>
     </w:pPr>
@@ -4904,8 +4722,8 @@
   </w:style>
   <w:style w:type="paragraph" w:styleId="a3">
     <w:name w:val="List Paragraph"/>
+    <w:uiPriority w:val="34"/>
     <w:basedOn w:val="a"/>
-    <w:uiPriority w:val="34"/>
     <w:qFormat/>
     <w:pPr>
       <w:ind w:leftChars="400" w:left="800"/>
@@ -4913,43 +4731,43 @@
   </w:style>
   <w:style w:type="paragraph" w:styleId="a4">
     <w:name w:val="header"/>
+    <w:uiPriority w:val="99"/>
     <w:basedOn w:val="a"/>
     <w:link w:val="Char"/>
-    <w:uiPriority w:val="99"/>
     <w:unhideWhenUsed/>
     <w:pPr>
+      <w:snapToGrid w:val="0"/>
       <w:tabs>
         <w:tab w:val="center" w:pos="4513"/>
         <w:tab w:val="right" w:pos="9026"/>
       </w:tabs>
-      <w:snapToGrid w:val="0"/>
     </w:pPr>
   </w:style>
   <w:style w:type="character" w:customStyle="1" w:styleId="Char">
     <w:name w:val="머리글 Char"/>
+    <w:uiPriority w:val="99"/>
     <w:basedOn w:val="a0"/>
     <w:link w:val="a4"/>
-    <w:uiPriority w:val="99"/>
   </w:style>
   <w:style w:type="paragraph" w:styleId="a5">
     <w:name w:val="footer"/>
+    <w:uiPriority w:val="99"/>
     <w:basedOn w:val="a"/>
     <w:link w:val="Char0"/>
-    <w:uiPriority w:val="99"/>
     <w:unhideWhenUsed/>
     <w:pPr>
+      <w:snapToGrid w:val="0"/>
       <w:tabs>
         <w:tab w:val="center" w:pos="4513"/>
         <w:tab w:val="right" w:pos="9026"/>
       </w:tabs>
-      <w:snapToGrid w:val="0"/>
     </w:pPr>
   </w:style>
   <w:style w:type="character" w:customStyle="1" w:styleId="Char0">
     <w:name w:val="바닥글 Char"/>
+    <w:uiPriority w:val="99"/>
     <w:basedOn w:val="a0"/>
     <w:link w:val="a5"/>
-    <w:uiPriority w:val="99"/>
   </w:style>
   <w:style w:type="character" w:styleId="a6">
     <w:name w:val="Hyperlink"/>
@@ -4957,7 +4775,7 @@
     <w:unhideWhenUsed/>
     <w:rPr>
       <w:color w:val="0563C1"/>
-      <w:u w:val="single"/>
+      <w:u w:val="single" w:color="auto"/>
     </w:rPr>
   </w:style>
   <w:style w:type="character" w:customStyle="1" w:styleId="10">
@@ -4972,8 +4790,8 @@
   </w:style>
   <w:style w:type="character" w:styleId="HTML">
     <w:name w:val="HTML Code"/>
+    <w:uiPriority w:val="99"/>
     <w:basedOn w:val="a0"/>
-    <w:uiPriority w:val="99"/>
     <w:semiHidden/>
     <w:unhideWhenUsed/>
     <w:rPr>
@@ -4984,8 +4802,8 @@
   </w:style>
   <w:style w:type="character" w:styleId="a7">
     <w:name w:val="Strong"/>
+    <w:uiPriority w:val="22"/>
     <w:basedOn w:val="a0"/>
-    <w:uiPriority w:val="22"/>
     <w:qFormat/>
     <w:rPr>
       <w:b/>
@@ -4994,8 +4812,8 @@
   </w:style>
   <w:style w:type="paragraph" w:styleId="a8">
     <w:name w:val="Normal (Web)"/>
+    <w:uiPriority w:val="99"/>
     <w:basedOn w:val="a"/>
-    <w:uiPriority w:val="99"/>
     <w:unhideWhenUsed/>
     <w:rPr>
       <w:rFonts w:ascii="Times New Roman" w:hAnsi="Times New Roman" w:cs="Times New Roman"/>
@@ -5024,15 +4842,14 @@
     <w:unhideWhenUsed/>
     <w:rPr>
       <w:color w:val="954F72"/>
-      <w:u w:val="single"/>
+      <w:u w:val="single" w:color="auto"/>
     </w:rPr>
   </w:style>
-  <w:style w:type="character" w:styleId="aa">
+  <w:style w:type="character" w:customStyle="1" w:styleId="aa">
     <w:name w:val="Unresolved Mention"/>
     <w:basedOn w:val="a0"/>
     <w:semiHidden/>
     <w:unhideWhenUsed/>
-    <w:rsid w:val="000D75E0"/>
     <w:rPr>
       <w:color w:val="605E5C"/>
       <w:shd w:val="clear" w:color="auto" w:fill="E1DFDD"/>
